--- a/backend/templates/Direct/xx.xx.xx TREADWELL COMBO PROPOSAL - CUSTMOER NAME.docx
+++ b/backend/templates/Direct/xx.xx.xx TREADWELL COMBO PROPOSAL - CUSTMOER NAME.docx
@@ -137,7 +137,7 @@
                                 <w:sz w:val="18"/>
                                 <w:szCs w:val="18"/>
                               </w:rPr>
-                              <w:t>xxx</w:t>
+                              <w:t xml:space="preserve">{{job_name}}</w:t>
                             </w:r>
                           </w:p>
                           <w:p>
@@ -161,7 +161,7 @@
                                 <w:sz w:val="18"/>
                                 <w:szCs w:val="18"/>
                               </w:rPr>
-                              <w:t>xxx, KS</w:t>
+                              <w:t xml:space="preserve">{{city_state}}</w:t>
                             </w:r>
                           </w:p>
                           <w:p>
@@ -288,7 +288,7 @@
                           <w:sz w:val="18"/>
                           <w:szCs w:val="18"/>
                         </w:rPr>
-                        <w:t>xxx</w:t>
+                        <w:t xml:space="preserve">{{job_name}}</w:t>
                       </w:r>
                     </w:p>
                     <w:p>
@@ -312,7 +312,7 @@
                           <w:sz w:val="18"/>
                           <w:szCs w:val="18"/>
                         </w:rPr>
-                        <w:t>xxx, KS</w:t>
+                        <w:t xml:space="preserve">{{city_state}}</w:t>
                       </w:r>
                     </w:p>
                     <w:p>
@@ -1040,7 +1040,7 @@
                                 <w:sz w:val="18"/>
                                 <w:szCs w:val="18"/>
                               </w:rPr>
-                              <w:t>: Orange-Peel or Smooth or Light or Medium or Heavy or with added texture</w:t>
+                              <w:t xml:space="preserve">: {{texture}}</w:t>
                             </w:r>
                             <w:r>
                               <w:rPr>
@@ -1622,7 +1622,7 @@
                           <w:sz w:val="18"/>
                           <w:szCs w:val="18"/>
                         </w:rPr>
-                        <w:t>: Orange-Peel or Smooth or Light or Medium or Heavy or with added texture</w:t>
+                        <w:t xml:space="preserve">: {{texture}}</w:t>
                       </w:r>
                       <w:r>
                         <w:rPr>

--- a/backend/templates/Direct/xx.xx.xx TREADWELL COMBO PROPOSAL - CUSTMOER NAME.docx
+++ b/backend/templates/Direct/xx.xx.xx TREADWELL COMBO PROPOSAL - CUSTMOER NAME.docx
@@ -471,52 +471,52 @@
                                 <w:sz w:val="18"/>
                                 <w:szCs w:val="18"/>
                               </w:rPr>
-                              <w:t>1</w:t>
-                            </w:r>
-                            <w:r>
-                              <w:rPr>
-                                <w:rFonts w:ascii="Zetta Serif Book" w:hAnsi="Zetta Serif Book"/>
-                                <w:color w:val="404040" w:themeColor="text1" w:themeTint="BF"/>
-                                <w:sz w:val="18"/>
-                                <w:szCs w:val="18"/>
-                              </w:rPr>
-                              <w:t>/</w:t>
-                            </w:r>
-                            <w:r>
-                              <w:rPr>
-                                <w:rFonts w:ascii="Zetta Serif Book" w:hAnsi="Zetta Serif Book"/>
-                                <w:color w:val="404040" w:themeColor="text1" w:themeTint="BF"/>
-                                <w:sz w:val="18"/>
-                                <w:szCs w:val="18"/>
-                              </w:rPr>
-                              <w:t>1</w:t>
-                            </w:r>
-                            <w:r>
-                              <w:rPr>
-                                <w:rFonts w:ascii="Zetta Serif Book" w:hAnsi="Zetta Serif Book"/>
-                                <w:color w:val="404040" w:themeColor="text1" w:themeTint="BF"/>
-                                <w:sz w:val="18"/>
-                                <w:szCs w:val="18"/>
-                              </w:rPr>
-                              <w:t>/</w:t>
-                            </w:r>
-                            <w:r>
-                              <w:rPr>
-                                <w:rFonts w:ascii="Zetta Serif Book" w:hAnsi="Zetta Serif Book"/>
-                                <w:color w:val="404040" w:themeColor="text1" w:themeTint="BF"/>
-                                <w:sz w:val="18"/>
-                                <w:szCs w:val="18"/>
-                              </w:rPr>
-                              <w:t>2</w:t>
-                            </w:r>
-                            <w:r>
-                              <w:rPr>
-                                <w:rFonts w:ascii="Zetta Serif Book" w:hAnsi="Zetta Serif Book"/>
-                                <w:color w:val="404040" w:themeColor="text1" w:themeTint="BF"/>
-                                <w:sz w:val="18"/>
-                                <w:szCs w:val="18"/>
-                              </w:rPr>
-                              <w:t>6</w:t>
+                              <w:t xml:space="preserve">{{bid_date_formatted}}</w:t>
+                            </w:r>
+                            <w:r>
+                              <w:rPr>
+                                <w:rFonts w:ascii="Zetta Serif Book" w:hAnsi="Zetta Serif Book"/>
+                                <w:color w:val="404040" w:themeColor="text1" w:themeTint="BF"/>
+                                <w:sz w:val="18"/>
+                                <w:szCs w:val="18"/>
+                              </w:rPr>
+                              <w:t/>
+                            </w:r>
+                            <w:r>
+                              <w:rPr>
+                                <w:rFonts w:ascii="Zetta Serif Book" w:hAnsi="Zetta Serif Book"/>
+                                <w:color w:val="404040" w:themeColor="text1" w:themeTint="BF"/>
+                                <w:sz w:val="18"/>
+                                <w:szCs w:val="18"/>
+                              </w:rPr>
+                              <w:t/>
+                            </w:r>
+                            <w:r>
+                              <w:rPr>
+                                <w:rFonts w:ascii="Zetta Serif Book" w:hAnsi="Zetta Serif Book"/>
+                                <w:color w:val="404040" w:themeColor="text1" w:themeTint="BF"/>
+                                <w:sz w:val="18"/>
+                                <w:szCs w:val="18"/>
+                              </w:rPr>
+                              <w:t/>
+                            </w:r>
+                            <w:r>
+                              <w:rPr>
+                                <w:rFonts w:ascii="Zetta Serif Book" w:hAnsi="Zetta Serif Book"/>
+                                <w:color w:val="404040" w:themeColor="text1" w:themeTint="BF"/>
+                                <w:sz w:val="18"/>
+                                <w:szCs w:val="18"/>
+                              </w:rPr>
+                              <w:t/>
+                            </w:r>
+                            <w:r>
+                              <w:rPr>
+                                <w:rFonts w:ascii="Zetta Serif Book" w:hAnsi="Zetta Serif Book"/>
+                                <w:color w:val="404040" w:themeColor="text1" w:themeTint="BF"/>
+                                <w:sz w:val="18"/>
+                                <w:szCs w:val="18"/>
+                              </w:rPr>
+                              <w:t/>
                             </w:r>
                           </w:p>
                         </w:txbxContent>
@@ -563,52 +563,52 @@
                           <w:sz w:val="18"/>
                           <w:szCs w:val="18"/>
                         </w:rPr>
-                        <w:t>1</w:t>
-                      </w:r>
-                      <w:r>
-                        <w:rPr>
-                          <w:rFonts w:ascii="Zetta Serif Book" w:hAnsi="Zetta Serif Book"/>
-                          <w:color w:val="404040" w:themeColor="text1" w:themeTint="BF"/>
-                          <w:sz w:val="18"/>
-                          <w:szCs w:val="18"/>
-                        </w:rPr>
-                        <w:t>/</w:t>
-                      </w:r>
-                      <w:r>
-                        <w:rPr>
-                          <w:rFonts w:ascii="Zetta Serif Book" w:hAnsi="Zetta Serif Book"/>
-                          <w:color w:val="404040" w:themeColor="text1" w:themeTint="BF"/>
-                          <w:sz w:val="18"/>
-                          <w:szCs w:val="18"/>
-                        </w:rPr>
-                        <w:t>1</w:t>
-                      </w:r>
-                      <w:r>
-                        <w:rPr>
-                          <w:rFonts w:ascii="Zetta Serif Book" w:hAnsi="Zetta Serif Book"/>
-                          <w:color w:val="404040" w:themeColor="text1" w:themeTint="BF"/>
-                          <w:sz w:val="18"/>
-                          <w:szCs w:val="18"/>
-                        </w:rPr>
-                        <w:t>/</w:t>
-                      </w:r>
-                      <w:r>
-                        <w:rPr>
-                          <w:rFonts w:ascii="Zetta Serif Book" w:hAnsi="Zetta Serif Book"/>
-                          <w:color w:val="404040" w:themeColor="text1" w:themeTint="BF"/>
-                          <w:sz w:val="18"/>
-                          <w:szCs w:val="18"/>
-                        </w:rPr>
-                        <w:t>2</w:t>
-                      </w:r>
-                      <w:r>
-                        <w:rPr>
-                          <w:rFonts w:ascii="Zetta Serif Book" w:hAnsi="Zetta Serif Book"/>
-                          <w:color w:val="404040" w:themeColor="text1" w:themeTint="BF"/>
-                          <w:sz w:val="18"/>
-                          <w:szCs w:val="18"/>
-                        </w:rPr>
-                        <w:t>6</w:t>
+                        <w:t xml:space="preserve">{{bid_date_formatted}}</w:t>
+                      </w:r>
+                      <w:r>
+                        <w:rPr>
+                          <w:rFonts w:ascii="Zetta Serif Book" w:hAnsi="Zetta Serif Book"/>
+                          <w:color w:val="404040" w:themeColor="text1" w:themeTint="BF"/>
+                          <w:sz w:val="18"/>
+                          <w:szCs w:val="18"/>
+                        </w:rPr>
+                        <w:t/>
+                      </w:r>
+                      <w:r>
+                        <w:rPr>
+                          <w:rFonts w:ascii="Zetta Serif Book" w:hAnsi="Zetta Serif Book"/>
+                          <w:color w:val="404040" w:themeColor="text1" w:themeTint="BF"/>
+                          <w:sz w:val="18"/>
+                          <w:szCs w:val="18"/>
+                        </w:rPr>
+                        <w:t/>
+                      </w:r>
+                      <w:r>
+                        <w:rPr>
+                          <w:rFonts w:ascii="Zetta Serif Book" w:hAnsi="Zetta Serif Book"/>
+                          <w:color w:val="404040" w:themeColor="text1" w:themeTint="BF"/>
+                          <w:sz w:val="18"/>
+                          <w:szCs w:val="18"/>
+                        </w:rPr>
+                        <w:t/>
+                      </w:r>
+                      <w:r>
+                        <w:rPr>
+                          <w:rFonts w:ascii="Zetta Serif Book" w:hAnsi="Zetta Serif Book"/>
+                          <w:color w:val="404040" w:themeColor="text1" w:themeTint="BF"/>
+                          <w:sz w:val="18"/>
+                          <w:szCs w:val="18"/>
+                        </w:rPr>
+                        <w:t/>
+                      </w:r>
+                      <w:r>
+                        <w:rPr>
+                          <w:rFonts w:ascii="Zetta Serif Book" w:hAnsi="Zetta Serif Book"/>
+                          <w:color w:val="404040" w:themeColor="text1" w:themeTint="BF"/>
+                          <w:sz w:val="18"/>
+                          <w:szCs w:val="18"/>
+                        </w:rPr>
+                        <w:t/>
                       </w:r>
                     </w:p>
                   </w:txbxContent>

--- a/backend/templates/Direct/xx.xx.xx TREADWELL COMBO PROPOSAL - CUSTMOER NAME.docx
+++ b/backend/templates/Direct/xx.xx.xx TREADWELL COMBO PROPOSAL - CUSTMOER NAME.docx
@@ -915,58 +915,7 @@
                                 <w:szCs w:val="18"/>
                                 <w:u w:val="single"/>
                               </w:rPr>
-                              <w:t>Fl</w:t>
-                            </w:r>
-                            <w:r>
-                              <w:rPr>
-                                <w:rFonts w:ascii="Zetta Serif Book" w:hAnsi="Zetta Serif Book"/>
-                                <w:b/>
-                                <w:color w:val="404040" w:themeColor="text1" w:themeTint="BF"/>
-                                <w:sz w:val="18"/>
-                                <w:szCs w:val="18"/>
-                                <w:u w:val="single"/>
-                              </w:rPr>
-                              <w:t>ooring:</w:t>
-                            </w:r>
-                            <w:r>
-                              <w:rPr>
-                                <w:rFonts w:ascii="Zetta Serif Book" w:hAnsi="Zetta Serif Book"/>
-                                <w:color w:val="404040" w:themeColor="text1" w:themeTint="BF"/>
-                                <w:sz w:val="18"/>
-                                <w:szCs w:val="18"/>
-                                <w:u w:val="single"/>
-                              </w:rPr>
-                              <w:t xml:space="preserve"> </w:t>
-                            </w:r>
-                            <w:r>
-                              <w:rPr>
-                                <w:rFonts w:ascii="Zetta Serif Book" w:hAnsi="Zetta Serif Book"/>
-                                <w:color w:val="404040" w:themeColor="text1" w:themeTint="BF"/>
-                                <w:sz w:val="18"/>
-                                <w:szCs w:val="18"/>
-                                <w:u w:val="single"/>
-                              </w:rPr>
-                              <w:t xml:space="preserve">per </w:t>
-                            </w:r>
-                            <w:r>
-                              <w:rPr>
-                                <w:rFonts w:ascii="Zetta Serif Book" w:hAnsi="Zetta Serif Book"/>
-                                <w:color w:val="404040" w:themeColor="text1" w:themeTint="BF"/>
-                                <w:sz w:val="18"/>
-                                <w:szCs w:val="18"/>
-                                <w:u w:val="single"/>
-                              </w:rPr>
-                              <w:t>drawings and spec sent on xx/xx/2</w:t>
-                            </w:r>
-                            <w:r>
-                              <w:rPr>
-                                <w:rFonts w:ascii="Zetta Serif Book" w:hAnsi="Zetta Serif Book"/>
-                                <w:color w:val="404040" w:themeColor="text1" w:themeTint="BF"/>
-                                <w:sz w:val="18"/>
-                                <w:szCs w:val="18"/>
-                                <w:u w:val="single"/>
-                              </w:rPr>
-                              <w:t>6</w:t>
+                              <w:t xml:space="preserve">Flooring: per drawings and spec sent on {{bid_date_formatted}}</w:t>
                             </w:r>
                           </w:p>
                           <w:p>
@@ -1070,7 +1019,7 @@
                                 <w:sz w:val="18"/>
                                 <w:szCs w:val="18"/>
                               </w:rPr>
-                              <w:t>Square Feet, Lineal Feet</w:t>
+                              <w:t xml:space="preserve">{{epoxy_sf}} Square Feet, {{cove_lf}} Lineal Feet</w:t>
                             </w:r>
                           </w:p>
                           <w:p>
@@ -1136,7 +1085,7 @@
                                 <w:sz w:val="18"/>
                                 <w:szCs w:val="18"/>
                               </w:rPr>
-                              <w:t>~Square Feet, Lineal Feet</w:t>
+                              <w:t xml:space="preserve">~{{polish_sf}} Square Feet</w:t>
                             </w:r>
                           </w:p>
                           <w:p>
@@ -1497,58 +1446,7 @@
                           <w:szCs w:val="18"/>
                           <w:u w:val="single"/>
                         </w:rPr>
-                        <w:t>Fl</w:t>
-                      </w:r>
-                      <w:r>
-                        <w:rPr>
-                          <w:rFonts w:ascii="Zetta Serif Book" w:hAnsi="Zetta Serif Book"/>
-                          <w:b/>
-                          <w:color w:val="404040" w:themeColor="text1" w:themeTint="BF"/>
-                          <w:sz w:val="18"/>
-                          <w:szCs w:val="18"/>
-                          <w:u w:val="single"/>
-                        </w:rPr>
-                        <w:t>ooring:</w:t>
-                      </w:r>
-                      <w:r>
-                        <w:rPr>
-                          <w:rFonts w:ascii="Zetta Serif Book" w:hAnsi="Zetta Serif Book"/>
-                          <w:color w:val="404040" w:themeColor="text1" w:themeTint="BF"/>
-                          <w:sz w:val="18"/>
-                          <w:szCs w:val="18"/>
-                          <w:u w:val="single"/>
-                        </w:rPr>
-                        <w:t xml:space="preserve"> </w:t>
-                      </w:r>
-                      <w:r>
-                        <w:rPr>
-                          <w:rFonts w:ascii="Zetta Serif Book" w:hAnsi="Zetta Serif Book"/>
-                          <w:color w:val="404040" w:themeColor="text1" w:themeTint="BF"/>
-                          <w:sz w:val="18"/>
-                          <w:szCs w:val="18"/>
-                          <w:u w:val="single"/>
-                        </w:rPr>
-                        <w:t xml:space="preserve">per </w:t>
-                      </w:r>
-                      <w:r>
-                        <w:rPr>
-                          <w:rFonts w:ascii="Zetta Serif Book" w:hAnsi="Zetta Serif Book"/>
-                          <w:color w:val="404040" w:themeColor="text1" w:themeTint="BF"/>
-                          <w:sz w:val="18"/>
-                          <w:szCs w:val="18"/>
-                          <w:u w:val="single"/>
-                        </w:rPr>
-                        <w:t>drawings and spec sent on xx/xx/2</w:t>
-                      </w:r>
-                      <w:r>
-                        <w:rPr>
-                          <w:rFonts w:ascii="Zetta Serif Book" w:hAnsi="Zetta Serif Book"/>
-                          <w:color w:val="404040" w:themeColor="text1" w:themeTint="BF"/>
-                          <w:sz w:val="18"/>
-                          <w:szCs w:val="18"/>
-                          <w:u w:val="single"/>
-                        </w:rPr>
-                        <w:t>6</w:t>
+                        <w:t xml:space="preserve">Flooring: per drawings and spec sent on {{bid_date_formatted}}</w:t>
                       </w:r>
                     </w:p>
                     <w:p>
@@ -1652,7 +1550,7 @@
                           <w:sz w:val="18"/>
                           <w:szCs w:val="18"/>
                         </w:rPr>
-                        <w:t>Square Feet, Lineal Feet</w:t>
+                        <w:t xml:space="preserve">{{epoxy_sf}} Square Feet, {{cove_lf}} Lineal Feet</w:t>
                       </w:r>
                     </w:p>
                     <w:p>
@@ -1718,7 +1616,7 @@
                           <w:sz w:val="18"/>
                           <w:szCs w:val="18"/>
                         </w:rPr>
-                        <w:t>~Square Feet, Lineal Feet</w:t>
+                        <w:t xml:space="preserve">~{{polish_sf}} Square Feet</w:t>
                       </w:r>
                     </w:p>
                     <w:p>
@@ -3054,94 +2952,36 @@
                                 <w:sz w:val="18"/>
                                 <w:szCs w:val="18"/>
                               </w:rPr>
-                              <w:t>$</w:t>
+                              <w:t xml:space="preserve">{{lump_sum_formatted}} – Epoxy &amp; Polished Concrete flooring as described above (material sales tax INCLUDED)</w:t>
                             </w:r>
                             <w:proofErr w:type="spellStart"/>
+                            <w:proofErr w:type="spellEnd"/>
+                          </w:p>
+                          <w:p>
+                            <w:pPr>
+                              <w:pStyle w:val="ListParagraph"/>
+                              <w:numPr>
+                                <w:ilvl w:val="0"/>
+                                <w:numId w:val="3"/>
+                              </w:numPr>
+                              <w:spacing w:line="300" w:lineRule="auto"/>
+                              <w:rPr>
+                                <w:rFonts w:ascii="Zetta Serif Book" w:hAnsi="Zetta Serif Book"/>
+                                <w:color w:val="404040" w:themeColor="text1" w:themeTint="BF"/>
+                                <w:sz w:val="18"/>
+                                <w:szCs w:val="18"/>
+                              </w:rPr>
+                            </w:pPr>
                             <w:r>
                               <w:rPr>
                                 <w:rFonts w:ascii="Zetta Serif Book" w:hAnsi="Zetta Serif Book"/>
-                                <w:b/>
-                                <w:color w:val="404040" w:themeColor="text1" w:themeTint="BF"/>
-                                <w:sz w:val="18"/>
-                                <w:szCs w:val="18"/>
-                              </w:rPr>
-                              <w:t>xx,xxx</w:t>
-                            </w:r>
-                            <w:proofErr w:type="spellEnd"/>
-                            <w:r>
-                              <w:rPr>
-                                <w:rFonts w:ascii="Zetta Serif Book" w:hAnsi="Zetta Serif Book"/>
-                                <w:bCs/>
-                                <w:color w:val="404040" w:themeColor="text1" w:themeTint="BF"/>
-                                <w:sz w:val="18"/>
-                                <w:szCs w:val="18"/>
-                              </w:rPr>
-                              <w:t xml:space="preserve"> </w:t>
-                            </w:r>
-                            <w:r>
-                              <w:rPr>
-                                <w:rFonts w:ascii="Zetta Serif Book" w:hAnsi="Zetta Serif Book"/>
-                                <w:color w:val="404040" w:themeColor="text1" w:themeTint="BF"/>
-                                <w:sz w:val="18"/>
-                                <w:szCs w:val="18"/>
-                              </w:rPr>
-                              <w:t>–</w:t>
-                            </w:r>
-                            <w:r>
-                              <w:rPr>
-                                <w:rFonts w:ascii="Zetta Serif Book" w:hAnsi="Zetta Serif Book"/>
-                                <w:color w:val="404040" w:themeColor="text1" w:themeTint="BF"/>
-                                <w:sz w:val="18"/>
-                                <w:szCs w:val="18"/>
-                              </w:rPr>
-                              <w:t xml:space="preserve"> </w:t>
-                            </w:r>
-                            <w:r>
-                              <w:rPr>
-                                <w:rFonts w:ascii="Zetta Serif Book" w:hAnsi="Zetta Serif Book"/>
-                                <w:color w:val="404040" w:themeColor="text1" w:themeTint="BF"/>
-                                <w:sz w:val="18"/>
-                                <w:szCs w:val="18"/>
-                              </w:rPr>
-                              <w:t>Option 1: Epoxy</w:t>
-                            </w:r>
-                            <w:r>
-                              <w:rPr>
-                                <w:rFonts w:ascii="Zetta Serif Book" w:hAnsi="Zetta Serif Book"/>
-                                <w:color w:val="404040" w:themeColor="text1" w:themeTint="BF"/>
-                                <w:sz w:val="18"/>
-                                <w:szCs w:val="18"/>
-                              </w:rPr>
-                              <w:t xml:space="preserve"> </w:t>
-                            </w:r>
-                            <w:r>
-                              <w:rPr>
-                                <w:rFonts w:ascii="Zetta Serif Book" w:hAnsi="Zetta Serif Book"/>
-                                <w:color w:val="404040" w:themeColor="text1" w:themeTint="BF"/>
-                                <w:sz w:val="18"/>
-                                <w:szCs w:val="18"/>
-                              </w:rPr>
-                              <w:t xml:space="preserve">flooring </w:t>
-                            </w:r>
-                            <w:r>
-                              <w:rPr>
-                                <w:rFonts w:ascii="Zetta Serif Book" w:hAnsi="Zetta Serif Book"/>
-                                <w:color w:val="404040" w:themeColor="text1" w:themeTint="BF"/>
-                                <w:sz w:val="18"/>
-                                <w:szCs w:val="18"/>
-                              </w:rPr>
-                              <w:t xml:space="preserve">as described above </w:t>
-                            </w:r>
-                            <w:r>
-                              <w:rPr>
-                                <w:rFonts w:ascii="Zetta Serif Book" w:hAnsi="Zetta Serif Book"/>
-                                <w:i/>
-                                <w:iCs/>
-                                <w:color w:val="404040" w:themeColor="text1" w:themeTint="BF"/>
-                                <w:sz w:val="18"/>
-                                <w:szCs w:val="18"/>
-                              </w:rPr>
-                              <w:t>(material sales tax INCLUDED)</w:t>
+                                <w:color w:val="404040" w:themeColor="text1" w:themeTint="BF"/>
+                                <w:sz w:val="18"/>
+                                <w:szCs w:val="18"/>
+                                <w:highlight w:val="yellow"/>
+                                <w:u w:val="single"/>
+                              </w:rPr>
+                              <w:t xml:space="preserve">{{tax_amount_formatted}} – {{state_name}} Remodel Tax</w:t>
                             </w:r>
                           </w:p>
                           <w:p>
@@ -3162,76 +3002,81 @@
                             <w:r>
                               <w:rPr>
                                 <w:rFonts w:ascii="Zetta Serif Book" w:hAnsi="Zetta Serif Book"/>
+                                <w:b/>
+                                <w:bCs/>
+                                <w:color w:val="404040" w:themeColor="text1" w:themeTint="BF"/>
+                                <w:sz w:val="18"/>
+                                <w:szCs w:val="18"/>
+                              </w:rPr>
+                              <w:t xml:space="preserve">{{total_formatted}} – Total</w:t>
+                            </w:r>
+                          </w:p>
+                          <w:p>
+                            <w:pPr>
+                              <w:pStyle w:val="ListParagraph"/>
+                              <w:spacing w:line="300" w:lineRule="auto"/>
+                              <w:ind w:left="288"/>
+                              <w:rPr>
+                                <w:rFonts w:ascii="Zetta Serif Book" w:hAnsi="Zetta Serif Book"/>
+                                <w:color w:val="404040" w:themeColor="text1" w:themeTint="BF"/>
+                                <w:sz w:val="18"/>
+                                <w:szCs w:val="18"/>
+                              </w:rPr>
+                            </w:pPr>
+                          </w:p>
+                          <w:p>
+                            <w:pPr>
+                              <w:pStyle w:val="ListParagraph"/>
+                              <w:numPr>
+                                <w:ilvl w:val="0"/>
+                                <w:numId w:val="3"/>
+                              </w:numPr>
+                              <w:spacing w:line="300" w:lineRule="auto"/>
+                              <w:rPr>
+                                <w:rFonts w:ascii="Zetta Serif Book" w:hAnsi="Zetta Serif Book"/>
+                                <w:color w:val="404040" w:themeColor="text1" w:themeTint="BF"/>
+                                <w:sz w:val="18"/>
+                                <w:szCs w:val="18"/>
+                              </w:rPr>
+                            </w:pPr>
+                            <w:r>
+                              <w:rPr>
+                                <w:rFonts w:ascii="Zetta Serif Book" w:hAnsi="Zetta Serif Book"/>
+                                <w:b/>
+                                <w:color w:val="404040" w:themeColor="text1" w:themeTint="BF"/>
+                                <w:sz w:val="18"/>
+                                <w:szCs w:val="18"/>
+                              </w:rPr>
+                              <w:t xml:space="preserve"/>
+                            </w:r>
+                            <w:proofErr w:type="spellStart"/>
+                            <w:proofErr w:type="spellEnd"/>
+                          </w:p>
+                          <w:p>
+                            <w:pPr>
+                              <w:pStyle w:val="ListParagraph"/>
+                              <w:numPr>
+                                <w:ilvl w:val="0"/>
+                                <w:numId w:val="3"/>
+                              </w:numPr>
+                              <w:spacing w:line="300" w:lineRule="auto"/>
+                              <w:rPr>
+                                <w:rFonts w:ascii="Zetta Serif Book" w:hAnsi="Zetta Serif Book"/>
+                                <w:color w:val="404040" w:themeColor="text1" w:themeTint="BF"/>
+                                <w:sz w:val="18"/>
+                                <w:szCs w:val="18"/>
+                              </w:rPr>
+                            </w:pPr>
+                            <w:r>
+                              <w:rPr>
+                                <w:rFonts w:ascii="Zetta Serif Book" w:hAnsi="Zetta Serif Book"/>
                                 <w:color w:val="404040" w:themeColor="text1" w:themeTint="BF"/>
                                 <w:sz w:val="18"/>
                                 <w:szCs w:val="18"/>
                                 <w:highlight w:val="yellow"/>
                                 <w:u w:val="single"/>
                               </w:rPr>
-                              <w:t>$</w:t>
-                            </w:r>
-                            <w:r>
-                              <w:rPr>
-                                <w:rFonts w:ascii="Zetta Serif Book" w:hAnsi="Zetta Serif Book"/>
-                                <w:color w:val="404040" w:themeColor="text1" w:themeTint="BF"/>
-                                <w:sz w:val="18"/>
-                                <w:szCs w:val="18"/>
-                                <w:highlight w:val="yellow"/>
-                                <w:u w:val="single"/>
-                              </w:rPr>
-                              <w:t xml:space="preserve">    </w:t>
-                            </w:r>
-                            <w:r>
-                              <w:rPr>
-                                <w:rFonts w:ascii="Zetta Serif Book" w:hAnsi="Zetta Serif Book"/>
-                                <w:color w:val="404040" w:themeColor="text1" w:themeTint="BF"/>
-                                <w:sz w:val="18"/>
-                                <w:szCs w:val="18"/>
-                                <w:highlight w:val="yellow"/>
-                                <w:u w:val="single"/>
-                              </w:rPr>
-                              <w:t>x</w:t>
-                            </w:r>
-                            <w:r>
-                              <w:rPr>
-                                <w:rFonts w:ascii="Zetta Serif Book" w:hAnsi="Zetta Serif Book"/>
-                                <w:color w:val="404040" w:themeColor="text1" w:themeTint="BF"/>
-                                <w:sz w:val="18"/>
-                                <w:szCs w:val="18"/>
-                                <w:highlight w:val="yellow"/>
-                                <w:u w:val="single"/>
-                              </w:rPr>
-                              <w:t>x</w:t>
-                            </w:r>
-                            <w:r>
-                              <w:rPr>
-                                <w:rFonts w:ascii="Zetta Serif Book" w:hAnsi="Zetta Serif Book"/>
-                                <w:color w:val="404040" w:themeColor="text1" w:themeTint="BF"/>
-                                <w:sz w:val="18"/>
-                                <w:szCs w:val="18"/>
-                                <w:highlight w:val="yellow"/>
-                                <w:u w:val="single"/>
-                              </w:rPr>
-                              <w:t xml:space="preserve"> </w:t>
-                            </w:r>
-                            <w:r>
-                              <w:rPr>
-                                <w:rFonts w:ascii="Zetta Serif Book" w:hAnsi="Zetta Serif Book"/>
-                                <w:color w:val="404040" w:themeColor="text1" w:themeTint="BF"/>
-                                <w:sz w:val="18"/>
-                                <w:szCs w:val="18"/>
-                                <w:highlight w:val="yellow"/>
-                              </w:rPr>
-                              <w:t>– Kansas</w:t>
-                            </w:r>
-                            <w:r>
-                              <w:rPr>
-                                <w:rFonts w:ascii="Zetta Serif Book" w:hAnsi="Zetta Serif Book"/>
-                                <w:color w:val="404040" w:themeColor="text1" w:themeTint="BF"/>
-                                <w:sz w:val="18"/>
-                                <w:szCs w:val="18"/>
-                              </w:rPr>
-                              <w:t xml:space="preserve"> Remodel Tax</w:t>
+                              <w:t xml:space="preserve"/>
                             </w:r>
                           </w:p>
                           <w:p>
@@ -3258,300 +3103,7 @@
                                 <w:sz w:val="18"/>
                                 <w:szCs w:val="18"/>
                               </w:rPr>
-                              <w:t>$xx</w:t>
-                            </w:r>
-                            <w:r>
-                              <w:rPr>
-                                <w:rFonts w:ascii="Zetta Serif Book" w:hAnsi="Zetta Serif Book"/>
-                                <w:color w:val="404040" w:themeColor="text1" w:themeTint="BF"/>
-                                <w:sz w:val="18"/>
-                                <w:szCs w:val="18"/>
-                              </w:rPr>
-                              <w:t xml:space="preserve"> – Total</w:t>
-                            </w:r>
-                          </w:p>
-                          <w:p>
-                            <w:pPr>
-                              <w:pStyle w:val="ListParagraph"/>
-                              <w:spacing w:line="300" w:lineRule="auto"/>
-                              <w:ind w:left="288"/>
-                              <w:rPr>
-                                <w:rFonts w:ascii="Zetta Serif Book" w:hAnsi="Zetta Serif Book"/>
-                                <w:color w:val="404040" w:themeColor="text1" w:themeTint="BF"/>
-                                <w:sz w:val="18"/>
-                                <w:szCs w:val="18"/>
-                              </w:rPr>
-                            </w:pPr>
-                          </w:p>
-                          <w:p>
-                            <w:pPr>
-                              <w:pStyle w:val="ListParagraph"/>
-                              <w:numPr>
-                                <w:ilvl w:val="0"/>
-                                <w:numId w:val="3"/>
-                              </w:numPr>
-                              <w:spacing w:line="300" w:lineRule="auto"/>
-                              <w:rPr>
-                                <w:rFonts w:ascii="Zetta Serif Book" w:hAnsi="Zetta Serif Book"/>
-                                <w:color w:val="404040" w:themeColor="text1" w:themeTint="BF"/>
-                                <w:sz w:val="18"/>
-                                <w:szCs w:val="18"/>
-                              </w:rPr>
-                            </w:pPr>
-                            <w:r>
-                              <w:rPr>
-                                <w:rFonts w:ascii="Zetta Serif Book" w:hAnsi="Zetta Serif Book"/>
-                                <w:b/>
-                                <w:color w:val="404040" w:themeColor="text1" w:themeTint="BF"/>
-                                <w:sz w:val="18"/>
-                                <w:szCs w:val="18"/>
-                              </w:rPr>
-                              <w:t>$</w:t>
-                            </w:r>
-                            <w:proofErr w:type="spellStart"/>
-                            <w:r>
-                              <w:rPr>
-                                <w:rFonts w:ascii="Zetta Serif Book" w:hAnsi="Zetta Serif Book"/>
-                                <w:b/>
-                                <w:color w:val="404040" w:themeColor="text1" w:themeTint="BF"/>
-                                <w:sz w:val="18"/>
-                                <w:szCs w:val="18"/>
-                              </w:rPr>
-                              <w:t>xx,xxx</w:t>
-                            </w:r>
-                            <w:proofErr w:type="spellEnd"/>
-                            <w:r>
-                              <w:rPr>
-                                <w:rFonts w:ascii="Zetta Serif Book" w:hAnsi="Zetta Serif Book"/>
-                                <w:bCs/>
-                                <w:color w:val="404040" w:themeColor="text1" w:themeTint="BF"/>
-                                <w:sz w:val="18"/>
-                                <w:szCs w:val="18"/>
-                              </w:rPr>
-                              <w:t xml:space="preserve"> </w:t>
-                            </w:r>
-                            <w:r>
-                              <w:rPr>
-                                <w:rFonts w:ascii="Zetta Serif Book" w:hAnsi="Zetta Serif Book"/>
-                                <w:color w:val="404040" w:themeColor="text1" w:themeTint="BF"/>
-                                <w:sz w:val="18"/>
-                                <w:szCs w:val="18"/>
-                              </w:rPr>
-                              <w:t>–</w:t>
-                            </w:r>
-                            <w:r>
-                              <w:rPr>
-                                <w:rFonts w:ascii="Zetta Serif Book" w:hAnsi="Zetta Serif Book"/>
-                                <w:color w:val="404040" w:themeColor="text1" w:themeTint="BF"/>
-                                <w:sz w:val="18"/>
-                                <w:szCs w:val="18"/>
-                              </w:rPr>
-                              <w:t xml:space="preserve"> </w:t>
-                            </w:r>
-                            <w:r>
-                              <w:rPr>
-                                <w:rFonts w:ascii="Zetta Serif Book" w:hAnsi="Zetta Serif Book"/>
-                                <w:bCs/>
-                                <w:color w:val="404040" w:themeColor="text1" w:themeTint="BF"/>
-                                <w:sz w:val="18"/>
-                                <w:szCs w:val="18"/>
-                              </w:rPr>
-                              <w:t>Opti</w:t>
-                            </w:r>
-                            <w:r>
-                              <w:rPr>
-                                <w:rFonts w:ascii="Zetta Serif Book" w:hAnsi="Zetta Serif Book"/>
-                                <w:color w:val="404040" w:themeColor="text1" w:themeTint="BF"/>
-                                <w:sz w:val="18"/>
-                                <w:szCs w:val="18"/>
-                              </w:rPr>
-                              <w:t>on 2: Polished Concrete</w:t>
-                            </w:r>
-                            <w:r>
-                              <w:rPr>
-                                <w:rFonts w:ascii="Zetta Serif Book" w:hAnsi="Zetta Serif Book"/>
-                                <w:color w:val="404040" w:themeColor="text1" w:themeTint="BF"/>
-                                <w:sz w:val="18"/>
-                                <w:szCs w:val="18"/>
-                              </w:rPr>
-                              <w:t xml:space="preserve"> </w:t>
-                            </w:r>
-                            <w:r>
-                              <w:rPr>
-                                <w:rFonts w:ascii="Zetta Serif Book" w:hAnsi="Zetta Serif Book"/>
-                                <w:color w:val="404040" w:themeColor="text1" w:themeTint="BF"/>
-                                <w:sz w:val="18"/>
-                                <w:szCs w:val="18"/>
-                              </w:rPr>
-                              <w:t xml:space="preserve">flooring </w:t>
-                            </w:r>
-                            <w:r>
-                              <w:rPr>
-                                <w:rFonts w:ascii="Zetta Serif Book" w:hAnsi="Zetta Serif Book"/>
-                                <w:color w:val="404040" w:themeColor="text1" w:themeTint="BF"/>
-                                <w:sz w:val="18"/>
-                                <w:szCs w:val="18"/>
-                              </w:rPr>
-                              <w:t xml:space="preserve">as described above </w:t>
-                            </w:r>
-                            <w:r>
-                              <w:rPr>
-                                <w:rFonts w:ascii="Zetta Serif Book" w:hAnsi="Zetta Serif Book"/>
-                                <w:i/>
-                                <w:iCs/>
-                                <w:color w:val="404040" w:themeColor="text1" w:themeTint="BF"/>
-                                <w:sz w:val="18"/>
-                                <w:szCs w:val="18"/>
-                              </w:rPr>
-                              <w:t>(</w:t>
-                            </w:r>
-                            <w:r>
-                              <w:rPr>
-                                <w:rFonts w:ascii="Zetta Serif Book" w:hAnsi="Zetta Serif Book"/>
-                                <w:i/>
-                                <w:iCs/>
-                                <w:color w:val="404040" w:themeColor="text1" w:themeTint="BF"/>
-                                <w:sz w:val="18"/>
-                                <w:szCs w:val="18"/>
-                              </w:rPr>
-                              <w:t xml:space="preserve">material sales </w:t>
-                            </w:r>
-                            <w:r>
-                              <w:rPr>
-                                <w:rFonts w:ascii="Zetta Serif Book" w:hAnsi="Zetta Serif Book"/>
-                                <w:i/>
-                                <w:iCs/>
-                                <w:color w:val="404040" w:themeColor="text1" w:themeTint="BF"/>
-                                <w:sz w:val="18"/>
-                                <w:szCs w:val="18"/>
-                              </w:rPr>
-                              <w:t>tax INCLUDED)</w:t>
-                            </w:r>
-                          </w:p>
-                          <w:p>
-                            <w:pPr>
-                              <w:pStyle w:val="ListParagraph"/>
-                              <w:numPr>
-                                <w:ilvl w:val="0"/>
-                                <w:numId w:val="3"/>
-                              </w:numPr>
-                              <w:spacing w:line="300" w:lineRule="auto"/>
-                              <w:rPr>
-                                <w:rFonts w:ascii="Zetta Serif Book" w:hAnsi="Zetta Serif Book"/>
-                                <w:color w:val="404040" w:themeColor="text1" w:themeTint="BF"/>
-                                <w:sz w:val="18"/>
-                                <w:szCs w:val="18"/>
-                              </w:rPr>
-                            </w:pPr>
-                            <w:r>
-                              <w:rPr>
-                                <w:rFonts w:ascii="Zetta Serif Book" w:hAnsi="Zetta Serif Book"/>
-                                <w:color w:val="404040" w:themeColor="text1" w:themeTint="BF"/>
-                                <w:sz w:val="18"/>
-                                <w:szCs w:val="18"/>
-                                <w:highlight w:val="yellow"/>
-                                <w:u w:val="single"/>
-                              </w:rPr>
-                              <w:t>$</w:t>
-                            </w:r>
-                            <w:r>
-                              <w:rPr>
-                                <w:rFonts w:ascii="Zetta Serif Book" w:hAnsi="Zetta Serif Book"/>
-                                <w:color w:val="404040" w:themeColor="text1" w:themeTint="BF"/>
-                                <w:sz w:val="18"/>
-                                <w:szCs w:val="18"/>
-                                <w:highlight w:val="yellow"/>
-                                <w:u w:val="single"/>
-                              </w:rPr>
-                              <w:t xml:space="preserve">    </w:t>
-                            </w:r>
-                            <w:r>
-                              <w:rPr>
-                                <w:rFonts w:ascii="Zetta Serif Book" w:hAnsi="Zetta Serif Book"/>
-                                <w:color w:val="404040" w:themeColor="text1" w:themeTint="BF"/>
-                                <w:sz w:val="18"/>
-                                <w:szCs w:val="18"/>
-                                <w:highlight w:val="yellow"/>
-                                <w:u w:val="single"/>
-                              </w:rPr>
-                              <w:t>x</w:t>
-                            </w:r>
-                            <w:r>
-                              <w:rPr>
-                                <w:rFonts w:ascii="Zetta Serif Book" w:hAnsi="Zetta Serif Book"/>
-                                <w:color w:val="404040" w:themeColor="text1" w:themeTint="BF"/>
-                                <w:sz w:val="18"/>
-                                <w:szCs w:val="18"/>
-                                <w:highlight w:val="yellow"/>
-                                <w:u w:val="single"/>
-                              </w:rPr>
-                              <w:t>x</w:t>
-                            </w:r>
-                            <w:r>
-                              <w:rPr>
-                                <w:rFonts w:ascii="Zetta Serif Book" w:hAnsi="Zetta Serif Book"/>
-                                <w:color w:val="404040" w:themeColor="text1" w:themeTint="BF"/>
-                                <w:sz w:val="18"/>
-                                <w:szCs w:val="18"/>
-                                <w:highlight w:val="yellow"/>
-                                <w:u w:val="single"/>
-                              </w:rPr>
-                              <w:t xml:space="preserve"> </w:t>
-                            </w:r>
-                            <w:r>
-                              <w:rPr>
-                                <w:rFonts w:ascii="Zetta Serif Book" w:hAnsi="Zetta Serif Book"/>
-                                <w:color w:val="404040" w:themeColor="text1" w:themeTint="BF"/>
-                                <w:sz w:val="18"/>
-                                <w:szCs w:val="18"/>
-                                <w:highlight w:val="yellow"/>
-                              </w:rPr>
-                              <w:t>– Kansas</w:t>
-                            </w:r>
-                            <w:r>
-                              <w:rPr>
-                                <w:rFonts w:ascii="Zetta Serif Book" w:hAnsi="Zetta Serif Book"/>
-                                <w:color w:val="404040" w:themeColor="text1" w:themeTint="BF"/>
-                                <w:sz w:val="18"/>
-                                <w:szCs w:val="18"/>
-                              </w:rPr>
-                              <w:t xml:space="preserve"> Remodel Tax</w:t>
-                            </w:r>
-                          </w:p>
-                          <w:p>
-                            <w:pPr>
-                              <w:pStyle w:val="ListParagraph"/>
-                              <w:numPr>
-                                <w:ilvl w:val="0"/>
-                                <w:numId w:val="3"/>
-                              </w:numPr>
-                              <w:spacing w:line="300" w:lineRule="auto"/>
-                              <w:rPr>
-                                <w:rFonts w:ascii="Zetta Serif Book" w:hAnsi="Zetta Serif Book"/>
-                                <w:color w:val="404040" w:themeColor="text1" w:themeTint="BF"/>
-                                <w:sz w:val="18"/>
-                                <w:szCs w:val="18"/>
-                              </w:rPr>
-                            </w:pPr>
-                            <w:r>
-                              <w:rPr>
-                                <w:rFonts w:ascii="Zetta Serif Book" w:hAnsi="Zetta Serif Book"/>
-                                <w:b/>
-                                <w:bCs/>
-                                <w:color w:val="404040" w:themeColor="text1" w:themeTint="BF"/>
-                                <w:sz w:val="18"/>
-                                <w:szCs w:val="18"/>
-                              </w:rPr>
-                              <w:t>$xx</w:t>
-                            </w:r>
-                            <w:r>
-                              <w:rPr>
-                                <w:rFonts w:ascii="Zetta Serif Book" w:hAnsi="Zetta Serif Book"/>
-                                <w:color w:val="404040" w:themeColor="text1" w:themeTint="BF"/>
-                                <w:sz w:val="18"/>
-                                <w:szCs w:val="18"/>
-                              </w:rPr>
-                              <w:t xml:space="preserve"> – Total</w:t>
+                              <w:t xml:space="preserve"/>
                             </w:r>
                           </w:p>
                           <w:p>
@@ -3695,96 +3247,38 @@
                           <w:sz w:val="18"/>
                           <w:szCs w:val="18"/>
                         </w:rPr>
-                        <w:t>$</w:t>
+                        <w:t xml:space="preserve">{{lump_sum_formatted}} – Epoxy &amp; Polished Concrete flooring as described above (material sales tax INCLUDED)</w:t>
                       </w:r>
                       <w:proofErr w:type="spellStart"/>
                       <w:proofErr w:type="gramStart"/>
-                      <w:r>
-                        <w:rPr>
-                          <w:rFonts w:ascii="Zetta Serif Book" w:hAnsi="Zetta Serif Book"/>
-                          <w:b/>
-                          <w:color w:val="404040" w:themeColor="text1" w:themeTint="BF"/>
-                          <w:sz w:val="18"/>
-                          <w:szCs w:val="18"/>
-                        </w:rPr>
-                        <w:t>xx,xxx</w:t>
-                      </w:r>
                       <w:proofErr w:type="spellEnd"/>
                       <w:proofErr w:type="gramEnd"/>
+                    </w:p>
+                    <w:p>
+                      <w:pPr>
+                        <w:pStyle w:val="ListParagraph"/>
+                        <w:numPr>
+                          <w:ilvl w:val="0"/>
+                          <w:numId w:val="3"/>
+                        </w:numPr>
+                        <w:spacing w:line="300" w:lineRule="auto"/>
+                        <w:rPr>
+                          <w:rFonts w:ascii="Zetta Serif Book" w:hAnsi="Zetta Serif Book"/>
+                          <w:color w:val="404040" w:themeColor="text1" w:themeTint="BF"/>
+                          <w:sz w:val="18"/>
+                          <w:szCs w:val="18"/>
+                        </w:rPr>
+                      </w:pPr>
                       <w:r>
                         <w:rPr>
                           <w:rFonts w:ascii="Zetta Serif Book" w:hAnsi="Zetta Serif Book"/>
-                          <w:bCs/>
-                          <w:color w:val="404040" w:themeColor="text1" w:themeTint="BF"/>
-                          <w:sz w:val="18"/>
-                          <w:szCs w:val="18"/>
-                        </w:rPr>
-                        <w:t xml:space="preserve"> </w:t>
-                      </w:r>
-                      <w:r>
-                        <w:rPr>
-                          <w:rFonts w:ascii="Zetta Serif Book" w:hAnsi="Zetta Serif Book"/>
-                          <w:color w:val="404040" w:themeColor="text1" w:themeTint="BF"/>
-                          <w:sz w:val="18"/>
-                          <w:szCs w:val="18"/>
-                        </w:rPr>
-                        <w:t>–</w:t>
-                      </w:r>
-                      <w:r>
-                        <w:rPr>
-                          <w:rFonts w:ascii="Zetta Serif Book" w:hAnsi="Zetta Serif Book"/>
-                          <w:color w:val="404040" w:themeColor="text1" w:themeTint="BF"/>
-                          <w:sz w:val="18"/>
-                          <w:szCs w:val="18"/>
-                        </w:rPr>
-                        <w:t xml:space="preserve"> </w:t>
-                      </w:r>
-                      <w:r>
-                        <w:rPr>
-                          <w:rFonts w:ascii="Zetta Serif Book" w:hAnsi="Zetta Serif Book"/>
-                          <w:color w:val="404040" w:themeColor="text1" w:themeTint="BF"/>
-                          <w:sz w:val="18"/>
-                          <w:szCs w:val="18"/>
-                        </w:rPr>
-                        <w:t>Option 1: Epoxy</w:t>
-                      </w:r>
-                      <w:r>
-                        <w:rPr>
-                          <w:rFonts w:ascii="Zetta Serif Book" w:hAnsi="Zetta Serif Book"/>
-                          <w:color w:val="404040" w:themeColor="text1" w:themeTint="BF"/>
-                          <w:sz w:val="18"/>
-                          <w:szCs w:val="18"/>
-                        </w:rPr>
-                        <w:t xml:space="preserve"> </w:t>
-                      </w:r>
-                      <w:r>
-                        <w:rPr>
-                          <w:rFonts w:ascii="Zetta Serif Book" w:hAnsi="Zetta Serif Book"/>
-                          <w:color w:val="404040" w:themeColor="text1" w:themeTint="BF"/>
-                          <w:sz w:val="18"/>
-                          <w:szCs w:val="18"/>
-                        </w:rPr>
-                        <w:t xml:space="preserve">flooring </w:t>
-                      </w:r>
-                      <w:r>
-                        <w:rPr>
-                          <w:rFonts w:ascii="Zetta Serif Book" w:hAnsi="Zetta Serif Book"/>
-                          <w:color w:val="404040" w:themeColor="text1" w:themeTint="BF"/>
-                          <w:sz w:val="18"/>
-                          <w:szCs w:val="18"/>
-                        </w:rPr>
-                        <w:t xml:space="preserve">as described above </w:t>
-                      </w:r>
-                      <w:r>
-                        <w:rPr>
-                          <w:rFonts w:ascii="Zetta Serif Book" w:hAnsi="Zetta Serif Book"/>
-                          <w:i/>
-                          <w:iCs/>
-                          <w:color w:val="404040" w:themeColor="text1" w:themeTint="BF"/>
-                          <w:sz w:val="18"/>
-                          <w:szCs w:val="18"/>
-                        </w:rPr>
-                        <w:t>(material sales tax INCLUDED)</w:t>
+                          <w:color w:val="404040" w:themeColor="text1" w:themeTint="BF"/>
+                          <w:sz w:val="18"/>
+                          <w:szCs w:val="18"/>
+                          <w:highlight w:val="yellow"/>
+                          <w:u w:val="single"/>
+                        </w:rPr>
+                        <w:t xml:space="preserve">{{tax_amount_formatted}} – {{state_name}} Remodel Tax</w:t>
                       </w:r>
                     </w:p>
                     <w:p>
@@ -3805,76 +3299,83 @@
                       <w:r>
                         <w:rPr>
                           <w:rFonts w:ascii="Zetta Serif Book" w:hAnsi="Zetta Serif Book"/>
+                          <w:b/>
+                          <w:bCs/>
+                          <w:color w:val="404040" w:themeColor="text1" w:themeTint="BF"/>
+                          <w:sz w:val="18"/>
+                          <w:szCs w:val="18"/>
+                        </w:rPr>
+                        <w:t xml:space="preserve">{{total_formatted}} – Total</w:t>
+                      </w:r>
+                    </w:p>
+                    <w:p>
+                      <w:pPr>
+                        <w:pStyle w:val="ListParagraph"/>
+                        <w:spacing w:line="300" w:lineRule="auto"/>
+                        <w:ind w:left="288"/>
+                        <w:rPr>
+                          <w:rFonts w:ascii="Zetta Serif Book" w:hAnsi="Zetta Serif Book"/>
+                          <w:color w:val="404040" w:themeColor="text1" w:themeTint="BF"/>
+                          <w:sz w:val="18"/>
+                          <w:szCs w:val="18"/>
+                        </w:rPr>
+                      </w:pPr>
+                    </w:p>
+                    <w:p>
+                      <w:pPr>
+                        <w:pStyle w:val="ListParagraph"/>
+                        <w:numPr>
+                          <w:ilvl w:val="0"/>
+                          <w:numId w:val="3"/>
+                        </w:numPr>
+                        <w:spacing w:line="300" w:lineRule="auto"/>
+                        <w:rPr>
+                          <w:rFonts w:ascii="Zetta Serif Book" w:hAnsi="Zetta Serif Book"/>
+                          <w:color w:val="404040" w:themeColor="text1" w:themeTint="BF"/>
+                          <w:sz w:val="18"/>
+                          <w:szCs w:val="18"/>
+                        </w:rPr>
+                      </w:pPr>
+                      <w:r>
+                        <w:rPr>
+                          <w:rFonts w:ascii="Zetta Serif Book" w:hAnsi="Zetta Serif Book"/>
+                          <w:b/>
+                          <w:color w:val="404040" w:themeColor="text1" w:themeTint="BF"/>
+                          <w:sz w:val="18"/>
+                          <w:szCs w:val="18"/>
+                        </w:rPr>
+                        <w:t xml:space="preserve"/>
+                      </w:r>
+                      <w:proofErr w:type="spellStart"/>
+                      <w:proofErr w:type="gramStart"/>
+                      <w:proofErr w:type="spellEnd"/>
+                      <w:proofErr w:type="gramEnd"/>
+                    </w:p>
+                    <w:p>
+                      <w:pPr>
+                        <w:pStyle w:val="ListParagraph"/>
+                        <w:numPr>
+                          <w:ilvl w:val="0"/>
+                          <w:numId w:val="3"/>
+                        </w:numPr>
+                        <w:spacing w:line="300" w:lineRule="auto"/>
+                        <w:rPr>
+                          <w:rFonts w:ascii="Zetta Serif Book" w:hAnsi="Zetta Serif Book"/>
+                          <w:color w:val="404040" w:themeColor="text1" w:themeTint="BF"/>
+                          <w:sz w:val="18"/>
+                          <w:szCs w:val="18"/>
+                        </w:rPr>
+                      </w:pPr>
+                      <w:r>
+                        <w:rPr>
+                          <w:rFonts w:ascii="Zetta Serif Book" w:hAnsi="Zetta Serif Book"/>
                           <w:color w:val="404040" w:themeColor="text1" w:themeTint="BF"/>
                           <w:sz w:val="18"/>
                           <w:szCs w:val="18"/>
                           <w:highlight w:val="yellow"/>
                           <w:u w:val="single"/>
                         </w:rPr>
-                        <w:t>$</w:t>
-                      </w:r>
-                      <w:r>
-                        <w:rPr>
-                          <w:rFonts w:ascii="Zetta Serif Book" w:hAnsi="Zetta Serif Book"/>
-                          <w:color w:val="404040" w:themeColor="text1" w:themeTint="BF"/>
-                          <w:sz w:val="18"/>
-                          <w:szCs w:val="18"/>
-                          <w:highlight w:val="yellow"/>
-                          <w:u w:val="single"/>
-                        </w:rPr>
-                        <w:t xml:space="preserve">    </w:t>
-                      </w:r>
-                      <w:r>
-                        <w:rPr>
-                          <w:rFonts w:ascii="Zetta Serif Book" w:hAnsi="Zetta Serif Book"/>
-                          <w:color w:val="404040" w:themeColor="text1" w:themeTint="BF"/>
-                          <w:sz w:val="18"/>
-                          <w:szCs w:val="18"/>
-                          <w:highlight w:val="yellow"/>
-                          <w:u w:val="single"/>
-                        </w:rPr>
-                        <w:t>x</w:t>
-                      </w:r>
-                      <w:r>
-                        <w:rPr>
-                          <w:rFonts w:ascii="Zetta Serif Book" w:hAnsi="Zetta Serif Book"/>
-                          <w:color w:val="404040" w:themeColor="text1" w:themeTint="BF"/>
-                          <w:sz w:val="18"/>
-                          <w:szCs w:val="18"/>
-                          <w:highlight w:val="yellow"/>
-                          <w:u w:val="single"/>
-                        </w:rPr>
-                        <w:t>x</w:t>
-                      </w:r>
-                      <w:r>
-                        <w:rPr>
-                          <w:rFonts w:ascii="Zetta Serif Book" w:hAnsi="Zetta Serif Book"/>
-                          <w:color w:val="404040" w:themeColor="text1" w:themeTint="BF"/>
-                          <w:sz w:val="18"/>
-                          <w:szCs w:val="18"/>
-                          <w:highlight w:val="yellow"/>
-                          <w:u w:val="single"/>
-                        </w:rPr>
-                        <w:t xml:space="preserve"> </w:t>
-                      </w:r>
-                      <w:r>
-                        <w:rPr>
-                          <w:rFonts w:ascii="Zetta Serif Book" w:hAnsi="Zetta Serif Book"/>
-                          <w:color w:val="404040" w:themeColor="text1" w:themeTint="BF"/>
-                          <w:sz w:val="18"/>
-                          <w:szCs w:val="18"/>
-                          <w:highlight w:val="yellow"/>
-                        </w:rPr>
-                        <w:t>– Kansas</w:t>
-                      </w:r>
-                      <w:r>
-                        <w:rPr>
-                          <w:rFonts w:ascii="Zetta Serif Book" w:hAnsi="Zetta Serif Book"/>
-                          <w:color w:val="404040" w:themeColor="text1" w:themeTint="BF"/>
-                          <w:sz w:val="18"/>
-                          <w:szCs w:val="18"/>
-                        </w:rPr>
-                        <w:t xml:space="preserve"> Remodel Tax</w:t>
+                        <w:t xml:space="preserve"/>
                       </w:r>
                     </w:p>
                     <w:p>
@@ -3901,302 +3402,7 @@
                           <w:sz w:val="18"/>
                           <w:szCs w:val="18"/>
                         </w:rPr>
-                        <w:t>$xx</w:t>
-                      </w:r>
-                      <w:r>
-                        <w:rPr>
-                          <w:rFonts w:ascii="Zetta Serif Book" w:hAnsi="Zetta Serif Book"/>
-                          <w:color w:val="404040" w:themeColor="text1" w:themeTint="BF"/>
-                          <w:sz w:val="18"/>
-                          <w:szCs w:val="18"/>
-                        </w:rPr>
-                        <w:t xml:space="preserve"> – Total</w:t>
-                      </w:r>
-                    </w:p>
-                    <w:p>
-                      <w:pPr>
-                        <w:pStyle w:val="ListParagraph"/>
-                        <w:spacing w:line="300" w:lineRule="auto"/>
-                        <w:ind w:left="288"/>
-                        <w:rPr>
-                          <w:rFonts w:ascii="Zetta Serif Book" w:hAnsi="Zetta Serif Book"/>
-                          <w:color w:val="404040" w:themeColor="text1" w:themeTint="BF"/>
-                          <w:sz w:val="18"/>
-                          <w:szCs w:val="18"/>
-                        </w:rPr>
-                      </w:pPr>
-                    </w:p>
-                    <w:p>
-                      <w:pPr>
-                        <w:pStyle w:val="ListParagraph"/>
-                        <w:numPr>
-                          <w:ilvl w:val="0"/>
-                          <w:numId w:val="3"/>
-                        </w:numPr>
-                        <w:spacing w:line="300" w:lineRule="auto"/>
-                        <w:rPr>
-                          <w:rFonts w:ascii="Zetta Serif Book" w:hAnsi="Zetta Serif Book"/>
-                          <w:color w:val="404040" w:themeColor="text1" w:themeTint="BF"/>
-                          <w:sz w:val="18"/>
-                          <w:szCs w:val="18"/>
-                        </w:rPr>
-                      </w:pPr>
-                      <w:r>
-                        <w:rPr>
-                          <w:rFonts w:ascii="Zetta Serif Book" w:hAnsi="Zetta Serif Book"/>
-                          <w:b/>
-                          <w:color w:val="404040" w:themeColor="text1" w:themeTint="BF"/>
-                          <w:sz w:val="18"/>
-                          <w:szCs w:val="18"/>
-                        </w:rPr>
-                        <w:t>$</w:t>
-                      </w:r>
-                      <w:proofErr w:type="spellStart"/>
-                      <w:proofErr w:type="gramStart"/>
-                      <w:r>
-                        <w:rPr>
-                          <w:rFonts w:ascii="Zetta Serif Book" w:hAnsi="Zetta Serif Book"/>
-                          <w:b/>
-                          <w:color w:val="404040" w:themeColor="text1" w:themeTint="BF"/>
-                          <w:sz w:val="18"/>
-                          <w:szCs w:val="18"/>
-                        </w:rPr>
-                        <w:t>xx,xxx</w:t>
-                      </w:r>
-                      <w:proofErr w:type="spellEnd"/>
-                      <w:proofErr w:type="gramEnd"/>
-                      <w:r>
-                        <w:rPr>
-                          <w:rFonts w:ascii="Zetta Serif Book" w:hAnsi="Zetta Serif Book"/>
-                          <w:bCs/>
-                          <w:color w:val="404040" w:themeColor="text1" w:themeTint="BF"/>
-                          <w:sz w:val="18"/>
-                          <w:szCs w:val="18"/>
-                        </w:rPr>
-                        <w:t xml:space="preserve"> </w:t>
-                      </w:r>
-                      <w:r>
-                        <w:rPr>
-                          <w:rFonts w:ascii="Zetta Serif Book" w:hAnsi="Zetta Serif Book"/>
-                          <w:color w:val="404040" w:themeColor="text1" w:themeTint="BF"/>
-                          <w:sz w:val="18"/>
-                          <w:szCs w:val="18"/>
-                        </w:rPr>
-                        <w:t>–</w:t>
-                      </w:r>
-                      <w:r>
-                        <w:rPr>
-                          <w:rFonts w:ascii="Zetta Serif Book" w:hAnsi="Zetta Serif Book"/>
-                          <w:color w:val="404040" w:themeColor="text1" w:themeTint="BF"/>
-                          <w:sz w:val="18"/>
-                          <w:szCs w:val="18"/>
-                        </w:rPr>
-                        <w:t xml:space="preserve"> </w:t>
-                      </w:r>
-                      <w:r>
-                        <w:rPr>
-                          <w:rFonts w:ascii="Zetta Serif Book" w:hAnsi="Zetta Serif Book"/>
-                          <w:bCs/>
-                          <w:color w:val="404040" w:themeColor="text1" w:themeTint="BF"/>
-                          <w:sz w:val="18"/>
-                          <w:szCs w:val="18"/>
-                        </w:rPr>
-                        <w:t>Opti</w:t>
-                      </w:r>
-                      <w:r>
-                        <w:rPr>
-                          <w:rFonts w:ascii="Zetta Serif Book" w:hAnsi="Zetta Serif Book"/>
-                          <w:color w:val="404040" w:themeColor="text1" w:themeTint="BF"/>
-                          <w:sz w:val="18"/>
-                          <w:szCs w:val="18"/>
-                        </w:rPr>
-                        <w:t>on 2: Polished Concrete</w:t>
-                      </w:r>
-                      <w:r>
-                        <w:rPr>
-                          <w:rFonts w:ascii="Zetta Serif Book" w:hAnsi="Zetta Serif Book"/>
-                          <w:color w:val="404040" w:themeColor="text1" w:themeTint="BF"/>
-                          <w:sz w:val="18"/>
-                          <w:szCs w:val="18"/>
-                        </w:rPr>
-                        <w:t xml:space="preserve"> </w:t>
-                      </w:r>
-                      <w:r>
-                        <w:rPr>
-                          <w:rFonts w:ascii="Zetta Serif Book" w:hAnsi="Zetta Serif Book"/>
-                          <w:color w:val="404040" w:themeColor="text1" w:themeTint="BF"/>
-                          <w:sz w:val="18"/>
-                          <w:szCs w:val="18"/>
-                        </w:rPr>
-                        <w:t xml:space="preserve">flooring </w:t>
-                      </w:r>
-                      <w:r>
-                        <w:rPr>
-                          <w:rFonts w:ascii="Zetta Serif Book" w:hAnsi="Zetta Serif Book"/>
-                          <w:color w:val="404040" w:themeColor="text1" w:themeTint="BF"/>
-                          <w:sz w:val="18"/>
-                          <w:szCs w:val="18"/>
-                        </w:rPr>
-                        <w:t xml:space="preserve">as described above </w:t>
-                      </w:r>
-                      <w:r>
-                        <w:rPr>
-                          <w:rFonts w:ascii="Zetta Serif Book" w:hAnsi="Zetta Serif Book"/>
-                          <w:i/>
-                          <w:iCs/>
-                          <w:color w:val="404040" w:themeColor="text1" w:themeTint="BF"/>
-                          <w:sz w:val="18"/>
-                          <w:szCs w:val="18"/>
-                        </w:rPr>
-                        <w:t>(</w:t>
-                      </w:r>
-                      <w:r>
-                        <w:rPr>
-                          <w:rFonts w:ascii="Zetta Serif Book" w:hAnsi="Zetta Serif Book"/>
-                          <w:i/>
-                          <w:iCs/>
-                          <w:color w:val="404040" w:themeColor="text1" w:themeTint="BF"/>
-                          <w:sz w:val="18"/>
-                          <w:szCs w:val="18"/>
-                        </w:rPr>
-                        <w:t xml:space="preserve">material sales </w:t>
-                      </w:r>
-                      <w:r>
-                        <w:rPr>
-                          <w:rFonts w:ascii="Zetta Serif Book" w:hAnsi="Zetta Serif Book"/>
-                          <w:i/>
-                          <w:iCs/>
-                          <w:color w:val="404040" w:themeColor="text1" w:themeTint="BF"/>
-                          <w:sz w:val="18"/>
-                          <w:szCs w:val="18"/>
-                        </w:rPr>
-                        <w:t>tax INCLUDED)</w:t>
-                      </w:r>
-                    </w:p>
-                    <w:p>
-                      <w:pPr>
-                        <w:pStyle w:val="ListParagraph"/>
-                        <w:numPr>
-                          <w:ilvl w:val="0"/>
-                          <w:numId w:val="3"/>
-                        </w:numPr>
-                        <w:spacing w:line="300" w:lineRule="auto"/>
-                        <w:rPr>
-                          <w:rFonts w:ascii="Zetta Serif Book" w:hAnsi="Zetta Serif Book"/>
-                          <w:color w:val="404040" w:themeColor="text1" w:themeTint="BF"/>
-                          <w:sz w:val="18"/>
-                          <w:szCs w:val="18"/>
-                        </w:rPr>
-                      </w:pPr>
-                      <w:r>
-                        <w:rPr>
-                          <w:rFonts w:ascii="Zetta Serif Book" w:hAnsi="Zetta Serif Book"/>
-                          <w:color w:val="404040" w:themeColor="text1" w:themeTint="BF"/>
-                          <w:sz w:val="18"/>
-                          <w:szCs w:val="18"/>
-                          <w:highlight w:val="yellow"/>
-                          <w:u w:val="single"/>
-                        </w:rPr>
-                        <w:t>$</w:t>
-                      </w:r>
-                      <w:r>
-                        <w:rPr>
-                          <w:rFonts w:ascii="Zetta Serif Book" w:hAnsi="Zetta Serif Book"/>
-                          <w:color w:val="404040" w:themeColor="text1" w:themeTint="BF"/>
-                          <w:sz w:val="18"/>
-                          <w:szCs w:val="18"/>
-                          <w:highlight w:val="yellow"/>
-                          <w:u w:val="single"/>
-                        </w:rPr>
-                        <w:t xml:space="preserve">    </w:t>
-                      </w:r>
-                      <w:r>
-                        <w:rPr>
-                          <w:rFonts w:ascii="Zetta Serif Book" w:hAnsi="Zetta Serif Book"/>
-                          <w:color w:val="404040" w:themeColor="text1" w:themeTint="BF"/>
-                          <w:sz w:val="18"/>
-                          <w:szCs w:val="18"/>
-                          <w:highlight w:val="yellow"/>
-                          <w:u w:val="single"/>
-                        </w:rPr>
-                        <w:t>x</w:t>
-                      </w:r>
-                      <w:r>
-                        <w:rPr>
-                          <w:rFonts w:ascii="Zetta Serif Book" w:hAnsi="Zetta Serif Book"/>
-                          <w:color w:val="404040" w:themeColor="text1" w:themeTint="BF"/>
-                          <w:sz w:val="18"/>
-                          <w:szCs w:val="18"/>
-                          <w:highlight w:val="yellow"/>
-                          <w:u w:val="single"/>
-                        </w:rPr>
-                        <w:t>x</w:t>
-                      </w:r>
-                      <w:r>
-                        <w:rPr>
-                          <w:rFonts w:ascii="Zetta Serif Book" w:hAnsi="Zetta Serif Book"/>
-                          <w:color w:val="404040" w:themeColor="text1" w:themeTint="BF"/>
-                          <w:sz w:val="18"/>
-                          <w:szCs w:val="18"/>
-                          <w:highlight w:val="yellow"/>
-                          <w:u w:val="single"/>
-                        </w:rPr>
-                        <w:t xml:space="preserve"> </w:t>
-                      </w:r>
-                      <w:r>
-                        <w:rPr>
-                          <w:rFonts w:ascii="Zetta Serif Book" w:hAnsi="Zetta Serif Book"/>
-                          <w:color w:val="404040" w:themeColor="text1" w:themeTint="BF"/>
-                          <w:sz w:val="18"/>
-                          <w:szCs w:val="18"/>
-                          <w:highlight w:val="yellow"/>
-                        </w:rPr>
-                        <w:t>– Kansas</w:t>
-                      </w:r>
-                      <w:r>
-                        <w:rPr>
-                          <w:rFonts w:ascii="Zetta Serif Book" w:hAnsi="Zetta Serif Book"/>
-                          <w:color w:val="404040" w:themeColor="text1" w:themeTint="BF"/>
-                          <w:sz w:val="18"/>
-                          <w:szCs w:val="18"/>
-                        </w:rPr>
-                        <w:t xml:space="preserve"> Remodel Tax</w:t>
-                      </w:r>
-                    </w:p>
-                    <w:p>
-                      <w:pPr>
-                        <w:pStyle w:val="ListParagraph"/>
-                        <w:numPr>
-                          <w:ilvl w:val="0"/>
-                          <w:numId w:val="3"/>
-                        </w:numPr>
-                        <w:spacing w:line="300" w:lineRule="auto"/>
-                        <w:rPr>
-                          <w:rFonts w:ascii="Zetta Serif Book" w:hAnsi="Zetta Serif Book"/>
-                          <w:color w:val="404040" w:themeColor="text1" w:themeTint="BF"/>
-                          <w:sz w:val="18"/>
-                          <w:szCs w:val="18"/>
-                        </w:rPr>
-                      </w:pPr>
-                      <w:r>
-                        <w:rPr>
-                          <w:rFonts w:ascii="Zetta Serif Book" w:hAnsi="Zetta Serif Book"/>
-                          <w:b/>
-                          <w:bCs/>
-                          <w:color w:val="404040" w:themeColor="text1" w:themeTint="BF"/>
-                          <w:sz w:val="18"/>
-                          <w:szCs w:val="18"/>
-                        </w:rPr>
-                        <w:t>$xx</w:t>
-                      </w:r>
-                      <w:r>
-                        <w:rPr>
-                          <w:rFonts w:ascii="Zetta Serif Book" w:hAnsi="Zetta Serif Book"/>
-                          <w:color w:val="404040" w:themeColor="text1" w:themeTint="BF"/>
-                          <w:sz w:val="18"/>
-                          <w:szCs w:val="18"/>
-                        </w:rPr>
-                        <w:t xml:space="preserve"> – Total</w:t>
+                        <w:t xml:space="preserve"/>
                       </w:r>
                     </w:p>
                     <w:p>

--- a/backend/templates/Direct/xx.xx.xx TREADWELL COMBO PROPOSAL - CUSTMOER NAME.docx
+++ b/backend/templates/Direct/xx.xx.xx TREADWELL COMBO PROPOSAL - CUSTMOER NAME.docx
@@ -3014,6 +3014,249 @@
                           <w:p>
                             <w:pPr>
                               <w:pStyle w:val="ListParagraph"/>
+                              <w:numPr>
+                                <w:ilvl w:val="0"/>
+                                <w:numId w:val="3"/>
+                              </w:numPr>
+                              <w:spacing w:line="300" w:lineRule="auto"/>
+                              <w:rPr>
+                                <w:rFonts w:ascii="Zetta Serif Book" w:hAnsi="Zetta Serif Book"/>
+                                <w:color w:val="404040" w:themeColor="text1" w:themeTint="BF"/>
+                                <w:sz w:val="18"/>
+                                <w:szCs w:val="18"/>
+                              </w:rPr>
+                            </w:pPr>
+                            <w:r>
+                              <w:rPr>
+                                <w:rFonts w:ascii="Zetta Serif Book" w:hAnsi="Zetta Serif Book"/>
+                                <w:b/>
+                                <w:bCs/>
+                                <w:color w:val="404040" w:themeColor="text1" w:themeTint="BF"/>
+                                <w:sz w:val="18"/>
+                                <w:szCs w:val="18"/>
+                              </w:rPr>
+                              <w:t xml:space="preserve">{{#price_line}}</w:t>
+                            </w:r>
+                          </w:p>
+                          <w:p>
+                            <w:pPr>
+                              <w:pStyle w:val="ListParagraph"/>
+                              <w:numPr>
+                                <w:ilvl w:val="0"/>
+                                <w:numId w:val="3"/>
+                              </w:numPr>
+                              <w:spacing w:line="300" w:lineRule="auto"/>
+                              <w:rPr>
+                                <w:rFonts w:ascii="Zetta Serif Book" w:hAnsi="Zetta Serif Book"/>
+                                <w:color w:val="404040" w:themeColor="text1" w:themeTint="BF"/>
+                                <w:sz w:val="18"/>
+                                <w:szCs w:val="18"/>
+                              </w:rPr>
+                            </w:pPr>
+                            <w:r>
+                              <w:rPr>
+                                <w:rFonts w:ascii="Zetta Serif Book" w:hAnsi="Zetta Serif Book"/>
+                                <w:b/>
+                                <w:bCs/>
+                                <w:color w:val="404040" w:themeColor="text1" w:themeTint="BF"/>
+                                <w:sz w:val="18"/>
+                                <w:szCs w:val="18"/>
+                              </w:rPr>
+                              <w:t xml:space="preserve">{{price_line.amount_formatted}} – {{price_line.label}}</w:t>
+                            </w:r>
+                          </w:p>
+                          <w:p>
+                            <w:pPr>
+                              <w:pStyle w:val="ListParagraph"/>
+                              <w:numPr>
+                                <w:ilvl w:val="0"/>
+                                <w:numId w:val="3"/>
+                              </w:numPr>
+                              <w:spacing w:line="300" w:lineRule="auto"/>
+                              <w:rPr>
+                                <w:rFonts w:ascii="Zetta Serif Book" w:hAnsi="Zetta Serif Book"/>
+                                <w:color w:val="404040" w:themeColor="text1" w:themeTint="BF"/>
+                                <w:sz w:val="18"/>
+                                <w:szCs w:val="18"/>
+                              </w:rPr>
+                            </w:pPr>
+                            <w:r>
+                              <w:rPr>
+                                <w:rFonts w:ascii="Zetta Serif Book" w:hAnsi="Zetta Serif Book"/>
+                                <w:b/>
+                                <w:bCs/>
+                                <w:color w:val="404040" w:themeColor="text1" w:themeTint="BF"/>
+                                <w:sz w:val="18"/>
+                                <w:szCs w:val="18"/>
+                              </w:rPr>
+                              <w:t xml:space="preserve">{{/price_line}}</w:t>
+                            </w:r>
+                          </w:p>
+                          <w:p>
+                            <w:pPr>
+                              <w:pStyle w:val="ListParagraph"/>
+                              <w:numPr>
+                                <w:ilvl w:val="0"/>
+                                <w:numId w:val="3"/>
+                              </w:numPr>
+                              <w:spacing w:line="300" w:lineRule="auto"/>
+                              <w:rPr>
+                                <w:rFonts w:ascii="Zetta Serif Book" w:hAnsi="Zetta Serif Book"/>
+                                <w:color w:val="404040" w:themeColor="text1" w:themeTint="BF"/>
+                                <w:sz w:val="18"/>
+                                <w:szCs w:val="18"/>
+                              </w:rPr>
+                            </w:pPr>
+                            <w:r>
+                              <w:rPr>
+                                <w:rFonts w:ascii="Zetta Serif Book" w:hAnsi="Zetta Serif Book"/>
+                                <w:b/>
+                                <w:bCs/>
+                                <w:color w:val="404040" w:themeColor="text1" w:themeTint="BF"/>
+                                <w:sz w:val="18"/>
+                                <w:szCs w:val="18"/>
+                              </w:rPr>
+                              <w:t xml:space="preserve">{{#alternate}}</w:t>
+                            </w:r>
+                          </w:p>
+                          <w:p>
+                            <w:pPr>
+                              <w:pStyle w:val="ListParagraph"/>
+                              <w:numPr>
+                                <w:ilvl w:val="0"/>
+                                <w:numId w:val="3"/>
+                              </w:numPr>
+                              <w:spacing w:line="300" w:lineRule="auto"/>
+                              <w:rPr>
+                                <w:rFonts w:ascii="Zetta Serif Book" w:hAnsi="Zetta Serif Book"/>
+                                <w:color w:val="404040" w:themeColor="text1" w:themeTint="BF"/>
+                                <w:sz w:val="18"/>
+                                <w:szCs w:val="18"/>
+                              </w:rPr>
+                            </w:pPr>
+                            <w:r>
+                              <w:rPr>
+                                <w:rFonts w:ascii="Zetta Serif Book" w:hAnsi="Zetta Serif Book"/>
+                                <w:b/>
+                                <w:bCs/>
+                                <w:color w:val="404040" w:themeColor="text1" w:themeTint="BF"/>
+                                <w:sz w:val="18"/>
+                                <w:szCs w:val="18"/>
+                              </w:rPr>
+                              <w:t xml:space="preserve">ALTERNATE SYSTEM — {{alternate.system_name}}</w:t>
+                            </w:r>
+                          </w:p>
+                          <w:p>
+                            <w:pPr>
+                              <w:pStyle w:val="ListParagraph"/>
+                              <w:numPr>
+                                <w:ilvl w:val="0"/>
+                                <w:numId w:val="3"/>
+                              </w:numPr>
+                              <w:spacing w:line="300" w:lineRule="auto"/>
+                              <w:rPr>
+                                <w:rFonts w:ascii="Zetta Serif Book" w:hAnsi="Zetta Serif Book"/>
+                                <w:color w:val="404040" w:themeColor="text1" w:themeTint="BF"/>
+                                <w:sz w:val="18"/>
+                                <w:szCs w:val="18"/>
+                              </w:rPr>
+                            </w:pPr>
+                            <w:r>
+                              <w:rPr>
+                                <w:rFonts w:ascii="Zetta Serif Book" w:hAnsi="Zetta Serif Book"/>
+                                <w:b/>
+                                <w:bCs/>
+                                <w:color w:val="404040" w:themeColor="text1" w:themeTint="BF"/>
+                                <w:sz w:val="18"/>
+                                <w:szCs w:val="18"/>
+                              </w:rPr>
+                              <w:t xml:space="preserve">{{alternate.lump_sum_formatted}} – Flooring as described above (material sales tax INCLUDED)</w:t>
+                            </w:r>
+                          </w:p>
+                          <w:p>
+                            <w:pPr>
+                              <w:pStyle w:val="ListParagraph"/>
+                              <w:numPr>
+                                <w:ilvl w:val="0"/>
+                                <w:numId w:val="3"/>
+                              </w:numPr>
+                              <w:spacing w:line="300" w:lineRule="auto"/>
+                              <w:rPr>
+                                <w:rFonts w:ascii="Zetta Serif Book" w:hAnsi="Zetta Serif Book"/>
+                                <w:color w:val="404040" w:themeColor="text1" w:themeTint="BF"/>
+                                <w:sz w:val="18"/>
+                                <w:szCs w:val="18"/>
+                              </w:rPr>
+                            </w:pPr>
+                            <w:r>
+                              <w:rPr>
+                                <w:rFonts w:ascii="Zetta Serif Book" w:hAnsi="Zetta Serif Book"/>
+                                <w:b/>
+                                <w:bCs/>
+                                <w:color w:val="404040" w:themeColor="text1" w:themeTint="BF"/>
+                                <w:sz w:val="18"/>
+                                <w:szCs w:val="18"/>
+                              </w:rPr>
+                              <w:t xml:space="preserve">{{alternate.remodel_tax}} – {{state_name}} Remodel Tax</w:t>
+                            </w:r>
+                          </w:p>
+                          <w:p>
+                            <w:pPr>
+                              <w:pStyle w:val="ListParagraph"/>
+                              <w:numPr>
+                                <w:ilvl w:val="0"/>
+                                <w:numId w:val="3"/>
+                              </w:numPr>
+                              <w:spacing w:line="300" w:lineRule="auto"/>
+                              <w:rPr>
+                                <w:rFonts w:ascii="Zetta Serif Book" w:hAnsi="Zetta Serif Book"/>
+                                <w:color w:val="404040" w:themeColor="text1" w:themeTint="BF"/>
+                                <w:sz w:val="18"/>
+                                <w:szCs w:val="18"/>
+                              </w:rPr>
+                            </w:pPr>
+                            <w:r>
+                              <w:rPr>
+                                <w:rFonts w:ascii="Zetta Serif Book" w:hAnsi="Zetta Serif Book"/>
+                                <w:b/>
+                                <w:bCs/>
+                                <w:color w:val="404040" w:themeColor="text1" w:themeTint="BF"/>
+                                <w:sz w:val="18"/>
+                                <w:szCs w:val="18"/>
+                              </w:rPr>
+                              <w:t xml:space="preserve">{{alternate.total_formatted}} – Total</w:t>
+                            </w:r>
+                          </w:p>
+                          <w:p>
+                            <w:pPr>
+                              <w:pStyle w:val="ListParagraph"/>
+                              <w:numPr>
+                                <w:ilvl w:val="0"/>
+                                <w:numId w:val="3"/>
+                              </w:numPr>
+                              <w:spacing w:line="300" w:lineRule="auto"/>
+                              <w:rPr>
+                                <w:rFonts w:ascii="Zetta Serif Book" w:hAnsi="Zetta Serif Book"/>
+                                <w:color w:val="404040" w:themeColor="text1" w:themeTint="BF"/>
+                                <w:sz w:val="18"/>
+                                <w:szCs w:val="18"/>
+                              </w:rPr>
+                            </w:pPr>
+                            <w:r>
+                              <w:rPr>
+                                <w:rFonts w:ascii="Zetta Serif Book" w:hAnsi="Zetta Serif Book"/>
+                                <w:b/>
+                                <w:bCs/>
+                                <w:color w:val="404040" w:themeColor="text1" w:themeTint="BF"/>
+                                <w:sz w:val="18"/>
+                                <w:szCs w:val="18"/>
+                              </w:rPr>
+                              <w:t xml:space="preserve">{{/alternate}}</w:t>
+                            </w:r>
+                          </w:p>
+                          <w:p>
+                            <w:pPr>
+                              <w:pStyle w:val="ListParagraph"/>
                               <w:spacing w:line="300" w:lineRule="auto"/>
                               <w:ind w:left="288"/>
                               <w:rPr>
@@ -3306,6 +3549,249 @@
                           <w:szCs w:val="18"/>
                         </w:rPr>
                         <w:t xml:space="preserve">{{total_formatted}} – Total</w:t>
+                      </w:r>
+                    </w:p>
+                    <w:p>
+                      <w:pPr>
+                        <w:pStyle w:val="ListParagraph"/>
+                        <w:numPr>
+                          <w:ilvl w:val="0"/>
+                          <w:numId w:val="3"/>
+                        </w:numPr>
+                        <w:spacing w:line="300" w:lineRule="auto"/>
+                        <w:rPr>
+                          <w:rFonts w:ascii="Zetta Serif Book" w:hAnsi="Zetta Serif Book"/>
+                          <w:color w:val="404040" w:themeColor="text1" w:themeTint="BF"/>
+                          <w:sz w:val="18"/>
+                          <w:szCs w:val="18"/>
+                        </w:rPr>
+                      </w:pPr>
+                      <w:r>
+                        <w:rPr>
+                          <w:rFonts w:ascii="Zetta Serif Book" w:hAnsi="Zetta Serif Book"/>
+                          <w:b/>
+                          <w:bCs/>
+                          <w:color w:val="404040" w:themeColor="text1" w:themeTint="BF"/>
+                          <w:sz w:val="18"/>
+                          <w:szCs w:val="18"/>
+                        </w:rPr>
+                        <w:t xml:space="preserve">{{#price_line}}</w:t>
+                      </w:r>
+                    </w:p>
+                    <w:p>
+                      <w:pPr>
+                        <w:pStyle w:val="ListParagraph"/>
+                        <w:numPr>
+                          <w:ilvl w:val="0"/>
+                          <w:numId w:val="3"/>
+                        </w:numPr>
+                        <w:spacing w:line="300" w:lineRule="auto"/>
+                        <w:rPr>
+                          <w:rFonts w:ascii="Zetta Serif Book" w:hAnsi="Zetta Serif Book"/>
+                          <w:color w:val="404040" w:themeColor="text1" w:themeTint="BF"/>
+                          <w:sz w:val="18"/>
+                          <w:szCs w:val="18"/>
+                        </w:rPr>
+                      </w:pPr>
+                      <w:r>
+                        <w:rPr>
+                          <w:rFonts w:ascii="Zetta Serif Book" w:hAnsi="Zetta Serif Book"/>
+                          <w:b/>
+                          <w:bCs/>
+                          <w:color w:val="404040" w:themeColor="text1" w:themeTint="BF"/>
+                          <w:sz w:val="18"/>
+                          <w:szCs w:val="18"/>
+                        </w:rPr>
+                        <w:t xml:space="preserve">{{price_line.amount_formatted}} – {{price_line.label}}</w:t>
+                      </w:r>
+                    </w:p>
+                    <w:p>
+                      <w:pPr>
+                        <w:pStyle w:val="ListParagraph"/>
+                        <w:numPr>
+                          <w:ilvl w:val="0"/>
+                          <w:numId w:val="3"/>
+                        </w:numPr>
+                        <w:spacing w:line="300" w:lineRule="auto"/>
+                        <w:rPr>
+                          <w:rFonts w:ascii="Zetta Serif Book" w:hAnsi="Zetta Serif Book"/>
+                          <w:color w:val="404040" w:themeColor="text1" w:themeTint="BF"/>
+                          <w:sz w:val="18"/>
+                          <w:szCs w:val="18"/>
+                        </w:rPr>
+                      </w:pPr>
+                      <w:r>
+                        <w:rPr>
+                          <w:rFonts w:ascii="Zetta Serif Book" w:hAnsi="Zetta Serif Book"/>
+                          <w:b/>
+                          <w:bCs/>
+                          <w:color w:val="404040" w:themeColor="text1" w:themeTint="BF"/>
+                          <w:sz w:val="18"/>
+                          <w:szCs w:val="18"/>
+                        </w:rPr>
+                        <w:t xml:space="preserve">{{/price_line}}</w:t>
+                      </w:r>
+                    </w:p>
+                    <w:p>
+                      <w:pPr>
+                        <w:pStyle w:val="ListParagraph"/>
+                        <w:numPr>
+                          <w:ilvl w:val="0"/>
+                          <w:numId w:val="3"/>
+                        </w:numPr>
+                        <w:spacing w:line="300" w:lineRule="auto"/>
+                        <w:rPr>
+                          <w:rFonts w:ascii="Zetta Serif Book" w:hAnsi="Zetta Serif Book"/>
+                          <w:color w:val="404040" w:themeColor="text1" w:themeTint="BF"/>
+                          <w:sz w:val="18"/>
+                          <w:szCs w:val="18"/>
+                        </w:rPr>
+                      </w:pPr>
+                      <w:r>
+                        <w:rPr>
+                          <w:rFonts w:ascii="Zetta Serif Book" w:hAnsi="Zetta Serif Book"/>
+                          <w:b/>
+                          <w:bCs/>
+                          <w:color w:val="404040" w:themeColor="text1" w:themeTint="BF"/>
+                          <w:sz w:val="18"/>
+                          <w:szCs w:val="18"/>
+                        </w:rPr>
+                        <w:t xml:space="preserve">{{#alternate}}</w:t>
+                      </w:r>
+                    </w:p>
+                    <w:p>
+                      <w:pPr>
+                        <w:pStyle w:val="ListParagraph"/>
+                        <w:numPr>
+                          <w:ilvl w:val="0"/>
+                          <w:numId w:val="3"/>
+                        </w:numPr>
+                        <w:spacing w:line="300" w:lineRule="auto"/>
+                        <w:rPr>
+                          <w:rFonts w:ascii="Zetta Serif Book" w:hAnsi="Zetta Serif Book"/>
+                          <w:color w:val="404040" w:themeColor="text1" w:themeTint="BF"/>
+                          <w:sz w:val="18"/>
+                          <w:szCs w:val="18"/>
+                        </w:rPr>
+                      </w:pPr>
+                      <w:r>
+                        <w:rPr>
+                          <w:rFonts w:ascii="Zetta Serif Book" w:hAnsi="Zetta Serif Book"/>
+                          <w:b/>
+                          <w:bCs/>
+                          <w:color w:val="404040" w:themeColor="text1" w:themeTint="BF"/>
+                          <w:sz w:val="18"/>
+                          <w:szCs w:val="18"/>
+                        </w:rPr>
+                        <w:t xml:space="preserve">ALTERNATE SYSTEM — {{alternate.system_name}}</w:t>
+                      </w:r>
+                    </w:p>
+                    <w:p>
+                      <w:pPr>
+                        <w:pStyle w:val="ListParagraph"/>
+                        <w:numPr>
+                          <w:ilvl w:val="0"/>
+                          <w:numId w:val="3"/>
+                        </w:numPr>
+                        <w:spacing w:line="300" w:lineRule="auto"/>
+                        <w:rPr>
+                          <w:rFonts w:ascii="Zetta Serif Book" w:hAnsi="Zetta Serif Book"/>
+                          <w:color w:val="404040" w:themeColor="text1" w:themeTint="BF"/>
+                          <w:sz w:val="18"/>
+                          <w:szCs w:val="18"/>
+                        </w:rPr>
+                      </w:pPr>
+                      <w:r>
+                        <w:rPr>
+                          <w:rFonts w:ascii="Zetta Serif Book" w:hAnsi="Zetta Serif Book"/>
+                          <w:b/>
+                          <w:bCs/>
+                          <w:color w:val="404040" w:themeColor="text1" w:themeTint="BF"/>
+                          <w:sz w:val="18"/>
+                          <w:szCs w:val="18"/>
+                        </w:rPr>
+                        <w:t xml:space="preserve">{{alternate.lump_sum_formatted}} – Flooring as described above (material sales tax INCLUDED)</w:t>
+                      </w:r>
+                    </w:p>
+                    <w:p>
+                      <w:pPr>
+                        <w:pStyle w:val="ListParagraph"/>
+                        <w:numPr>
+                          <w:ilvl w:val="0"/>
+                          <w:numId w:val="3"/>
+                        </w:numPr>
+                        <w:spacing w:line="300" w:lineRule="auto"/>
+                        <w:rPr>
+                          <w:rFonts w:ascii="Zetta Serif Book" w:hAnsi="Zetta Serif Book"/>
+                          <w:color w:val="404040" w:themeColor="text1" w:themeTint="BF"/>
+                          <w:sz w:val="18"/>
+                          <w:szCs w:val="18"/>
+                        </w:rPr>
+                      </w:pPr>
+                      <w:r>
+                        <w:rPr>
+                          <w:rFonts w:ascii="Zetta Serif Book" w:hAnsi="Zetta Serif Book"/>
+                          <w:b/>
+                          <w:bCs/>
+                          <w:color w:val="404040" w:themeColor="text1" w:themeTint="BF"/>
+                          <w:sz w:val="18"/>
+                          <w:szCs w:val="18"/>
+                        </w:rPr>
+                        <w:t xml:space="preserve">{{alternate.remodel_tax}} – {{state_name}} Remodel Tax</w:t>
+                      </w:r>
+                    </w:p>
+                    <w:p>
+                      <w:pPr>
+                        <w:pStyle w:val="ListParagraph"/>
+                        <w:numPr>
+                          <w:ilvl w:val="0"/>
+                          <w:numId w:val="3"/>
+                        </w:numPr>
+                        <w:spacing w:line="300" w:lineRule="auto"/>
+                        <w:rPr>
+                          <w:rFonts w:ascii="Zetta Serif Book" w:hAnsi="Zetta Serif Book"/>
+                          <w:color w:val="404040" w:themeColor="text1" w:themeTint="BF"/>
+                          <w:sz w:val="18"/>
+                          <w:szCs w:val="18"/>
+                        </w:rPr>
+                      </w:pPr>
+                      <w:r>
+                        <w:rPr>
+                          <w:rFonts w:ascii="Zetta Serif Book" w:hAnsi="Zetta Serif Book"/>
+                          <w:b/>
+                          <w:bCs/>
+                          <w:color w:val="404040" w:themeColor="text1" w:themeTint="BF"/>
+                          <w:sz w:val="18"/>
+                          <w:szCs w:val="18"/>
+                        </w:rPr>
+                        <w:t xml:space="preserve">{{alternate.total_formatted}} – Total</w:t>
+                      </w:r>
+                    </w:p>
+                    <w:p>
+                      <w:pPr>
+                        <w:pStyle w:val="ListParagraph"/>
+                        <w:numPr>
+                          <w:ilvl w:val="0"/>
+                          <w:numId w:val="3"/>
+                        </w:numPr>
+                        <w:spacing w:line="300" w:lineRule="auto"/>
+                        <w:rPr>
+                          <w:rFonts w:ascii="Zetta Serif Book" w:hAnsi="Zetta Serif Book"/>
+                          <w:color w:val="404040" w:themeColor="text1" w:themeTint="BF"/>
+                          <w:sz w:val="18"/>
+                          <w:szCs w:val="18"/>
+                        </w:rPr>
+                      </w:pPr>
+                      <w:r>
+                        <w:rPr>
+                          <w:rFonts w:ascii="Zetta Serif Book" w:hAnsi="Zetta Serif Book"/>
+                          <w:b/>
+                          <w:bCs/>
+                          <w:color w:val="404040" w:themeColor="text1" w:themeTint="BF"/>
+                          <w:sz w:val="18"/>
+                          <w:szCs w:val="18"/>
+                        </w:rPr>
+                        <w:t xml:space="preserve">{{/alternate}}</w:t>
                       </w:r>
                     </w:p>
                     <w:p>

--- a/backend/templates/Direct/xx.xx.xx TREADWELL COMBO PROPOSAL - CUSTMOER NAME.docx
+++ b/backend/templates/Direct/xx.xx.xx TREADWELL COMBO PROPOSAL - CUSTMOER NAME.docx
@@ -727,7 +727,7 @@
                                 <w:sz w:val="18"/>
                                 <w:szCs w:val="18"/>
                               </w:rPr>
-                              <w:t>Troy Holmes</w:t>
+                              <w:t xml:space="preserve">{{estimator_name}}</w:t>
                             </w:r>
                           </w:p>
                         </w:txbxContent>
@@ -808,7 +808,7 @@
                           <w:sz w:val="18"/>
                           <w:szCs w:val="18"/>
                         </w:rPr>
-                        <w:t>Troy Holmes</w:t>
+                        <w:t xml:space="preserve">{{estimator_name}}</w:t>
                       </w:r>
                     </w:p>
                   </w:txbxContent>

--- a/backend/templates/Direct/xx.xx.xx TREADWELL COMBO PROPOSAL - CUSTMOER NAME.docx
+++ b/backend/templates/Direct/xx.xx.xx TREADWELL COMBO PROPOSAL - CUSTMOER NAME.docx
@@ -2932,10 +2932,6 @@
                           <w:p>
                             <w:pPr>
                               <w:pStyle w:val="ListParagraph"/>
-                              <w:numPr>
-                                <w:ilvl w:val="0"/>
-                                <w:numId w:val="3"/>
-                              </w:numPr>
                               <w:spacing w:line="300" w:lineRule="auto"/>
                               <w:rPr>
                                 <w:rFonts w:ascii="Zetta Serif Book" w:hAnsi="Zetta Serif Book"/>
@@ -2952,7 +2948,7 @@
                                 <w:sz w:val="18"/>
                                 <w:szCs w:val="18"/>
                               </w:rPr>
-                              <w:t xml:space="preserve">{{lump_sum_formatted}} – Epoxy &amp; Polished Concrete flooring as described above (material sales tax INCLUDED)</w:t>
+                              <w:t xml:space="preserve">Base Bid</w:t>
                             </w:r>
                             <w:proofErr w:type="spellStart"/>
                             <w:proofErr w:type="spellEnd"/>
@@ -2975,14 +2971,15 @@
                             <w:r>
                               <w:rPr>
                                 <w:rFonts w:ascii="Zetta Serif Book" w:hAnsi="Zetta Serif Book"/>
-                                <w:color w:val="404040" w:themeColor="text1" w:themeTint="BF"/>
-                                <w:sz w:val="18"/>
-                                <w:szCs w:val="18"/>
-                                <w:highlight w:val="yellow"/>
-                                <w:u w:val="single"/>
-                              </w:rPr>
-                              <w:t xml:space="preserve">{{tax_amount_formatted}} – {{state_name}} Remodel Tax</w:t>
-                            </w:r>
+                                <w:b/>
+                                <w:color w:val="404040" w:themeColor="text1" w:themeTint="BF"/>
+                                <w:sz w:val="18"/>
+                                <w:szCs w:val="18"/>
+                              </w:rPr>
+                              <w:t xml:space="preserve">{{base_bid_formatted}} – Epoxy &amp; Polished Concrete flooring as described above (material sales tax INCLUDED)</w:t>
+                            </w:r>
+                            <w:proofErr w:type="spellStart"/>
+                            <w:proofErr w:type="spellEnd"/>
                           </w:p>
                           <w:p>
                             <w:pPr>
@@ -3003,12 +3000,18 @@
                               <w:rPr>
                                 <w:rFonts w:ascii="Zetta Serif Book" w:hAnsi="Zetta Serif Book"/>
                                 <w:b/>
-                                <w:bCs/>
-                                <w:color w:val="404040" w:themeColor="text1" w:themeTint="BF"/>
-                                <w:sz w:val="18"/>
-                                <w:szCs w:val="18"/>
-                              </w:rPr>
-                              <w:t xml:space="preserve">{{total_formatted}} – Total</w:t>
+                                <w:color w:val="404040" w:themeColor="text1" w:themeTint="BF"/>
+                                <w:sz w:val="18"/>
+                                <w:szCs w:val="18"/>
+                              </w:rPr>
+                              <w:t xml:space="preserve">{{material_tax_formatted}} – Material Sales Tax</w:t>
+                            </w:r>
+                            <w:proofErr w:type="spellStart"/>
+                            <w:proofErr w:type="spellEnd"/>
+                          </w:p>
+                          <w:p>
+                            <w:r>
+                              <w:t xml:space="preserve">{{#remodel}}</w:t>
                             </w:r>
                           </w:p>
                           <w:p>
@@ -3029,13 +3032,18 @@
                             <w:r>
                               <w:rPr>
                                 <w:rFonts w:ascii="Zetta Serif Book" w:hAnsi="Zetta Serif Book"/>
-                                <w:b/>
-                                <w:bCs/>
-                                <w:color w:val="404040" w:themeColor="text1" w:themeTint="BF"/>
-                                <w:sz w:val="18"/>
-                                <w:szCs w:val="18"/>
-                              </w:rPr>
-                              <w:t xml:space="preserve">{{#price_line}}</w:t>
+                                <w:color w:val="404040" w:themeColor="text1" w:themeTint="BF"/>
+                                <w:sz w:val="18"/>
+                                <w:szCs w:val="18"/>
+                                <w:highlight w:val="yellow"/>
+                                <w:u w:val="single"/>
+                              </w:rPr>
+                              <w:t xml:space="preserve">{{remodel.amount_formatted}} – Kansas Remodel Tax</w:t>
+                            </w:r>
+                          </w:p>
+                          <w:p>
+                            <w:r>
+                              <w:t xml:space="preserve">{{/remodel}}</w:t>
                             </w:r>
                           </w:p>
                           <w:p>
@@ -3062,8 +3070,32 @@
                                 <w:sz w:val="18"/>
                                 <w:szCs w:val="18"/>
                               </w:rPr>
-                              <w:t xml:space="preserve">{{price_line.amount_formatted}} – {{price_line.label}}</w:t>
-                            </w:r>
+                              <w:t xml:space="preserve">{{total_formatted}} – Total</w:t>
+                            </w:r>
+                          </w:p>
+                          <w:p>
+                            <w:pPr>
+                              <w:pStyle w:val="ListParagraph"/>
+                              <w:spacing w:line="300" w:lineRule="auto"/>
+                              <w:rPr>
+                                <w:rFonts w:ascii="Zetta Serif Book" w:hAnsi="Zetta Serif Book"/>
+                                <w:color w:val="404040" w:themeColor="text1" w:themeTint="BF"/>
+                                <w:sz w:val="18"/>
+                                <w:szCs w:val="18"/>
+                              </w:rPr>
+                            </w:pPr>
+                            <w:r>
+                              <w:rPr>
+                                <w:rFonts w:ascii="Zetta Serif Book" w:hAnsi="Zetta Serif Book"/>
+                                <w:b/>
+                                <w:color w:val="404040" w:themeColor="text1" w:themeTint="BF"/>
+                                <w:sz w:val="18"/>
+                                <w:szCs w:val="18"/>
+                              </w:rPr>
+                              <w:t xml:space="preserve">Options:</w:t>
+                            </w:r>
+                            <w:proofErr w:type="spellStart"/>
+                            <w:proofErr w:type="spellEnd"/>
                           </w:p>
                           <w:p>
                             <w:pPr>
@@ -3089,7 +3121,7 @@
                                 <w:sz w:val="18"/>
                                 <w:szCs w:val="18"/>
                               </w:rPr>
-                              <w:t xml:space="preserve">{{/price_line}}</w:t>
+                              <w:t xml:space="preserve">{{#price_line}}</w:t>
                             </w:r>
                           </w:p>
                           <w:p>
@@ -3116,7 +3148,7 @@
                                 <w:sz w:val="18"/>
                                 <w:szCs w:val="18"/>
                               </w:rPr>
-                              <w:t xml:space="preserve">{{#alternate}}</w:t>
+                              <w:t xml:space="preserve">{{price_line.amount_formatted}} – {{price_line.label}}</w:t>
                             </w:r>
                           </w:p>
                           <w:p>
@@ -3143,7 +3175,7 @@
                                 <w:sz w:val="18"/>
                                 <w:szCs w:val="18"/>
                               </w:rPr>
-                              <w:t xml:space="preserve">ALTERNATE SYSTEM — {{alternate.system_name}}</w:t>
+                              <w:t xml:space="preserve">{{/price_line}}</w:t>
                             </w:r>
                           </w:p>
                           <w:p>
@@ -3170,7 +3202,7 @@
                                 <w:sz w:val="18"/>
                                 <w:szCs w:val="18"/>
                               </w:rPr>
-                              <w:t xml:space="preserve">{{alternate.lump_sum_formatted}} – Flooring as described above (material sales tax INCLUDED)</w:t>
+                              <w:t xml:space="preserve">{{#alternate}}</w:t>
                             </w:r>
                           </w:p>
                           <w:p>
@@ -3197,7 +3229,61 @@
                                 <w:sz w:val="18"/>
                                 <w:szCs w:val="18"/>
                               </w:rPr>
-                              <w:t xml:space="preserve">{{alternate.remodel_tax}} – {{state_name}} Remodel Tax</w:t>
+                              <w:t xml:space="preserve">ALTERNATE SYSTEM — {{alternate.system_name}}</w:t>
+                            </w:r>
+                          </w:p>
+                          <w:p>
+                            <w:pPr>
+                              <w:pStyle w:val="ListParagraph"/>
+                              <w:numPr>
+                                <w:ilvl w:val="0"/>
+                                <w:numId w:val="3"/>
+                              </w:numPr>
+                              <w:spacing w:line="300" w:lineRule="auto"/>
+                              <w:rPr>
+                                <w:rFonts w:ascii="Zetta Serif Book" w:hAnsi="Zetta Serif Book"/>
+                                <w:color w:val="404040" w:themeColor="text1" w:themeTint="BF"/>
+                                <w:sz w:val="18"/>
+                                <w:szCs w:val="18"/>
+                              </w:rPr>
+                            </w:pPr>
+                            <w:r>
+                              <w:rPr>
+                                <w:rFonts w:ascii="Zetta Serif Book" w:hAnsi="Zetta Serif Book"/>
+                                <w:b/>
+                                <w:bCs/>
+                                <w:color w:val="404040" w:themeColor="text1" w:themeTint="BF"/>
+                                <w:sz w:val="18"/>
+                                <w:szCs w:val="18"/>
+                              </w:rPr>
+                              <w:t xml:space="preserve">{{alternate.lump_sum_formatted}} – Flooring as described above (material sales tax INCLUDED)</w:t>
+                            </w:r>
+                          </w:p>
+                          <w:p>
+                            <w:pPr>
+                              <w:pStyle w:val="ListParagraph"/>
+                              <w:numPr>
+                                <w:ilvl w:val="0"/>
+                                <w:numId w:val="3"/>
+                              </w:numPr>
+                              <w:spacing w:line="300" w:lineRule="auto"/>
+                              <w:rPr>
+                                <w:rFonts w:ascii="Zetta Serif Book" w:hAnsi="Zetta Serif Book"/>
+                                <w:color w:val="404040" w:themeColor="text1" w:themeTint="BF"/>
+                                <w:sz w:val="18"/>
+                                <w:szCs w:val="18"/>
+                              </w:rPr>
+                            </w:pPr>
+                            <w:r>
+                              <w:rPr>
+                                <w:rFonts w:ascii="Zetta Serif Book" w:hAnsi="Zetta Serif Book"/>
+                                <w:b/>
+                                <w:bCs/>
+                                <w:color w:val="404040" w:themeColor="text1" w:themeTint="BF"/>
+                                <w:sz w:val="18"/>
+                                <w:szCs w:val="18"/>
+                              </w:rPr>
+                              <w:t xml:space="preserve">{{alternate.remodel_tax}} – Kansas Remodel Tax</w:t>
                             </w:r>
                           </w:p>
                           <w:p>
@@ -3470,10 +3556,6 @@
                     <w:p>
                       <w:pPr>
                         <w:pStyle w:val="ListParagraph"/>
-                        <w:numPr>
-                          <w:ilvl w:val="0"/>
-                          <w:numId w:val="3"/>
-                        </w:numPr>
                         <w:spacing w:line="300" w:lineRule="auto"/>
                         <w:rPr>
                           <w:rFonts w:ascii="Zetta Serif Book" w:hAnsi="Zetta Serif Book"/>
@@ -3490,7 +3572,7 @@
                           <w:sz w:val="18"/>
                           <w:szCs w:val="18"/>
                         </w:rPr>
-                        <w:t xml:space="preserve">{{lump_sum_formatted}} – Epoxy &amp; Polished Concrete flooring as described above (material sales tax INCLUDED)</w:t>
+                        <w:t xml:space="preserve">Base Bid</w:t>
                       </w:r>
                       <w:proofErr w:type="spellStart"/>
                       <w:proofErr w:type="gramStart"/>
@@ -3515,14 +3597,17 @@
                       <w:r>
                         <w:rPr>
                           <w:rFonts w:ascii="Zetta Serif Book" w:hAnsi="Zetta Serif Book"/>
-                          <w:color w:val="404040" w:themeColor="text1" w:themeTint="BF"/>
-                          <w:sz w:val="18"/>
-                          <w:szCs w:val="18"/>
-                          <w:highlight w:val="yellow"/>
-                          <w:u w:val="single"/>
-                        </w:rPr>
-                        <w:t xml:space="preserve">{{tax_amount_formatted}} – {{state_name}} Remodel Tax</w:t>
-                      </w:r>
+                          <w:b/>
+                          <w:color w:val="404040" w:themeColor="text1" w:themeTint="BF"/>
+                          <w:sz w:val="18"/>
+                          <w:szCs w:val="18"/>
+                        </w:rPr>
+                        <w:t xml:space="preserve">{{base_bid_formatted}} – Epoxy &amp; Polished Concrete flooring as described above (material sales tax INCLUDED)</w:t>
+                      </w:r>
+                      <w:proofErr w:type="spellStart"/>
+                      <w:proofErr w:type="gramStart"/>
+                      <w:proofErr w:type="spellEnd"/>
+                      <w:proofErr w:type="gramEnd"/>
                     </w:p>
                     <w:p>
                       <w:pPr>
@@ -3543,12 +3628,20 @@
                         <w:rPr>
                           <w:rFonts w:ascii="Zetta Serif Book" w:hAnsi="Zetta Serif Book"/>
                           <w:b/>
-                          <w:bCs/>
-                          <w:color w:val="404040" w:themeColor="text1" w:themeTint="BF"/>
-                          <w:sz w:val="18"/>
-                          <w:szCs w:val="18"/>
-                        </w:rPr>
-                        <w:t xml:space="preserve">{{total_formatted}} – Total</w:t>
+                          <w:color w:val="404040" w:themeColor="text1" w:themeTint="BF"/>
+                          <w:sz w:val="18"/>
+                          <w:szCs w:val="18"/>
+                        </w:rPr>
+                        <w:t xml:space="preserve">{{material_tax_formatted}} – Material Sales Tax</w:t>
+                      </w:r>
+                      <w:proofErr w:type="spellStart"/>
+                      <w:proofErr w:type="gramStart"/>
+                      <w:proofErr w:type="spellEnd"/>
+                      <w:proofErr w:type="gramEnd"/>
+                    </w:p>
+                    <w:p>
+                      <w:r>
+                        <w:t xml:space="preserve">{{#remodel}}</w:t>
                       </w:r>
                     </w:p>
                     <w:p>
@@ -3569,13 +3662,18 @@
                       <w:r>
                         <w:rPr>
                           <w:rFonts w:ascii="Zetta Serif Book" w:hAnsi="Zetta Serif Book"/>
-                          <w:b/>
-                          <w:bCs/>
-                          <w:color w:val="404040" w:themeColor="text1" w:themeTint="BF"/>
-                          <w:sz w:val="18"/>
-                          <w:szCs w:val="18"/>
-                        </w:rPr>
-                        <w:t xml:space="preserve">{{#price_line}}</w:t>
+                          <w:color w:val="404040" w:themeColor="text1" w:themeTint="BF"/>
+                          <w:sz w:val="18"/>
+                          <w:szCs w:val="18"/>
+                          <w:highlight w:val="yellow"/>
+                          <w:u w:val="single"/>
+                        </w:rPr>
+                        <w:t xml:space="preserve">{{remodel.amount_formatted}} – Kansas Remodel Tax</w:t>
+                      </w:r>
+                    </w:p>
+                    <w:p>
+                      <w:r>
+                        <w:t xml:space="preserve">{{/remodel}}</w:t>
                       </w:r>
                     </w:p>
                     <w:p>
@@ -3602,8 +3700,34 @@
                           <w:sz w:val="18"/>
                           <w:szCs w:val="18"/>
                         </w:rPr>
-                        <w:t xml:space="preserve">{{price_line.amount_formatted}} – {{price_line.label}}</w:t>
-                      </w:r>
+                        <w:t xml:space="preserve">{{total_formatted}} – Total</w:t>
+                      </w:r>
+                    </w:p>
+                    <w:p>
+                      <w:pPr>
+                        <w:pStyle w:val="ListParagraph"/>
+                        <w:spacing w:line="300" w:lineRule="auto"/>
+                        <w:rPr>
+                          <w:rFonts w:ascii="Zetta Serif Book" w:hAnsi="Zetta Serif Book"/>
+                          <w:color w:val="404040" w:themeColor="text1" w:themeTint="BF"/>
+                          <w:sz w:val="18"/>
+                          <w:szCs w:val="18"/>
+                        </w:rPr>
+                      </w:pPr>
+                      <w:r>
+                        <w:rPr>
+                          <w:rFonts w:ascii="Zetta Serif Book" w:hAnsi="Zetta Serif Book"/>
+                          <w:b/>
+                          <w:color w:val="404040" w:themeColor="text1" w:themeTint="BF"/>
+                          <w:sz w:val="18"/>
+                          <w:szCs w:val="18"/>
+                        </w:rPr>
+                        <w:t xml:space="preserve">Options:</w:t>
+                      </w:r>
+                      <w:proofErr w:type="spellStart"/>
+                      <w:proofErr w:type="gramStart"/>
+                      <w:proofErr w:type="spellEnd"/>
+                      <w:proofErr w:type="gramEnd"/>
                     </w:p>
                     <w:p>
                       <w:pPr>
@@ -3629,7 +3753,7 @@
                           <w:sz w:val="18"/>
                           <w:szCs w:val="18"/>
                         </w:rPr>
-                        <w:t xml:space="preserve">{{/price_line}}</w:t>
+                        <w:t xml:space="preserve">{{#price_line}}</w:t>
                       </w:r>
                     </w:p>
                     <w:p>
@@ -3656,7 +3780,7 @@
                           <w:sz w:val="18"/>
                           <w:szCs w:val="18"/>
                         </w:rPr>
-                        <w:t xml:space="preserve">{{#alternate}}</w:t>
+                        <w:t xml:space="preserve">{{price_line.amount_formatted}} – {{price_line.label}}</w:t>
                       </w:r>
                     </w:p>
                     <w:p>
@@ -3683,7 +3807,7 @@
                           <w:sz w:val="18"/>
                           <w:szCs w:val="18"/>
                         </w:rPr>
-                        <w:t xml:space="preserve">ALTERNATE SYSTEM — {{alternate.system_name}}</w:t>
+                        <w:t xml:space="preserve">{{/price_line}}</w:t>
                       </w:r>
                     </w:p>
                     <w:p>
@@ -3710,7 +3834,7 @@
                           <w:sz w:val="18"/>
                           <w:szCs w:val="18"/>
                         </w:rPr>
-                        <w:t xml:space="preserve">{{alternate.lump_sum_formatted}} – Flooring as described above (material sales tax INCLUDED)</w:t>
+                        <w:t xml:space="preserve">{{#alternate}}</w:t>
                       </w:r>
                     </w:p>
                     <w:p>
@@ -3737,7 +3861,61 @@
                           <w:sz w:val="18"/>
                           <w:szCs w:val="18"/>
                         </w:rPr>
-                        <w:t xml:space="preserve">{{alternate.remodel_tax}} – {{state_name}} Remodel Tax</w:t>
+                        <w:t xml:space="preserve">ALTERNATE SYSTEM — {{alternate.system_name}}</w:t>
+                      </w:r>
+                    </w:p>
+                    <w:p>
+                      <w:pPr>
+                        <w:pStyle w:val="ListParagraph"/>
+                        <w:numPr>
+                          <w:ilvl w:val="0"/>
+                          <w:numId w:val="3"/>
+                        </w:numPr>
+                        <w:spacing w:line="300" w:lineRule="auto"/>
+                        <w:rPr>
+                          <w:rFonts w:ascii="Zetta Serif Book" w:hAnsi="Zetta Serif Book"/>
+                          <w:color w:val="404040" w:themeColor="text1" w:themeTint="BF"/>
+                          <w:sz w:val="18"/>
+                          <w:szCs w:val="18"/>
+                        </w:rPr>
+                      </w:pPr>
+                      <w:r>
+                        <w:rPr>
+                          <w:rFonts w:ascii="Zetta Serif Book" w:hAnsi="Zetta Serif Book"/>
+                          <w:b/>
+                          <w:bCs/>
+                          <w:color w:val="404040" w:themeColor="text1" w:themeTint="BF"/>
+                          <w:sz w:val="18"/>
+                          <w:szCs w:val="18"/>
+                        </w:rPr>
+                        <w:t xml:space="preserve">{{alternate.lump_sum_formatted}} – Flooring as described above (material sales tax INCLUDED)</w:t>
+                      </w:r>
+                    </w:p>
+                    <w:p>
+                      <w:pPr>
+                        <w:pStyle w:val="ListParagraph"/>
+                        <w:numPr>
+                          <w:ilvl w:val="0"/>
+                          <w:numId w:val="3"/>
+                        </w:numPr>
+                        <w:spacing w:line="300" w:lineRule="auto"/>
+                        <w:rPr>
+                          <w:rFonts w:ascii="Zetta Serif Book" w:hAnsi="Zetta Serif Book"/>
+                          <w:color w:val="404040" w:themeColor="text1" w:themeTint="BF"/>
+                          <w:sz w:val="18"/>
+                          <w:szCs w:val="18"/>
+                        </w:rPr>
+                      </w:pPr>
+                      <w:r>
+                        <w:rPr>
+                          <w:rFonts w:ascii="Zetta Serif Book" w:hAnsi="Zetta Serif Book"/>
+                          <w:b/>
+                          <w:bCs/>
+                          <w:color w:val="404040" w:themeColor="text1" w:themeTint="BF"/>
+                          <w:sz w:val="18"/>
+                          <w:szCs w:val="18"/>
+                        </w:rPr>
+                        <w:t xml:space="preserve">{{alternate.remodel_tax}} – Kansas Remodel Tax</w:t>
                       </w:r>
                     </w:p>
                     <w:p>

--- a/backend/templates/Direct/xx.xx.xx TREADWELL COMBO PROPOSAL - CUSTMOER NAME.docx
+++ b/backend/templates/Direct/xx.xx.xx TREADWELL COMBO PROPOSAL - CUSTMOER NAME.docx
@@ -959,7 +959,7 @@
                                 <w:sz w:val="18"/>
                                 <w:szCs w:val="18"/>
                               </w:rPr>
-                              <w:t xml:space="preserve">Epoxy System </w:t>
+                              <w:t xml:space="preserve">{{epoxy_system_name}} </w:t>
                             </w:r>
                           </w:p>
                           <w:p>
@@ -1490,7 +1490,7 @@
                           <w:sz w:val="18"/>
                           <w:szCs w:val="18"/>
                         </w:rPr>
-                        <w:t xml:space="preserve">Epoxy System </w:t>
+                        <w:t xml:space="preserve">{{epoxy_system_name}} </w:t>
                       </w:r>
                     </w:p>
                     <w:p>

--- a/backend/templates/Direct/xx.xx.xx TREADWELL COMBO PROPOSAL - CUSTMOER NAME.docx
+++ b/backend/templates/Direct/xx.xx.xx TREADWELL COMBO PROPOSAL - CUSTMOER NAME.docx
@@ -2930,6 +2930,11 @@
                             </w:pPr>
                           </w:p>
                           <w:p>
+                            <w:r>
+                              <w:t xml:space="preserve">{{#room}}</w:t>
+                            </w:r>
+                          </w:p>
+                          <w:p>
                             <w:pPr>
                               <w:pStyle w:val="ListParagraph"/>
                               <w:spacing w:line="300" w:lineRule="auto"/>
@@ -2948,7 +2953,7 @@
                                 <w:sz w:val="18"/>
                                 <w:szCs w:val="18"/>
                               </w:rPr>
-                              <w:t xml:space="preserve">Base Bid</w:t>
+                              <w:t xml:space="preserve">{{room.heading}}</w:t>
                             </w:r>
                             <w:proofErr w:type="spellStart"/>
                             <w:proofErr w:type="spellEnd"/>
@@ -2976,7 +2981,7 @@
                                 <w:sz w:val="18"/>
                                 <w:szCs w:val="18"/>
                               </w:rPr>
-                              <w:t xml:space="preserve">{{base_bid_formatted}} – Epoxy &amp; Polished Concrete flooring as described above (material sales tax INCLUDED)</w:t>
+                              <w:t xml:space="preserve">{{room.price_formatted}} – {{room.price_desc}}</w:t>
                             </w:r>
                             <w:proofErr w:type="spellStart"/>
                             <w:proofErr w:type="spellEnd"/>
@@ -3004,15 +3009,44 @@
                                 <w:sz w:val="18"/>
                                 <w:szCs w:val="18"/>
                               </w:rPr>
-                              <w:t xml:space="preserve">{{material_tax_formatted}} – Material Sales Tax</w:t>
+                              <w:t xml:space="preserve">{{room.notes_joined}}</w:t>
                             </w:r>
                             <w:proofErr w:type="spellStart"/>
                             <w:proofErr w:type="spellEnd"/>
                           </w:p>
                           <w:p>
                             <w:r>
-                              <w:t xml:space="preserve">{{#remodel}}</w:t>
-                            </w:r>
+                              <w:t xml:space="preserve">{{/room}}</w:t>
+                            </w:r>
+                          </w:p>
+                          <w:p>
+                            <w:r>
+                              <w:t xml:space="preserve">{{#single_bid}}</w:t>
+                            </w:r>
+                          </w:p>
+                          <w:p>
+                            <w:pPr>
+                              <w:pStyle w:val="ListParagraph"/>
+                              <w:spacing w:line="300" w:lineRule="auto"/>
+                              <w:rPr>
+                                <w:rFonts w:ascii="Zetta Serif Book" w:hAnsi="Zetta Serif Book"/>
+                                <w:color w:val="404040" w:themeColor="text1" w:themeTint="BF"/>
+                                <w:sz w:val="18"/>
+                                <w:szCs w:val="18"/>
+                              </w:rPr>
+                            </w:pPr>
+                            <w:r>
+                              <w:rPr>
+                                <w:rFonts w:ascii="Zetta Serif Book" w:hAnsi="Zetta Serif Book"/>
+                                <w:b/>
+                                <w:color w:val="404040" w:themeColor="text1" w:themeTint="BF"/>
+                                <w:sz w:val="18"/>
+                                <w:szCs w:val="18"/>
+                              </w:rPr>
+                              <w:t xml:space="preserve">Base Bid</w:t>
+                            </w:r>
+                            <w:proofErr w:type="spellStart"/>
+                            <w:proofErr w:type="spellEnd"/>
                           </w:p>
                           <w:p>
                             <w:pPr>
@@ -3032,19 +3066,15 @@
                             <w:r>
                               <w:rPr>
                                 <w:rFonts w:ascii="Zetta Serif Book" w:hAnsi="Zetta Serif Book"/>
-                                <w:color w:val="404040" w:themeColor="text1" w:themeTint="BF"/>
-                                <w:sz w:val="18"/>
-                                <w:szCs w:val="18"/>
-                                <w:highlight w:val="yellow"/>
-                                <w:u w:val="single"/>
-                              </w:rPr>
-                              <w:t xml:space="preserve">{{remodel.amount_formatted}} – Kansas Remodel Tax</w:t>
-                            </w:r>
-                          </w:p>
-                          <w:p>
-                            <w:r>
-                              <w:t xml:space="preserve">{{/remodel}}</w:t>
-                            </w:r>
+                                <w:b/>
+                                <w:color w:val="404040" w:themeColor="text1" w:themeTint="BF"/>
+                                <w:sz w:val="18"/>
+                                <w:szCs w:val="18"/>
+                              </w:rPr>
+                              <w:t xml:space="preserve">{{base_bid_formatted}} – Epoxy &amp; Polished Concrete flooring as described above (material sales tax INCLUDED)</w:t>
+                            </w:r>
+                            <w:proofErr w:type="spellStart"/>
+                            <w:proofErr w:type="spellEnd"/>
                           </w:p>
                           <w:p>
                             <w:pPr>
@@ -3065,6 +3095,71 @@
                               <w:rPr>
                                 <w:rFonts w:ascii="Zetta Serif Book" w:hAnsi="Zetta Serif Book"/>
                                 <w:b/>
+                                <w:color w:val="404040" w:themeColor="text1" w:themeTint="BF"/>
+                                <w:sz w:val="18"/>
+                                <w:szCs w:val="18"/>
+                              </w:rPr>
+                              <w:t xml:space="preserve">{{material_tax_formatted}} – Material Sales Tax</w:t>
+                            </w:r>
+                            <w:proofErr w:type="spellStart"/>
+                            <w:proofErr w:type="spellEnd"/>
+                          </w:p>
+                          <w:p>
+                            <w:r>
+                              <w:t xml:space="preserve">{{#remodel}}</w:t>
+                            </w:r>
+                          </w:p>
+                          <w:p>
+                            <w:pPr>
+                              <w:pStyle w:val="ListParagraph"/>
+                              <w:numPr>
+                                <w:ilvl w:val="0"/>
+                                <w:numId w:val="3"/>
+                              </w:numPr>
+                              <w:spacing w:line="300" w:lineRule="auto"/>
+                              <w:rPr>
+                                <w:rFonts w:ascii="Zetta Serif Book" w:hAnsi="Zetta Serif Book"/>
+                                <w:color w:val="404040" w:themeColor="text1" w:themeTint="BF"/>
+                                <w:sz w:val="18"/>
+                                <w:szCs w:val="18"/>
+                              </w:rPr>
+                            </w:pPr>
+                            <w:r>
+                              <w:rPr>
+                                <w:rFonts w:ascii="Zetta Serif Book" w:hAnsi="Zetta Serif Book"/>
+                                <w:color w:val="404040" w:themeColor="text1" w:themeTint="BF"/>
+                                <w:sz w:val="18"/>
+                                <w:szCs w:val="18"/>
+                                <w:highlight w:val="yellow"/>
+                                <w:u w:val="single"/>
+                              </w:rPr>
+                              <w:t xml:space="preserve">{{remodel.amount_formatted}} – Kansas Remodel Tax</w:t>
+                            </w:r>
+                          </w:p>
+                          <w:p>
+                            <w:r>
+                              <w:t xml:space="preserve">{{/remodel}}</w:t>
+                            </w:r>
+                          </w:p>
+                          <w:p>
+                            <w:pPr>
+                              <w:pStyle w:val="ListParagraph"/>
+                              <w:numPr>
+                                <w:ilvl w:val="0"/>
+                                <w:numId w:val="3"/>
+                              </w:numPr>
+                              <w:spacing w:line="300" w:lineRule="auto"/>
+                              <w:rPr>
+                                <w:rFonts w:ascii="Zetta Serif Book" w:hAnsi="Zetta Serif Book"/>
+                                <w:color w:val="404040" w:themeColor="text1" w:themeTint="BF"/>
+                                <w:sz w:val="18"/>
+                                <w:szCs w:val="18"/>
+                              </w:rPr>
+                            </w:pPr>
+                            <w:r>
+                              <w:rPr>
+                                <w:rFonts w:ascii="Zetta Serif Book" w:hAnsi="Zetta Serif Book"/>
+                                <w:b/>
                                 <w:bCs/>
                                 <w:color w:val="404040" w:themeColor="text1" w:themeTint="BF"/>
                                 <w:sz w:val="18"/>
@@ -3096,6 +3191,11 @@
                             </w:r>
                             <w:proofErr w:type="spellStart"/>
                             <w:proofErr w:type="spellEnd"/>
+                          </w:p>
+                          <w:p>
+                            <w:r>
+                              <w:t xml:space="preserve">{{/single_bid}}</w:t>
+                            </w:r>
                           </w:p>
                           <w:p>
                             <w:pPr>
@@ -3554,6 +3654,11 @@
                       </w:pPr>
                     </w:p>
                     <w:p>
+                      <w:r>
+                        <w:t xml:space="preserve">{{#room}}</w:t>
+                      </w:r>
+                    </w:p>
+                    <w:p>
                       <w:pPr>
                         <w:pStyle w:val="ListParagraph"/>
                         <w:spacing w:line="300" w:lineRule="auto"/>
@@ -3572,7 +3677,7 @@
                           <w:sz w:val="18"/>
                           <w:szCs w:val="18"/>
                         </w:rPr>
-                        <w:t xml:space="preserve">Base Bid</w:t>
+                        <w:t xml:space="preserve">{{room.heading}}</w:t>
                       </w:r>
                       <w:proofErr w:type="spellStart"/>
                       <w:proofErr w:type="gramStart"/>
@@ -3602,7 +3707,7 @@
                           <w:sz w:val="18"/>
                           <w:szCs w:val="18"/>
                         </w:rPr>
-                        <w:t xml:space="preserve">{{base_bid_formatted}} – Epoxy &amp; Polished Concrete flooring as described above (material sales tax INCLUDED)</w:t>
+                        <w:t xml:space="preserve">{{room.price_formatted}} – {{room.price_desc}}</w:t>
                       </w:r>
                       <w:proofErr w:type="spellStart"/>
                       <w:proofErr w:type="gramStart"/>
@@ -3632,7 +3737,7 @@
                           <w:sz w:val="18"/>
                           <w:szCs w:val="18"/>
                         </w:rPr>
-                        <w:t xml:space="preserve">{{material_tax_formatted}} – Material Sales Tax</w:t>
+                        <w:t xml:space="preserve">{{room.notes_joined}}</w:t>
                       </w:r>
                       <w:proofErr w:type="spellStart"/>
                       <w:proofErr w:type="gramStart"/>
@@ -3641,8 +3746,39 @@
                     </w:p>
                     <w:p>
                       <w:r>
-                        <w:t xml:space="preserve">{{#remodel}}</w:t>
-                      </w:r>
+                        <w:t xml:space="preserve">{{/room}}</w:t>
+                      </w:r>
+                    </w:p>
+                    <w:p>
+                      <w:r>
+                        <w:t xml:space="preserve">{{#single_bid}}</w:t>
+                      </w:r>
+                    </w:p>
+                    <w:p>
+                      <w:pPr>
+                        <w:pStyle w:val="ListParagraph"/>
+                        <w:spacing w:line="300" w:lineRule="auto"/>
+                        <w:rPr>
+                          <w:rFonts w:ascii="Zetta Serif Book" w:hAnsi="Zetta Serif Book"/>
+                          <w:color w:val="404040" w:themeColor="text1" w:themeTint="BF"/>
+                          <w:sz w:val="18"/>
+                          <w:szCs w:val="18"/>
+                        </w:rPr>
+                      </w:pPr>
+                      <w:r>
+                        <w:rPr>
+                          <w:rFonts w:ascii="Zetta Serif Book" w:hAnsi="Zetta Serif Book"/>
+                          <w:b/>
+                          <w:color w:val="404040" w:themeColor="text1" w:themeTint="BF"/>
+                          <w:sz w:val="18"/>
+                          <w:szCs w:val="18"/>
+                        </w:rPr>
+                        <w:t xml:space="preserve">Base Bid</w:t>
+                      </w:r>
+                      <w:proofErr w:type="spellStart"/>
+                      <w:proofErr w:type="gramStart"/>
+                      <w:proofErr w:type="spellEnd"/>
+                      <w:proofErr w:type="gramEnd"/>
                     </w:p>
                     <w:p>
                       <w:pPr>
@@ -3662,19 +3798,17 @@
                       <w:r>
                         <w:rPr>
                           <w:rFonts w:ascii="Zetta Serif Book" w:hAnsi="Zetta Serif Book"/>
-                          <w:color w:val="404040" w:themeColor="text1" w:themeTint="BF"/>
-                          <w:sz w:val="18"/>
-                          <w:szCs w:val="18"/>
-                          <w:highlight w:val="yellow"/>
-                          <w:u w:val="single"/>
-                        </w:rPr>
-                        <w:t xml:space="preserve">{{remodel.amount_formatted}} – Kansas Remodel Tax</w:t>
-                      </w:r>
-                    </w:p>
-                    <w:p>
-                      <w:r>
-                        <w:t xml:space="preserve">{{/remodel}}</w:t>
-                      </w:r>
+                          <w:b/>
+                          <w:color w:val="404040" w:themeColor="text1" w:themeTint="BF"/>
+                          <w:sz w:val="18"/>
+                          <w:szCs w:val="18"/>
+                        </w:rPr>
+                        <w:t xml:space="preserve">{{base_bid_formatted}} – Epoxy &amp; Polished Concrete flooring as described above (material sales tax INCLUDED)</w:t>
+                      </w:r>
+                      <w:proofErr w:type="spellStart"/>
+                      <w:proofErr w:type="gramStart"/>
+                      <w:proofErr w:type="spellEnd"/>
+                      <w:proofErr w:type="gramEnd"/>
                     </w:p>
                     <w:p>
                       <w:pPr>
@@ -3695,39 +3829,111 @@
                         <w:rPr>
                           <w:rFonts w:ascii="Zetta Serif Book" w:hAnsi="Zetta Serif Book"/>
                           <w:b/>
-                          <w:bCs/>
-                          <w:color w:val="404040" w:themeColor="text1" w:themeTint="BF"/>
-                          <w:sz w:val="18"/>
-                          <w:szCs w:val="18"/>
-                        </w:rPr>
-                        <w:t xml:space="preserve">{{total_formatted}} – Total</w:t>
-                      </w:r>
-                    </w:p>
-                    <w:p>
-                      <w:pPr>
-                        <w:pStyle w:val="ListParagraph"/>
-                        <w:spacing w:line="300" w:lineRule="auto"/>
-                        <w:rPr>
-                          <w:rFonts w:ascii="Zetta Serif Book" w:hAnsi="Zetta Serif Book"/>
-                          <w:color w:val="404040" w:themeColor="text1" w:themeTint="BF"/>
-                          <w:sz w:val="18"/>
-                          <w:szCs w:val="18"/>
-                        </w:rPr>
-                      </w:pPr>
-                      <w:r>
-                        <w:rPr>
-                          <w:rFonts w:ascii="Zetta Serif Book" w:hAnsi="Zetta Serif Book"/>
-                          <w:b/>
-                          <w:color w:val="404040" w:themeColor="text1" w:themeTint="BF"/>
-                          <w:sz w:val="18"/>
-                          <w:szCs w:val="18"/>
-                        </w:rPr>
-                        <w:t xml:space="preserve">Options:</w:t>
+                          <w:color w:val="404040" w:themeColor="text1" w:themeTint="BF"/>
+                          <w:sz w:val="18"/>
+                          <w:szCs w:val="18"/>
+                        </w:rPr>
+                        <w:t xml:space="preserve">{{material_tax_formatted}} – Material Sales Tax</w:t>
                       </w:r>
                       <w:proofErr w:type="spellStart"/>
                       <w:proofErr w:type="gramStart"/>
                       <w:proofErr w:type="spellEnd"/>
                       <w:proofErr w:type="gramEnd"/>
+                    </w:p>
+                    <w:p>
+                      <w:r>
+                        <w:t xml:space="preserve">{{#remodel}}</w:t>
+                      </w:r>
+                    </w:p>
+                    <w:p>
+                      <w:pPr>
+                        <w:pStyle w:val="ListParagraph"/>
+                        <w:numPr>
+                          <w:ilvl w:val="0"/>
+                          <w:numId w:val="3"/>
+                        </w:numPr>
+                        <w:spacing w:line="300" w:lineRule="auto"/>
+                        <w:rPr>
+                          <w:rFonts w:ascii="Zetta Serif Book" w:hAnsi="Zetta Serif Book"/>
+                          <w:color w:val="404040" w:themeColor="text1" w:themeTint="BF"/>
+                          <w:sz w:val="18"/>
+                          <w:szCs w:val="18"/>
+                        </w:rPr>
+                      </w:pPr>
+                      <w:r>
+                        <w:rPr>
+                          <w:rFonts w:ascii="Zetta Serif Book" w:hAnsi="Zetta Serif Book"/>
+                          <w:color w:val="404040" w:themeColor="text1" w:themeTint="BF"/>
+                          <w:sz w:val="18"/>
+                          <w:szCs w:val="18"/>
+                          <w:highlight w:val="yellow"/>
+                          <w:u w:val="single"/>
+                        </w:rPr>
+                        <w:t xml:space="preserve">{{remodel.amount_formatted}} – Kansas Remodel Tax</w:t>
+                      </w:r>
+                    </w:p>
+                    <w:p>
+                      <w:r>
+                        <w:t xml:space="preserve">{{/remodel}}</w:t>
+                      </w:r>
+                    </w:p>
+                    <w:p>
+                      <w:pPr>
+                        <w:pStyle w:val="ListParagraph"/>
+                        <w:numPr>
+                          <w:ilvl w:val="0"/>
+                          <w:numId w:val="3"/>
+                        </w:numPr>
+                        <w:spacing w:line="300" w:lineRule="auto"/>
+                        <w:rPr>
+                          <w:rFonts w:ascii="Zetta Serif Book" w:hAnsi="Zetta Serif Book"/>
+                          <w:color w:val="404040" w:themeColor="text1" w:themeTint="BF"/>
+                          <w:sz w:val="18"/>
+                          <w:szCs w:val="18"/>
+                        </w:rPr>
+                      </w:pPr>
+                      <w:r>
+                        <w:rPr>
+                          <w:rFonts w:ascii="Zetta Serif Book" w:hAnsi="Zetta Serif Book"/>
+                          <w:b/>
+                          <w:bCs/>
+                          <w:color w:val="404040" w:themeColor="text1" w:themeTint="BF"/>
+                          <w:sz w:val="18"/>
+                          <w:szCs w:val="18"/>
+                        </w:rPr>
+                        <w:t xml:space="preserve">{{total_formatted}} – Total</w:t>
+                      </w:r>
+                    </w:p>
+                    <w:p>
+                      <w:pPr>
+                        <w:pStyle w:val="ListParagraph"/>
+                        <w:spacing w:line="300" w:lineRule="auto"/>
+                        <w:rPr>
+                          <w:rFonts w:ascii="Zetta Serif Book" w:hAnsi="Zetta Serif Book"/>
+                          <w:color w:val="404040" w:themeColor="text1" w:themeTint="BF"/>
+                          <w:sz w:val="18"/>
+                          <w:szCs w:val="18"/>
+                        </w:rPr>
+                      </w:pPr>
+                      <w:r>
+                        <w:rPr>
+                          <w:rFonts w:ascii="Zetta Serif Book" w:hAnsi="Zetta Serif Book"/>
+                          <w:b/>
+                          <w:color w:val="404040" w:themeColor="text1" w:themeTint="BF"/>
+                          <w:sz w:val="18"/>
+                          <w:szCs w:val="18"/>
+                        </w:rPr>
+                        <w:t xml:space="preserve">Options:</w:t>
+                      </w:r>
+                      <w:proofErr w:type="spellStart"/>
+                      <w:proofErr w:type="gramStart"/>
+                      <w:proofErr w:type="spellEnd"/>
+                      <w:proofErr w:type="gramEnd"/>
+                    </w:p>
+                    <w:p>
+                      <w:r>
+                        <w:t xml:space="preserve">{{/single_bid}}</w:t>
+                      </w:r>
                     </w:p>
                     <w:p>
                       <w:pPr>

--- a/backend/templates/Direct/xx.xx.xx TREADWELL COMBO PROPOSAL - CUSTMOER NAME.docx
+++ b/backend/templates/Direct/xx.xx.xx TREADWELL COMBO PROPOSAL - CUSTMOER NAME.docx
@@ -1231,25 +1231,25 @@
                                 <w:sz w:val="18"/>
                                 <w:szCs w:val="18"/>
                               </w:rPr>
-                              <w:t xml:space="preserve">  Moving of Furniture/Fixtures, Touch-Up Paint,</w:t>
-                            </w:r>
-                            <w:r>
-                              <w:rPr>
-                                <w:rFonts w:ascii="Zetta Serif Book" w:hAnsi="Zetta Serif Book"/>
-                                <w:color w:val="404040" w:themeColor="text1" w:themeTint="BF"/>
-                                <w:sz w:val="18"/>
-                                <w:szCs w:val="18"/>
-                              </w:rPr>
-                              <w:t xml:space="preserve"> </w:t>
-                            </w:r>
-                            <w:r>
-                              <w:rPr>
-                                <w:rFonts w:ascii="Zetta Serif Book" w:hAnsi="Zetta Serif Book"/>
-                                <w:color w:val="404040" w:themeColor="text1" w:themeTint="BF"/>
-                                <w:sz w:val="18"/>
-                                <w:szCs w:val="18"/>
-                              </w:rPr>
-                              <w:t>Excessive Patching (</w:t>
+                              <w:t xml:space="preserve">  {{exclusions}}</w:t>
+                            </w:r>
+                            <w:r>
+                              <w:rPr>
+                                <w:rFonts w:ascii="Zetta Serif Book" w:hAnsi="Zetta Serif Book"/>
+                                <w:color w:val="404040" w:themeColor="text1" w:themeTint="BF"/>
+                                <w:sz w:val="18"/>
+                                <w:szCs w:val="18"/>
+                              </w:rPr>
+                              <w:t xml:space="preserve"/>
+                            </w:r>
+                            <w:r>
+                              <w:rPr>
+                                <w:rFonts w:ascii="Zetta Serif Book" w:hAnsi="Zetta Serif Book"/>
+                                <w:color w:val="404040" w:themeColor="text1" w:themeTint="BF"/>
+                                <w:sz w:val="18"/>
+                                <w:szCs w:val="18"/>
+                              </w:rPr>
+                              <w:t/>
                             </w:r>
                             <w:r>
                               <w:rPr>
@@ -1258,7 +1258,7 @@
                                 <w:sz w:val="16"/>
                                 <w:szCs w:val="16"/>
                               </w:rPr>
-                              <w:t>i.e.,</w:t>
+                              <w:t/>
                             </w:r>
                             <w:r>
                               <w:rPr>
@@ -1267,16 +1267,16 @@
                                 <w:sz w:val="16"/>
                                 <w:szCs w:val="16"/>
                               </w:rPr>
-                              <w:t xml:space="preserve"> skim coating &amp; more than 1 bag of patch material per 1,000 sf</w:t>
-                            </w:r>
-                            <w:r>
-                              <w:rPr>
-                                <w:rFonts w:ascii="Zetta Serif Book" w:hAnsi="Zetta Serif Book"/>
-                                <w:color w:val="404040" w:themeColor="text1" w:themeTint="BF"/>
-                                <w:sz w:val="18"/>
-                                <w:szCs w:val="18"/>
-                              </w:rPr>
-                              <w:t>), Demo of Existing Floor/Glue/Etc., Weekend or night work.</w:t>
+                              <w:t xml:space="preserve"/>
+                            </w:r>
+                            <w:r>
+                              <w:rPr>
+                                <w:rFonts w:ascii="Zetta Serif Book" w:hAnsi="Zetta Serif Book"/>
+                                <w:color w:val="404040" w:themeColor="text1" w:themeTint="BF"/>
+                                <w:sz w:val="18"/>
+                                <w:szCs w:val="18"/>
+                              </w:rPr>
+                              <w:t/>
                             </w:r>
                           </w:p>
                           <w:p>
@@ -1762,25 +1762,25 @@
                           <w:sz w:val="18"/>
                           <w:szCs w:val="18"/>
                         </w:rPr>
-                        <w:t xml:space="preserve">  Moving of Furniture/Fixtures, Touch-Up Paint,</w:t>
-                      </w:r>
-                      <w:r>
-                        <w:rPr>
-                          <w:rFonts w:ascii="Zetta Serif Book" w:hAnsi="Zetta Serif Book"/>
-                          <w:color w:val="404040" w:themeColor="text1" w:themeTint="BF"/>
-                          <w:sz w:val="18"/>
-                          <w:szCs w:val="18"/>
-                        </w:rPr>
-                        <w:t xml:space="preserve"> </w:t>
-                      </w:r>
-                      <w:r>
-                        <w:rPr>
-                          <w:rFonts w:ascii="Zetta Serif Book" w:hAnsi="Zetta Serif Book"/>
-                          <w:color w:val="404040" w:themeColor="text1" w:themeTint="BF"/>
-                          <w:sz w:val="18"/>
-                          <w:szCs w:val="18"/>
-                        </w:rPr>
-                        <w:t>Excessive Patching (</w:t>
+                        <w:t xml:space="preserve">  {{exclusions}}</w:t>
+                      </w:r>
+                      <w:r>
+                        <w:rPr>
+                          <w:rFonts w:ascii="Zetta Serif Book" w:hAnsi="Zetta Serif Book"/>
+                          <w:color w:val="404040" w:themeColor="text1" w:themeTint="BF"/>
+                          <w:sz w:val="18"/>
+                          <w:szCs w:val="18"/>
+                        </w:rPr>
+                        <w:t xml:space="preserve"/>
+                      </w:r>
+                      <w:r>
+                        <w:rPr>
+                          <w:rFonts w:ascii="Zetta Serif Book" w:hAnsi="Zetta Serif Book"/>
+                          <w:color w:val="404040" w:themeColor="text1" w:themeTint="BF"/>
+                          <w:sz w:val="18"/>
+                          <w:szCs w:val="18"/>
+                        </w:rPr>
+                        <w:t/>
                       </w:r>
                       <w:r>
                         <w:rPr>
@@ -1789,7 +1789,7 @@
                           <w:sz w:val="16"/>
                           <w:szCs w:val="16"/>
                         </w:rPr>
-                        <w:t>i.e.,</w:t>
+                        <w:t/>
                       </w:r>
                       <w:r>
                         <w:rPr>
@@ -1798,16 +1798,16 @@
                           <w:sz w:val="16"/>
                           <w:szCs w:val="16"/>
                         </w:rPr>
-                        <w:t xml:space="preserve"> skim coating &amp; more than 1 bag of patch material per 1,000 sf</w:t>
-                      </w:r>
-                      <w:r>
-                        <w:rPr>
-                          <w:rFonts w:ascii="Zetta Serif Book" w:hAnsi="Zetta Serif Book"/>
-                          <w:color w:val="404040" w:themeColor="text1" w:themeTint="BF"/>
-                          <w:sz w:val="18"/>
-                          <w:szCs w:val="18"/>
-                        </w:rPr>
-                        <w:t>), Demo of Existing Floor/Glue/Etc., Weekend or night work.</w:t>
+                        <w:t xml:space="preserve"/>
+                      </w:r>
+                      <w:r>
+                        <w:rPr>
+                          <w:rFonts w:ascii="Zetta Serif Book" w:hAnsi="Zetta Serif Book"/>
+                          <w:color w:val="404040" w:themeColor="text1" w:themeTint="BF"/>
+                          <w:sz w:val="18"/>
+                          <w:szCs w:val="18"/>
+                        </w:rPr>
+                        <w:t/>
                       </w:r>
                     </w:p>
                     <w:p>
@@ -3133,7 +3133,7 @@
                                 <w:highlight w:val="yellow"/>
                                 <w:u w:val="single"/>
                               </w:rPr>
-                              <w:t xml:space="preserve">{{remodel.amount_formatted}} – Kansas Remodel Tax</w:t>
+                              <w:t xml:space="preserve">{{remodel.amount_formatted}} – Remodel Tax</w:t>
                             </w:r>
                           </w:p>
                           <w:p>
@@ -3383,7 +3383,7 @@
                                 <w:sz w:val="18"/>
                                 <w:szCs w:val="18"/>
                               </w:rPr>
-                              <w:t xml:space="preserve">{{alternate.remodel_tax}} – Kansas Remodel Tax</w:t>
+                              <w:t xml:space="preserve">{{alternate.remodel_tax}} – Remodel Tax</w:t>
                             </w:r>
                           </w:p>
                           <w:p>
@@ -3869,7 +3869,7 @@
                           <w:highlight w:val="yellow"/>
                           <w:u w:val="single"/>
                         </w:rPr>
-                        <w:t xml:space="preserve">{{remodel.amount_formatted}} – Kansas Remodel Tax</w:t>
+                        <w:t xml:space="preserve">{{remodel.amount_formatted}} – Remodel Tax</w:t>
                       </w:r>
                     </w:p>
                     <w:p>
@@ -4121,7 +4121,7 @@
                           <w:sz w:val="18"/>
                           <w:szCs w:val="18"/>
                         </w:rPr>
-                        <w:t xml:space="preserve">{{alternate.remodel_tax}} – Kansas Remodel Tax</w:t>
+                        <w:t xml:space="preserve">{{alternate.remodel_tax}} – Remodel Tax</w:t>
                       </w:r>
                     </w:p>
                     <w:p>

--- a/backend/templates/Direct/xx.xx.xx TREADWELL COMBO PROPOSAL - CUSTMOER NAME.docx
+++ b/backend/templates/Direct/xx.xx.xx TREADWELL COMBO PROPOSAL - CUSTMOER NAME.docx
@@ -915,7 +915,7 @@
                                 <w:szCs w:val="18"/>
                                 <w:u w:val="single"/>
                               </w:rPr>
-                              <w:t xml:space="preserve">Flooring: per drawings and spec sent on {{bid_date_formatted}}</w:t>
+                              <w:t xml:space="preserve">Flooring: {{site_visit_phrase}}</w:t>
                             </w:r>
                           </w:p>
                           <w:p>
@@ -1446,7 +1446,7 @@
                           <w:szCs w:val="18"/>
                           <w:u w:val="single"/>
                         </w:rPr>
-                        <w:t xml:space="preserve">Flooring: per drawings and spec sent on {{bid_date_formatted}}</w:t>
+                        <w:t xml:space="preserve">Flooring: {{site_visit_phrase}}</w:t>
                       </w:r>
                     </w:p>
                     <w:p>
@@ -3071,7 +3071,7 @@
                                 <w:sz w:val="18"/>
                                 <w:szCs w:val="18"/>
                               </w:rPr>
-                              <w:t xml:space="preserve">{{base_bid_formatted}} – Epoxy &amp; Polished Concrete flooring as described above (material sales tax INCLUDED)</w:t>
+                              <w:t xml:space="preserve">{{base_bid_formatted}} – Epoxy &amp; Polished Concrete flooring as described above {{base_tax_phrase}}</w:t>
                             </w:r>
                             <w:proofErr w:type="spellStart"/>
                             <w:proofErr w:type="spellEnd"/>
@@ -3356,7 +3356,7 @@
                                 <w:sz w:val="18"/>
                                 <w:szCs w:val="18"/>
                               </w:rPr>
-                              <w:t xml:space="preserve">{{alternate.lump_sum_formatted}} – Flooring as described above (material sales tax INCLUDED)</w:t>
+                              <w:t xml:space="preserve">{{alternate.lump_sum_formatted}} – Flooring as described above {{base_tax_phrase}}</w:t>
                             </w:r>
                           </w:p>
                           <w:p>
@@ -3803,7 +3803,7 @@
                           <w:sz w:val="18"/>
                           <w:szCs w:val="18"/>
                         </w:rPr>
-                        <w:t xml:space="preserve">{{base_bid_formatted}} – Epoxy &amp; Polished Concrete flooring as described above (material sales tax INCLUDED)</w:t>
+                        <w:t xml:space="preserve">{{base_bid_formatted}} – Epoxy &amp; Polished Concrete flooring as described above {{base_tax_phrase}}</w:t>
                       </w:r>
                       <w:proofErr w:type="spellStart"/>
                       <w:proofErr w:type="gramStart"/>
@@ -4094,7 +4094,7 @@
                           <w:sz w:val="18"/>
                           <w:szCs w:val="18"/>
                         </w:rPr>
-                        <w:t xml:space="preserve">{{alternate.lump_sum_formatted}} – Flooring as described above (material sales tax INCLUDED)</w:t>
+                        <w:t xml:space="preserve">{{alternate.lump_sum_formatted}} – Flooring as described above {{base_tax_phrase}}</w:t>
                       </w:r>
                     </w:p>
                     <w:p>

--- a/backend/templates/Direct/xx.xx.xx TREADWELL COMBO PROPOSAL - CUSTMOER NAME.docx
+++ b/backend/templates/Direct/xx.xx.xx TREADWELL COMBO PROPOSAL - CUSTMOER NAME.docx
@@ -2012,53 +2012,7 @@
                                 <w:sz w:val="16"/>
                                 <w:szCs w:val="16"/>
                               </w:rPr>
-                              <w:t xml:space="preserve">Excludes saw cutting, conc. repair/leveling, sloping, abatement </w:t>
-                            </w:r>
-                          </w:p>
-                          <w:p>
-                            <w:pPr>
-                              <w:pStyle w:val="ListParagraph"/>
-                              <w:numPr>
-                                <w:ilvl w:val="0"/>
-                                <w:numId w:val="1"/>
-                              </w:numPr>
-                              <w:spacing w:line="264" w:lineRule="auto"/>
-                              <w:rPr>
-                                <w:rFonts w:ascii="Zetta Serif Book" w:hAnsi="Zetta Serif Book"/>
-                                <w:sz w:val="16"/>
-                                <w:szCs w:val="16"/>
-                              </w:rPr>
-                            </w:pPr>
-                            <w:r>
-                              <w:rPr>
-                                <w:rFonts w:ascii="Zetta Serif Book" w:hAnsi="Zetta Serif Book"/>
-                                <w:sz w:val="15"/>
-                                <w:szCs w:val="15"/>
-                              </w:rPr>
-                              <w:t>Excludes warranty for floor failure due to hydrostatic pressure, vapor transmission, substrate failure or high salt content.</w:t>
-                            </w:r>
-                          </w:p>
-                          <w:p>
-                            <w:pPr>
-                              <w:pStyle w:val="ListParagraph"/>
-                              <w:numPr>
-                                <w:ilvl w:val="0"/>
-                                <w:numId w:val="1"/>
-                              </w:numPr>
-                              <w:spacing w:line="264" w:lineRule="auto"/>
-                              <w:rPr>
-                                <w:rFonts w:ascii="Zetta Serif Book" w:hAnsi="Zetta Serif Book"/>
-                                <w:sz w:val="16"/>
-                                <w:szCs w:val="16"/>
-                              </w:rPr>
-                            </w:pPr>
-                            <w:r>
-                              <w:rPr>
-                                <w:rFonts w:ascii="Zetta Serif Book" w:hAnsi="Zetta Serif Book"/>
-                                <w:sz w:val="16"/>
-                                <w:szCs w:val="16"/>
-                              </w:rPr>
-                              <w:t>Concrete flatness, mix design, existing cracks and old flooring will greatly influence the final look of the polish.  Variations in aggregate exposure &amp; color should be expected.</w:t>
+                              <w:t xml:space="preserve">{{#notes}}</w:t>
                             </w:r>
                           </w:p>
                           <w:p>
@@ -2081,25 +2035,7 @@
                                 <w:sz w:val="16"/>
                                 <w:szCs w:val="16"/>
                               </w:rPr>
-                              <w:t xml:space="preserve">Treadwell includes the following insurance coverage: GL: 1M/2M, WC: 1M, Auto: 1M, </w:t>
-                            </w:r>
-                            <w:proofErr w:type="spellStart"/>
-                            <w:r>
-                              <w:rPr>
-                                <w:rFonts w:ascii="Zetta Serif Book" w:hAnsi="Zetta Serif Book"/>
-                                <w:sz w:val="16"/>
-                                <w:szCs w:val="16"/>
-                              </w:rPr>
-                              <w:t>Umb</w:t>
-                            </w:r>
-                            <w:proofErr w:type="spellEnd"/>
-                            <w:r>
-                              <w:rPr>
-                                <w:rFonts w:ascii="Zetta Serif Book" w:hAnsi="Zetta Serif Book"/>
-                                <w:sz w:val="16"/>
-                                <w:szCs w:val="16"/>
-                              </w:rPr>
-                              <w:t>: 5M. Additional coverage can be provided at an additional cost.</w:t>
+                              <w:t xml:space="preserve">{{notes.text}}</w:t>
                             </w:r>
                           </w:p>
                           <w:p>
@@ -2122,230 +2058,7 @@
                                 <w:sz w:val="16"/>
                                 <w:szCs w:val="16"/>
                               </w:rPr>
-                              <w:t>Treadwell is not responsible for wear &amp; tear to existing finishes resulting from flooring installation.</w:t>
-                            </w:r>
-                          </w:p>
-                          <w:p>
-                            <w:pPr>
-                              <w:pStyle w:val="ListParagraph"/>
-                              <w:numPr>
-                                <w:ilvl w:val="0"/>
-                                <w:numId w:val="1"/>
-                              </w:numPr>
-                              <w:spacing w:line="276" w:lineRule="auto"/>
-                              <w:rPr>
-                                <w:rFonts w:ascii="Zetta Serif Book" w:hAnsi="Zetta Serif Book"/>
-                                <w:sz w:val="16"/>
-                                <w:szCs w:val="16"/>
-                              </w:rPr>
-                            </w:pPr>
-                            <w:r>
-                              <w:rPr>
-                                <w:rFonts w:ascii="Zetta Serif Book" w:hAnsi="Zetta Serif Book"/>
-                                <w:sz w:val="16"/>
-                                <w:szCs w:val="16"/>
-                              </w:rPr>
-                              <w:t>Treadwell reserves the right to terminate contract for customers not meeting Treadwell's pre-qual. requirements.</w:t>
-                            </w:r>
-                          </w:p>
-                          <w:p>
-                            <w:pPr>
-                              <w:pStyle w:val="ListParagraph"/>
-                              <w:numPr>
-                                <w:ilvl w:val="0"/>
-                                <w:numId w:val="1"/>
-                              </w:numPr>
-                              <w:spacing w:line="288" w:lineRule="auto"/>
-                              <w:rPr>
-                                <w:rFonts w:ascii="Zetta Serif Book" w:hAnsi="Zetta Serif Book"/>
-                                <w:sz w:val="16"/>
-                                <w:szCs w:val="16"/>
-                              </w:rPr>
-                            </w:pPr>
-                            <w:r>
-                              <w:rPr>
-                                <w:rFonts w:ascii="Zetta Serif Book" w:hAnsi="Zetta Serif Book"/>
-                                <w:sz w:val="16"/>
-                                <w:szCs w:val="16"/>
-                              </w:rPr>
-                              <w:t>Proposal valid for 30 days. The attached “Terms and Conditions” are part of this proposal/contract.</w:t>
-                            </w:r>
-                          </w:p>
-                          <w:p>
-                            <w:pPr>
-                              <w:pStyle w:val="ListParagraph"/>
-                              <w:numPr>
-                                <w:ilvl w:val="0"/>
-                                <w:numId w:val="1"/>
-                              </w:numPr>
-                              <w:spacing w:line="276" w:lineRule="auto"/>
-                              <w:rPr>
-                                <w:rFonts w:ascii="Zetta Serif Book" w:hAnsi="Zetta Serif Book"/>
-                                <w:sz w:val="16"/>
-                                <w:szCs w:val="16"/>
-                              </w:rPr>
-                            </w:pPr>
-                            <w:r>
-                              <w:rPr>
-                                <w:rFonts w:ascii="Zetta Serif Book" w:hAnsi="Zetta Serif Book"/>
-                                <w:sz w:val="16"/>
-                                <w:szCs w:val="16"/>
-                              </w:rPr>
-                              <w:t xml:space="preserve">Add </w:t>
-                            </w:r>
-                            <w:r>
-                              <w:rPr>
-                                <w:rFonts w:ascii="Zetta Serif Book" w:hAnsi="Zetta Serif Book"/>
-                                <w:sz w:val="16"/>
-                                <w:szCs w:val="16"/>
-                                <w:highlight w:val="cyan"/>
-                              </w:rPr>
-                              <w:t>$</w:t>
-                            </w:r>
-                            <w:proofErr w:type="spellStart"/>
-                            <w:r>
-                              <w:rPr>
-                                <w:rFonts w:ascii="Zetta Serif Book" w:hAnsi="Zetta Serif Book"/>
-                                <w:sz w:val="16"/>
-                                <w:szCs w:val="16"/>
-                                <w:highlight w:val="cyan"/>
-                              </w:rPr>
-                              <w:t>xxxx</w:t>
-                            </w:r>
-                            <w:proofErr w:type="spellEnd"/>
-                            <w:r>
-                              <w:rPr>
-                                <w:rFonts w:ascii="Zetta Serif Book" w:hAnsi="Zetta Serif Book"/>
-                                <w:sz w:val="16"/>
-                                <w:szCs w:val="16"/>
-                              </w:rPr>
-                              <w:t xml:space="preserve"> for each additional phase beyond the above stated schedule.</w:t>
-                            </w:r>
-                          </w:p>
-                          <w:p>
-                            <w:pPr>
-                              <w:pStyle w:val="ListParagraph"/>
-                              <w:numPr>
-                                <w:ilvl w:val="0"/>
-                                <w:numId w:val="1"/>
-                              </w:numPr>
-                              <w:spacing w:line="276" w:lineRule="auto"/>
-                              <w:rPr>
-                                <w:rFonts w:ascii="Zetta Serif Book" w:hAnsi="Zetta Serif Book"/>
-                                <w:sz w:val="16"/>
-                                <w:szCs w:val="16"/>
-                              </w:rPr>
-                            </w:pPr>
-                            <w:r>
-                              <w:rPr>
-                                <w:rFonts w:ascii="Zetta Serif Book" w:hAnsi="Zetta Serif Book"/>
-                                <w:sz w:val="16"/>
-                                <w:szCs w:val="16"/>
-                              </w:rPr>
-                              <w:t>Add $500 for show up time if crew mobilizes at agreed upon start date and time and job site is not ready.</w:t>
-                            </w:r>
-                          </w:p>
-                          <w:p>
-                            <w:pPr>
-                              <w:pStyle w:val="ListParagraph"/>
-                              <w:numPr>
-                                <w:ilvl w:val="0"/>
-                                <w:numId w:val="1"/>
-                              </w:numPr>
-                              <w:spacing w:line="276" w:lineRule="auto"/>
-                              <w:rPr>
-                                <w:rFonts w:ascii="Zetta Serif Book" w:hAnsi="Zetta Serif Book"/>
-                                <w:sz w:val="16"/>
-                                <w:szCs w:val="16"/>
-                              </w:rPr>
-                            </w:pPr>
-                            <w:r>
-                              <w:rPr>
-                                <w:rFonts w:ascii="Zetta Serif Book" w:hAnsi="Zetta Serif Book"/>
-                                <w:sz w:val="16"/>
-                                <w:szCs w:val="16"/>
-                              </w:rPr>
-                              <w:t>Add $500/ hour for stand down time if crew is onsite working and crew is stopped for a reason outside of Treadwell’s control.</w:t>
-                            </w:r>
-                          </w:p>
-                          <w:p>
-                            <w:pPr>
-                              <w:pStyle w:val="ListParagraph"/>
-                              <w:numPr>
-                                <w:ilvl w:val="0"/>
-                                <w:numId w:val="1"/>
-                              </w:numPr>
-                              <w:spacing w:line="288" w:lineRule="auto"/>
-                              <w:rPr>
-                                <w:rFonts w:ascii="Zetta Serif Book" w:hAnsi="Zetta Serif Book"/>
-                                <w:b/>
-                                <w:sz w:val="16"/>
-                                <w:szCs w:val="16"/>
-                              </w:rPr>
-                            </w:pPr>
-                            <w:r>
-                              <w:rPr>
-                                <w:rFonts w:ascii="Zetta Serif Book" w:hAnsi="Zetta Serif Book"/>
-                                <w:b/>
-                                <w:sz w:val="16"/>
-                                <w:szCs w:val="16"/>
-                                <w:highlight w:val="yellow"/>
-                              </w:rPr>
-                              <w:t>Typical installation lead time is 5 weeks from the date signed proposal and deposit are received</w:t>
-                            </w:r>
-                            <w:r>
-                              <w:rPr>
-                                <w:rFonts w:ascii="Zetta Serif Book" w:hAnsi="Zetta Serif Book"/>
-                                <w:b/>
-                                <w:sz w:val="16"/>
-                                <w:szCs w:val="16"/>
-                              </w:rPr>
-                              <w:t xml:space="preserve">.  </w:t>
-                            </w:r>
-                          </w:p>
-                          <w:p>
-                            <w:pPr>
-                              <w:spacing w:line="288" w:lineRule="auto"/>
-                              <w:rPr>
-                                <w:rFonts w:ascii="Zetta Serif Book" w:hAnsi="Zetta Serif Book"/>
-                                <w:sz w:val="10"/>
-                                <w:szCs w:val="10"/>
-                              </w:rPr>
-                            </w:pPr>
-                          </w:p>
-                          <w:p>
-                            <w:pPr>
-                              <w:pStyle w:val="ListParagraph"/>
-                              <w:numPr>
-                                <w:ilvl w:val="0"/>
-                                <w:numId w:val="1"/>
-                              </w:numPr>
-                              <w:spacing w:line="288" w:lineRule="auto"/>
-                              <w:rPr>
-                                <w:rFonts w:ascii="Zetta Serif Book" w:hAnsi="Zetta Serif Book"/>
-                                <w:b/>
-                                <w:sz w:val="16"/>
-                                <w:szCs w:val="16"/>
-                              </w:rPr>
-                            </w:pPr>
-                            <w:r>
-                              <w:rPr>
-                                <w:rFonts w:ascii="Zetta Serif Book" w:hAnsi="Zetta Serif Book"/>
-                                <w:b/>
-                                <w:sz w:val="16"/>
-                                <w:szCs w:val="16"/>
-                                <w:highlight w:val="yellow"/>
-                              </w:rPr>
-                              <w:t>Payment – 25% due prior to scheduling, balance payable 10 days after completion via check</w:t>
-                            </w:r>
-                            <w:r>
-                              <w:rPr>
-                                <w:rFonts w:ascii="Zetta Serif Book" w:hAnsi="Zetta Serif Book"/>
-                                <w:b/>
-                                <w:sz w:val="16"/>
-                                <w:szCs w:val="16"/>
-                              </w:rPr>
-                              <w:t>.</w:t>
+                              <w:t xml:space="preserve">{{/notes}}</w:t>
                             </w:r>
                           </w:p>
                           <w:p>
@@ -2454,53 +2167,7 @@
                           <w:sz w:val="16"/>
                           <w:szCs w:val="16"/>
                         </w:rPr>
-                        <w:t xml:space="preserve">Excludes saw cutting, conc. repair/leveling, sloping, abatement </w:t>
-                      </w:r>
-                    </w:p>
-                    <w:p>
-                      <w:pPr>
-                        <w:pStyle w:val="ListParagraph"/>
-                        <w:numPr>
-                          <w:ilvl w:val="0"/>
-                          <w:numId w:val="1"/>
-                        </w:numPr>
-                        <w:spacing w:line="264" w:lineRule="auto"/>
-                        <w:rPr>
-                          <w:rFonts w:ascii="Zetta Serif Book" w:hAnsi="Zetta Serif Book"/>
-                          <w:sz w:val="16"/>
-                          <w:szCs w:val="16"/>
-                        </w:rPr>
-                      </w:pPr>
-                      <w:r>
-                        <w:rPr>
-                          <w:rFonts w:ascii="Zetta Serif Book" w:hAnsi="Zetta Serif Book"/>
-                          <w:sz w:val="15"/>
-                          <w:szCs w:val="15"/>
-                        </w:rPr>
-                        <w:t>Excludes warranty for floor failure due to hydrostatic pressure, vapor transmission, substrate failure or high salt content.</w:t>
-                      </w:r>
-                    </w:p>
-                    <w:p>
-                      <w:pPr>
-                        <w:pStyle w:val="ListParagraph"/>
-                        <w:numPr>
-                          <w:ilvl w:val="0"/>
-                          <w:numId w:val="1"/>
-                        </w:numPr>
-                        <w:spacing w:line="264" w:lineRule="auto"/>
-                        <w:rPr>
-                          <w:rFonts w:ascii="Zetta Serif Book" w:hAnsi="Zetta Serif Book"/>
-                          <w:sz w:val="16"/>
-                          <w:szCs w:val="16"/>
-                        </w:rPr>
-                      </w:pPr>
-                      <w:r>
-                        <w:rPr>
-                          <w:rFonts w:ascii="Zetta Serif Book" w:hAnsi="Zetta Serif Book"/>
-                          <w:sz w:val="16"/>
-                          <w:szCs w:val="16"/>
-                        </w:rPr>
-                        <w:t>Concrete flatness, mix design, existing cracks and old flooring will greatly influence the final look of the polish.  Variations in aggregate exposure &amp; color should be expected.</w:t>
+                        <w:t xml:space="preserve">{{#notes}}</w:t>
                       </w:r>
                     </w:p>
                     <w:p>
@@ -2523,25 +2190,7 @@
                           <w:sz w:val="16"/>
                           <w:szCs w:val="16"/>
                         </w:rPr>
-                        <w:t xml:space="preserve">Treadwell includes the following insurance coverage: GL: 1M/2M, WC: 1M, Auto: 1M, </w:t>
-                      </w:r>
-                      <w:proofErr w:type="spellStart"/>
-                      <w:r>
-                        <w:rPr>
-                          <w:rFonts w:ascii="Zetta Serif Book" w:hAnsi="Zetta Serif Book"/>
-                          <w:sz w:val="16"/>
-                          <w:szCs w:val="16"/>
-                        </w:rPr>
-                        <w:t>Umb</w:t>
-                      </w:r>
-                      <w:proofErr w:type="spellEnd"/>
-                      <w:r>
-                        <w:rPr>
-                          <w:rFonts w:ascii="Zetta Serif Book" w:hAnsi="Zetta Serif Book"/>
-                          <w:sz w:val="16"/>
-                          <w:szCs w:val="16"/>
-                        </w:rPr>
-                        <w:t>: 5M. Additional coverage can be provided at an additional cost.</w:t>
+                        <w:t xml:space="preserve">{{notes.text}}</w:t>
                       </w:r>
                     </w:p>
                     <w:p>
@@ -2564,230 +2213,7 @@
                           <w:sz w:val="16"/>
                           <w:szCs w:val="16"/>
                         </w:rPr>
-                        <w:t>Treadwell is not responsible for wear &amp; tear to existing finishes resulting from flooring installation.</w:t>
-                      </w:r>
-                    </w:p>
-                    <w:p>
-                      <w:pPr>
-                        <w:pStyle w:val="ListParagraph"/>
-                        <w:numPr>
-                          <w:ilvl w:val="0"/>
-                          <w:numId w:val="1"/>
-                        </w:numPr>
-                        <w:spacing w:line="276" w:lineRule="auto"/>
-                        <w:rPr>
-                          <w:rFonts w:ascii="Zetta Serif Book" w:hAnsi="Zetta Serif Book"/>
-                          <w:sz w:val="16"/>
-                          <w:szCs w:val="16"/>
-                        </w:rPr>
-                      </w:pPr>
-                      <w:r>
-                        <w:rPr>
-                          <w:rFonts w:ascii="Zetta Serif Book" w:hAnsi="Zetta Serif Book"/>
-                          <w:sz w:val="16"/>
-                          <w:szCs w:val="16"/>
-                        </w:rPr>
-                        <w:t>Treadwell reserves the right to terminate contract for customers not meeting Treadwell's pre-qual. requirements.</w:t>
-                      </w:r>
-                    </w:p>
-                    <w:p>
-                      <w:pPr>
-                        <w:pStyle w:val="ListParagraph"/>
-                        <w:numPr>
-                          <w:ilvl w:val="0"/>
-                          <w:numId w:val="1"/>
-                        </w:numPr>
-                        <w:spacing w:line="288" w:lineRule="auto"/>
-                        <w:rPr>
-                          <w:rFonts w:ascii="Zetta Serif Book" w:hAnsi="Zetta Serif Book"/>
-                          <w:sz w:val="16"/>
-                          <w:szCs w:val="16"/>
-                        </w:rPr>
-                      </w:pPr>
-                      <w:r>
-                        <w:rPr>
-                          <w:rFonts w:ascii="Zetta Serif Book" w:hAnsi="Zetta Serif Book"/>
-                          <w:sz w:val="16"/>
-                          <w:szCs w:val="16"/>
-                        </w:rPr>
-                        <w:t>Proposal valid for 30 days. The attached “Terms and Conditions” are part of this proposal/contract.</w:t>
-                      </w:r>
-                    </w:p>
-                    <w:p>
-                      <w:pPr>
-                        <w:pStyle w:val="ListParagraph"/>
-                        <w:numPr>
-                          <w:ilvl w:val="0"/>
-                          <w:numId w:val="1"/>
-                        </w:numPr>
-                        <w:spacing w:line="276" w:lineRule="auto"/>
-                        <w:rPr>
-                          <w:rFonts w:ascii="Zetta Serif Book" w:hAnsi="Zetta Serif Book"/>
-                          <w:sz w:val="16"/>
-                          <w:szCs w:val="16"/>
-                        </w:rPr>
-                      </w:pPr>
-                      <w:r>
-                        <w:rPr>
-                          <w:rFonts w:ascii="Zetta Serif Book" w:hAnsi="Zetta Serif Book"/>
-                          <w:sz w:val="16"/>
-                          <w:szCs w:val="16"/>
-                        </w:rPr>
-                        <w:t xml:space="preserve">Add </w:t>
-                      </w:r>
-                      <w:r>
-                        <w:rPr>
-                          <w:rFonts w:ascii="Zetta Serif Book" w:hAnsi="Zetta Serif Book"/>
-                          <w:sz w:val="16"/>
-                          <w:szCs w:val="16"/>
-                          <w:highlight w:val="cyan"/>
-                        </w:rPr>
-                        <w:t>$</w:t>
-                      </w:r>
-                      <w:proofErr w:type="spellStart"/>
-                      <w:r>
-                        <w:rPr>
-                          <w:rFonts w:ascii="Zetta Serif Book" w:hAnsi="Zetta Serif Book"/>
-                          <w:sz w:val="16"/>
-                          <w:szCs w:val="16"/>
-                          <w:highlight w:val="cyan"/>
-                        </w:rPr>
-                        <w:t>xxxx</w:t>
-                      </w:r>
-                      <w:proofErr w:type="spellEnd"/>
-                      <w:r>
-                        <w:rPr>
-                          <w:rFonts w:ascii="Zetta Serif Book" w:hAnsi="Zetta Serif Book"/>
-                          <w:sz w:val="16"/>
-                          <w:szCs w:val="16"/>
-                        </w:rPr>
-                        <w:t xml:space="preserve"> for each additional phase beyond the above stated schedule.</w:t>
-                      </w:r>
-                    </w:p>
-                    <w:p>
-                      <w:pPr>
-                        <w:pStyle w:val="ListParagraph"/>
-                        <w:numPr>
-                          <w:ilvl w:val="0"/>
-                          <w:numId w:val="1"/>
-                        </w:numPr>
-                        <w:spacing w:line="276" w:lineRule="auto"/>
-                        <w:rPr>
-                          <w:rFonts w:ascii="Zetta Serif Book" w:hAnsi="Zetta Serif Book"/>
-                          <w:sz w:val="16"/>
-                          <w:szCs w:val="16"/>
-                        </w:rPr>
-                      </w:pPr>
-                      <w:r>
-                        <w:rPr>
-                          <w:rFonts w:ascii="Zetta Serif Book" w:hAnsi="Zetta Serif Book"/>
-                          <w:sz w:val="16"/>
-                          <w:szCs w:val="16"/>
-                        </w:rPr>
-                        <w:t>Add $500 for show up time if crew mobilizes at agreed upon start date and time and job site is not ready.</w:t>
-                      </w:r>
-                    </w:p>
-                    <w:p>
-                      <w:pPr>
-                        <w:pStyle w:val="ListParagraph"/>
-                        <w:numPr>
-                          <w:ilvl w:val="0"/>
-                          <w:numId w:val="1"/>
-                        </w:numPr>
-                        <w:spacing w:line="276" w:lineRule="auto"/>
-                        <w:rPr>
-                          <w:rFonts w:ascii="Zetta Serif Book" w:hAnsi="Zetta Serif Book"/>
-                          <w:sz w:val="16"/>
-                          <w:szCs w:val="16"/>
-                        </w:rPr>
-                      </w:pPr>
-                      <w:r>
-                        <w:rPr>
-                          <w:rFonts w:ascii="Zetta Serif Book" w:hAnsi="Zetta Serif Book"/>
-                          <w:sz w:val="16"/>
-                          <w:szCs w:val="16"/>
-                        </w:rPr>
-                        <w:t>Add $500/ hour for stand down time if crew is onsite working and crew is stopped for a reason outside of Treadwell’s control.</w:t>
-                      </w:r>
-                    </w:p>
-                    <w:p>
-                      <w:pPr>
-                        <w:pStyle w:val="ListParagraph"/>
-                        <w:numPr>
-                          <w:ilvl w:val="0"/>
-                          <w:numId w:val="1"/>
-                        </w:numPr>
-                        <w:spacing w:line="288" w:lineRule="auto"/>
-                        <w:rPr>
-                          <w:rFonts w:ascii="Zetta Serif Book" w:hAnsi="Zetta Serif Book"/>
-                          <w:b/>
-                          <w:sz w:val="16"/>
-                          <w:szCs w:val="16"/>
-                        </w:rPr>
-                      </w:pPr>
-                      <w:r>
-                        <w:rPr>
-                          <w:rFonts w:ascii="Zetta Serif Book" w:hAnsi="Zetta Serif Book"/>
-                          <w:b/>
-                          <w:sz w:val="16"/>
-                          <w:szCs w:val="16"/>
-                          <w:highlight w:val="yellow"/>
-                        </w:rPr>
-                        <w:t>Typical installation lead time is 5 weeks from the date signed proposal and deposit are received</w:t>
-                      </w:r>
-                      <w:r>
-                        <w:rPr>
-                          <w:rFonts w:ascii="Zetta Serif Book" w:hAnsi="Zetta Serif Book"/>
-                          <w:b/>
-                          <w:sz w:val="16"/>
-                          <w:szCs w:val="16"/>
-                        </w:rPr>
-                        <w:t xml:space="preserve">.  </w:t>
-                      </w:r>
-                    </w:p>
-                    <w:p>
-                      <w:pPr>
-                        <w:spacing w:line="288" w:lineRule="auto"/>
-                        <w:rPr>
-                          <w:rFonts w:ascii="Zetta Serif Book" w:hAnsi="Zetta Serif Book"/>
-                          <w:sz w:val="10"/>
-                          <w:szCs w:val="10"/>
-                        </w:rPr>
-                      </w:pPr>
-                    </w:p>
-                    <w:p>
-                      <w:pPr>
-                        <w:pStyle w:val="ListParagraph"/>
-                        <w:numPr>
-                          <w:ilvl w:val="0"/>
-                          <w:numId w:val="1"/>
-                        </w:numPr>
-                        <w:spacing w:line="288" w:lineRule="auto"/>
-                        <w:rPr>
-                          <w:rFonts w:ascii="Zetta Serif Book" w:hAnsi="Zetta Serif Book"/>
-                          <w:b/>
-                          <w:sz w:val="16"/>
-                          <w:szCs w:val="16"/>
-                        </w:rPr>
-                      </w:pPr>
-                      <w:r>
-                        <w:rPr>
-                          <w:rFonts w:ascii="Zetta Serif Book" w:hAnsi="Zetta Serif Book"/>
-                          <w:b/>
-                          <w:sz w:val="16"/>
-                          <w:szCs w:val="16"/>
-                          <w:highlight w:val="yellow"/>
-                        </w:rPr>
-                        <w:t>Payment – 25% due prior to scheduling, balance payable 10 days after completion via check</w:t>
-                      </w:r>
-                      <w:r>
-                        <w:rPr>
-                          <w:rFonts w:ascii="Zetta Serif Book" w:hAnsi="Zetta Serif Book"/>
-                          <w:b/>
-                          <w:sz w:val="16"/>
-                          <w:szCs w:val="16"/>
-                        </w:rPr>
-                        <w:t>.</w:t>
+                        <w:t xml:space="preserve">{{/notes}}</w:t>
                       </w:r>
                     </w:p>
                     <w:p>

--- a/backend/templates/Direct/xx.xx.xx TREADWELL COMBO PROPOSAL - CUSTMOER NAME.docx
+++ b/backend/templates/Direct/xx.xx.xx TREADWELL COMBO PROPOSAL - CUSTMOER NAME.docx
@@ -2370,6 +2370,7 @@
                                 <w:sz w:val="18"/>
                                 <w:szCs w:val="18"/>
                               </w:rPr>
+                              <w:ind w:left="0" w:start="0"/>
                             </w:pPr>
                             <w:r>
                               <w:rPr>
@@ -2398,14 +2399,16 @@
                                 <w:sz w:val="18"/>
                                 <w:szCs w:val="18"/>
                               </w:rPr>
+                              <w:ind w:left="0" w:start="0"/>
                             </w:pPr>
                             <w:r>
                               <w:rPr>
                                 <w:rFonts w:ascii="Zetta Serif Book" w:hAnsi="Zetta Serif Book"/>
-                                <w:b/>
-                                <w:color w:val="404040" w:themeColor="text1" w:themeTint="BF"/>
-                                <w:sz w:val="18"/>
-                                <w:szCs w:val="18"/>
+                                <w:b w:val="0"/>
+                                <w:color w:val="404040" w:themeColor="text1" w:themeTint="BF"/>
+                                <w:sz w:val="18"/>
+                                <w:szCs w:val="18"/>
+                                <w:bCs w:val="0"/>
                               </w:rPr>
                               <w:t xml:space="preserve">{{room.price_formatted}} – {{room.price_desc}}</w:t>
                             </w:r>
@@ -2426,14 +2429,16 @@
                                 <w:sz w:val="18"/>
                                 <w:szCs w:val="18"/>
                               </w:rPr>
+                              <w:ind w:left="0" w:start="0"/>
                             </w:pPr>
                             <w:r>
                               <w:rPr>
                                 <w:rFonts w:ascii="Zetta Serif Book" w:hAnsi="Zetta Serif Book"/>
-                                <w:b/>
-                                <w:color w:val="404040" w:themeColor="text1" w:themeTint="BF"/>
-                                <w:sz w:val="18"/>
-                                <w:szCs w:val="18"/>
+                                <w:b w:val="0"/>
+                                <w:color w:val="404040" w:themeColor="text1" w:themeTint="BF"/>
+                                <w:sz w:val="18"/>
+                                <w:szCs w:val="18"/>
+                                <w:bCs w:val="0"/>
                               </w:rPr>
                               <w:t xml:space="preserve">{{room.notes_joined}}</w:t>
                             </w:r>
@@ -3094,6 +3099,7 @@
                           <w:sz w:val="18"/>
                           <w:szCs w:val="18"/>
                         </w:rPr>
+                        <w:ind w:left="0" w:start="0"/>
                       </w:pPr>
                       <w:r>
                         <w:rPr>
@@ -3124,14 +3130,16 @@
                           <w:sz w:val="18"/>
                           <w:szCs w:val="18"/>
                         </w:rPr>
+                        <w:ind w:left="0" w:start="0"/>
                       </w:pPr>
                       <w:r>
                         <w:rPr>
                           <w:rFonts w:ascii="Zetta Serif Book" w:hAnsi="Zetta Serif Book"/>
-                          <w:b/>
-                          <w:color w:val="404040" w:themeColor="text1" w:themeTint="BF"/>
-                          <w:sz w:val="18"/>
-                          <w:szCs w:val="18"/>
+                          <w:b w:val="0"/>
+                          <w:color w:val="404040" w:themeColor="text1" w:themeTint="BF"/>
+                          <w:sz w:val="18"/>
+                          <w:szCs w:val="18"/>
+                          <w:bCs w:val="0"/>
                         </w:rPr>
                         <w:t xml:space="preserve">{{room.price_formatted}} – {{room.price_desc}}</w:t>
                       </w:r>
@@ -3154,14 +3162,16 @@
                           <w:sz w:val="18"/>
                           <w:szCs w:val="18"/>
                         </w:rPr>
+                        <w:ind w:left="0" w:start="0"/>
                       </w:pPr>
                       <w:r>
                         <w:rPr>
                           <w:rFonts w:ascii="Zetta Serif Book" w:hAnsi="Zetta Serif Book"/>
-                          <w:b/>
-                          <w:color w:val="404040" w:themeColor="text1" w:themeTint="BF"/>
-                          <w:sz w:val="18"/>
-                          <w:szCs w:val="18"/>
+                          <w:b w:val="0"/>
+                          <w:color w:val="404040" w:themeColor="text1" w:themeTint="BF"/>
+                          <w:sz w:val="18"/>
+                          <w:szCs w:val="18"/>
+                          <w:bCs w:val="0"/>
                         </w:rPr>
                         <w:t xml:space="preserve">{{room.notes_joined}}</w:t>
                       </w:r>

--- a/backend/templates/Direct/xx.xx.xx TREADWELL COMBO PROPOSAL - CUSTMOER NAME.docx
+++ b/backend/templates/Direct/xx.xx.xx TREADWELL COMBO PROPOSAL - CUSTMOER NAME.docx
@@ -1933,9 +1933,14 @@
     <w:p/>
     <w:p/>
     <w:p>
+      <w:pPr>
+        <w:ind w:left="0" w:start="0"/>
+      </w:pPr>
       <w:r>
         <w:rPr>
           <w:noProof/>
+          <w:b w:val="0"/>
+          <w:bCs w:val="0"/>
         </w:rPr>
         <mc:AlternateContent>
           <mc:Choice Requires="wps">
@@ -2288,6 +2293,8 @@
       <w:r>
         <w:rPr>
           <w:noProof/>
+          <w:b w:val="0"/>
+          <w:bCs w:val="0"/>
         </w:rPr>
         <mc:AlternateContent>
           <mc:Choice Requires="wps">
@@ -2465,6 +2472,7 @@
                                 <w:sz w:val="18"/>
                                 <w:szCs w:val="18"/>
                               </w:rPr>
+                              <w:ind w:left="0" w:start="0"/>
                             </w:pPr>
                             <w:r>
                               <w:rPr>
@@ -2493,14 +2501,16 @@
                                 <w:sz w:val="18"/>
                                 <w:szCs w:val="18"/>
                               </w:rPr>
+                              <w:ind w:left="0" w:start="0"/>
                             </w:pPr>
                             <w:r>
                               <w:rPr>
                                 <w:rFonts w:ascii="Zetta Serif Book" w:hAnsi="Zetta Serif Book"/>
-                                <w:b/>
-                                <w:color w:val="404040" w:themeColor="text1" w:themeTint="BF"/>
-                                <w:sz w:val="18"/>
-                                <w:szCs w:val="18"/>
+                                <w:b w:val="0"/>
+                                <w:color w:val="404040" w:themeColor="text1" w:themeTint="BF"/>
+                                <w:sz w:val="18"/>
+                                <w:szCs w:val="18"/>
+                                <w:bCs w:val="0"/>
                               </w:rPr>
                               <w:t xml:space="preserve">{{base_bid_formatted}} – Epoxy &amp; Polished Concrete flooring as described above {{base_tax_phrase}}</w:t>
                             </w:r>
@@ -2521,14 +2531,16 @@
                                 <w:sz w:val="18"/>
                                 <w:szCs w:val="18"/>
                               </w:rPr>
+                              <w:ind w:left="0" w:start="0"/>
                             </w:pPr>
                             <w:r>
                               <w:rPr>
                                 <w:rFonts w:ascii="Zetta Serif Book" w:hAnsi="Zetta Serif Book"/>
-                                <w:b/>
-                                <w:color w:val="404040" w:themeColor="text1" w:themeTint="BF"/>
-                                <w:sz w:val="18"/>
-                                <w:szCs w:val="18"/>
+                                <w:b w:val="0"/>
+                                <w:color w:val="404040" w:themeColor="text1" w:themeTint="BF"/>
+                                <w:sz w:val="18"/>
+                                <w:szCs w:val="18"/>
+                                <w:bCs w:val="0"/>
                               </w:rPr>
                               <w:t xml:space="preserve">{{material_tax_formatted}} – Material Sales Tax</w:t>
                             </w:r>
@@ -2554,6 +2566,7 @@
                                 <w:sz w:val="18"/>
                                 <w:szCs w:val="18"/>
                               </w:rPr>
+                              <w:ind w:left="0" w:start="0"/>
                             </w:pPr>
                             <w:r>
                               <w:rPr>
@@ -2563,6 +2576,8 @@
                                 <w:szCs w:val="18"/>
                                 <w:highlight w:val="yellow"/>
                                 <w:u w:val="single"/>
+                                <w:b w:val="0"/>
+                                <w:bCs w:val="0"/>
                               </w:rPr>
                               <w:t xml:space="preserve">{{remodel.amount_formatted}} – Remodel Tax</w:t>
                             </w:r>
@@ -2586,12 +2601,13 @@
                                 <w:sz w:val="18"/>
                                 <w:szCs w:val="18"/>
                               </w:rPr>
+                              <w:ind w:left="0" w:start="0"/>
                             </w:pPr>
                             <w:r>
                               <w:rPr>
                                 <w:rFonts w:ascii="Zetta Serif Book" w:hAnsi="Zetta Serif Book"/>
-                                <w:b/>
-                                <w:bCs/>
+                                <w:b w:val="0"/>
+                                <w:bCs w:val="0"/>
                                 <w:color w:val="404040" w:themeColor="text1" w:themeTint="BF"/>
                                 <w:sz w:val="18"/>
                                 <w:szCs w:val="18"/>
@@ -2609,6 +2625,7 @@
                                 <w:sz w:val="18"/>
                                 <w:szCs w:val="18"/>
                               </w:rPr>
+                              <w:ind w:left="0" w:start="0"/>
                             </w:pPr>
                             <w:r>
                               <w:rPr>
@@ -2669,12 +2686,13 @@
                                 <w:sz w:val="18"/>
                                 <w:szCs w:val="18"/>
                               </w:rPr>
+                              <w:ind w:left="0" w:start="0"/>
                             </w:pPr>
                             <w:r>
                               <w:rPr>
                                 <w:rFonts w:ascii="Zetta Serif Book" w:hAnsi="Zetta Serif Book"/>
-                                <w:b/>
-                                <w:bCs/>
+                                <w:b w:val="0"/>
+                                <w:bCs w:val="0"/>
                                 <w:color w:val="404040" w:themeColor="text1" w:themeTint="BF"/>
                                 <w:sz w:val="18"/>
                                 <w:szCs w:val="18"/>
@@ -2750,6 +2768,7 @@
                                 <w:sz w:val="18"/>
                                 <w:szCs w:val="18"/>
                               </w:rPr>
+                              <w:ind w:left="0" w:start="0"/>
                             </w:pPr>
                             <w:r>
                               <w:rPr>
@@ -2777,12 +2796,13 @@
                                 <w:sz w:val="18"/>
                                 <w:szCs w:val="18"/>
                               </w:rPr>
+                              <w:ind w:left="0" w:start="0"/>
                             </w:pPr>
                             <w:r>
                               <w:rPr>
                                 <w:rFonts w:ascii="Zetta Serif Book" w:hAnsi="Zetta Serif Book"/>
-                                <w:b/>
-                                <w:bCs/>
+                                <w:b w:val="0"/>
+                                <w:bCs w:val="0"/>
                                 <w:color w:val="404040" w:themeColor="text1" w:themeTint="BF"/>
                                 <w:sz w:val="18"/>
                                 <w:szCs w:val="18"/>
@@ -2804,12 +2824,13 @@
                                 <w:sz w:val="18"/>
                                 <w:szCs w:val="18"/>
                               </w:rPr>
+                              <w:ind w:left="0" w:start="0"/>
                             </w:pPr>
                             <w:r>
                               <w:rPr>
                                 <w:rFonts w:ascii="Zetta Serif Book" w:hAnsi="Zetta Serif Book"/>
-                                <w:b/>
-                                <w:bCs/>
+                                <w:b w:val="0"/>
+                                <w:bCs w:val="0"/>
                                 <w:color w:val="404040" w:themeColor="text1" w:themeTint="BF"/>
                                 <w:sz w:val="18"/>
                                 <w:szCs w:val="18"/>
@@ -2831,12 +2852,13 @@
                                 <w:sz w:val="18"/>
                                 <w:szCs w:val="18"/>
                               </w:rPr>
+                              <w:ind w:left="0" w:start="0"/>
                             </w:pPr>
                             <w:r>
                               <w:rPr>
                                 <w:rFonts w:ascii="Zetta Serif Book" w:hAnsi="Zetta Serif Book"/>
-                                <w:b/>
-                                <w:bCs/>
+                                <w:b w:val="0"/>
+                                <w:bCs w:val="0"/>
                                 <w:color w:val="404040" w:themeColor="text1" w:themeTint="BF"/>
                                 <w:sz w:val="18"/>
                                 <w:szCs w:val="18"/>
@@ -3200,6 +3222,7 @@
                           <w:sz w:val="18"/>
                           <w:szCs w:val="18"/>
                         </w:rPr>
+                        <w:ind w:left="0" w:start="0"/>
                       </w:pPr>
                       <w:r>
                         <w:rPr>
@@ -3230,14 +3253,16 @@
                           <w:sz w:val="18"/>
                           <w:szCs w:val="18"/>
                         </w:rPr>
+                        <w:ind w:left="0" w:start="0"/>
                       </w:pPr>
                       <w:r>
                         <w:rPr>
                           <w:rFonts w:ascii="Zetta Serif Book" w:hAnsi="Zetta Serif Book"/>
-                          <w:b/>
-                          <w:color w:val="404040" w:themeColor="text1" w:themeTint="BF"/>
-                          <w:sz w:val="18"/>
-                          <w:szCs w:val="18"/>
+                          <w:b w:val="0"/>
+                          <w:color w:val="404040" w:themeColor="text1" w:themeTint="BF"/>
+                          <w:sz w:val="18"/>
+                          <w:szCs w:val="18"/>
+                          <w:bCs w:val="0"/>
                         </w:rPr>
                         <w:t xml:space="preserve">{{base_bid_formatted}} – Epoxy &amp; Polished Concrete flooring as described above {{base_tax_phrase}}</w:t>
                       </w:r>
@@ -3260,14 +3285,16 @@
                           <w:sz w:val="18"/>
                           <w:szCs w:val="18"/>
                         </w:rPr>
+                        <w:ind w:left="0" w:start="0"/>
                       </w:pPr>
                       <w:r>
                         <w:rPr>
                           <w:rFonts w:ascii="Zetta Serif Book" w:hAnsi="Zetta Serif Book"/>
-                          <w:b/>
-                          <w:color w:val="404040" w:themeColor="text1" w:themeTint="BF"/>
-                          <w:sz w:val="18"/>
-                          <w:szCs w:val="18"/>
+                          <w:b w:val="0"/>
+                          <w:color w:val="404040" w:themeColor="text1" w:themeTint="BF"/>
+                          <w:sz w:val="18"/>
+                          <w:szCs w:val="18"/>
+                          <w:bCs w:val="0"/>
                         </w:rPr>
                         <w:t xml:space="preserve">{{material_tax_formatted}} – Material Sales Tax</w:t>
                       </w:r>
@@ -3295,6 +3322,7 @@
                           <w:sz w:val="18"/>
                           <w:szCs w:val="18"/>
                         </w:rPr>
+                        <w:ind w:left="0" w:start="0"/>
                       </w:pPr>
                       <w:r>
                         <w:rPr>
@@ -3304,6 +3332,8 @@
                           <w:szCs w:val="18"/>
                           <w:highlight w:val="yellow"/>
                           <w:u w:val="single"/>
+                          <w:b w:val="0"/>
+                          <w:bCs w:val="0"/>
                         </w:rPr>
                         <w:t xml:space="preserve">{{remodel.amount_formatted}} – Remodel Tax</w:t>
                       </w:r>
@@ -3327,12 +3357,13 @@
                           <w:sz w:val="18"/>
                           <w:szCs w:val="18"/>
                         </w:rPr>
+                        <w:ind w:left="0" w:start="0"/>
                       </w:pPr>
                       <w:r>
                         <w:rPr>
                           <w:rFonts w:ascii="Zetta Serif Book" w:hAnsi="Zetta Serif Book"/>
-                          <w:b/>
-                          <w:bCs/>
+                          <w:b w:val="0"/>
+                          <w:bCs w:val="0"/>
                           <w:color w:val="404040" w:themeColor="text1" w:themeTint="BF"/>
                           <w:sz w:val="18"/>
                           <w:szCs w:val="18"/>
@@ -3350,6 +3381,7 @@
                           <w:sz w:val="18"/>
                           <w:szCs w:val="18"/>
                         </w:rPr>
+                        <w:ind w:left="0" w:start="0"/>
                       </w:pPr>
                       <w:r>
                         <w:rPr>
@@ -3412,12 +3444,13 @@
                           <w:sz w:val="18"/>
                           <w:szCs w:val="18"/>
                         </w:rPr>
+                        <w:ind w:left="0" w:start="0"/>
                       </w:pPr>
                       <w:r>
                         <w:rPr>
                           <w:rFonts w:ascii="Zetta Serif Book" w:hAnsi="Zetta Serif Book"/>
-                          <w:b/>
-                          <w:bCs/>
+                          <w:b w:val="0"/>
+                          <w:bCs w:val="0"/>
                           <w:color w:val="404040" w:themeColor="text1" w:themeTint="BF"/>
                           <w:sz w:val="18"/>
                           <w:szCs w:val="18"/>
@@ -3493,6 +3526,7 @@
                           <w:sz w:val="18"/>
                           <w:szCs w:val="18"/>
                         </w:rPr>
+                        <w:ind w:left="0" w:start="0"/>
                       </w:pPr>
                       <w:r>
                         <w:rPr>
@@ -3520,12 +3554,13 @@
                           <w:sz w:val="18"/>
                           <w:szCs w:val="18"/>
                         </w:rPr>
+                        <w:ind w:left="0" w:start="0"/>
                       </w:pPr>
                       <w:r>
                         <w:rPr>
                           <w:rFonts w:ascii="Zetta Serif Book" w:hAnsi="Zetta Serif Book"/>
-                          <w:b/>
-                          <w:bCs/>
+                          <w:b w:val="0"/>
+                          <w:bCs w:val="0"/>
                           <w:color w:val="404040" w:themeColor="text1" w:themeTint="BF"/>
                           <w:sz w:val="18"/>
                           <w:szCs w:val="18"/>
@@ -3547,12 +3582,13 @@
                           <w:sz w:val="18"/>
                           <w:szCs w:val="18"/>
                         </w:rPr>
+                        <w:ind w:left="0" w:start="0"/>
                       </w:pPr>
                       <w:r>
                         <w:rPr>
                           <w:rFonts w:ascii="Zetta Serif Book" w:hAnsi="Zetta Serif Book"/>
-                          <w:b/>
-                          <w:bCs/>
+                          <w:b w:val="0"/>
+                          <w:bCs w:val="0"/>
                           <w:color w:val="404040" w:themeColor="text1" w:themeTint="BF"/>
                           <w:sz w:val="18"/>
                           <w:szCs w:val="18"/>
@@ -3574,12 +3610,13 @@
                           <w:sz w:val="18"/>
                           <w:szCs w:val="18"/>
                         </w:rPr>
+                        <w:ind w:left="0" w:start="0"/>
                       </w:pPr>
                       <w:r>
                         <w:rPr>
                           <w:rFonts w:ascii="Zetta Serif Book" w:hAnsi="Zetta Serif Book"/>
-                          <w:b/>
-                          <w:bCs/>
+                          <w:b w:val="0"/>
+                          <w:bCs w:val="0"/>
                           <w:color w:val="404040" w:themeColor="text1" w:themeTint="BF"/>
                           <w:sz w:val="18"/>
                           <w:szCs w:val="18"/>

--- a/backend/templates/Direct/xx.xx.xx TREADWELL COMBO PROPOSAL - CUSTMOER NAME.docx
+++ b/backend/templates/Direct/xx.xx.xx TREADWELL COMBO PROPOSAL - CUSTMOER NAME.docx
@@ -1139,7 +1139,7 @@
                                 <w:sz w:val="18"/>
                                 <w:szCs w:val="18"/>
                               </w:rPr>
-                              <w:t>Schedule:</w:t>
+                              <w:t xml:space="preserve">Schedule:  {{schedule_notes}}</w:t>
                             </w:r>
                             <w:r>
                               <w:rPr>
@@ -1148,7 +1148,7 @@
                                 <w:sz w:val="18"/>
                                 <w:szCs w:val="18"/>
                               </w:rPr>
-                              <w:t xml:space="preserve">  </w:t>
+                              <w:t xml:space="preserve"/>
                             </w:r>
                             <w:r>
                               <w:rPr>
@@ -1157,7 +1157,7 @@
                                 <w:sz w:val="18"/>
                                 <w:szCs w:val="18"/>
                               </w:rPr>
-                              <w:t xml:space="preserve">Assumes </w:t>
+                              <w:t xml:space="preserve"/>
                             </w:r>
                             <w:r>
                               <w:rPr>
@@ -1166,7 +1166,7 @@
                                 <w:sz w:val="18"/>
                                 <w:szCs w:val="18"/>
                               </w:rPr>
-                              <w:t>all</w:t>
+                              <w:t/>
                             </w:r>
                             <w:r>
                               <w:rPr>
@@ -1175,7 +1175,7 @@
                                 <w:sz w:val="18"/>
                                 <w:szCs w:val="18"/>
                               </w:rPr>
-                              <w:t xml:space="preserve"> areas available at one time, approx. </w:t>
+                              <w:t xml:space="preserve"/>
                             </w:r>
                             <w:r>
                               <w:rPr>
@@ -1184,7 +1184,7 @@
                                 <w:sz w:val="18"/>
                                 <w:szCs w:val="18"/>
                               </w:rPr>
-                              <w:t>1</w:t>
+                              <w:t/>
                             </w:r>
                             <w:r>
                               <w:rPr>
@@ -1193,7 +1193,7 @@
                                 <w:sz w:val="18"/>
                                 <w:szCs w:val="18"/>
                               </w:rPr>
-                              <w:t xml:space="preserve"> week to complete full scope</w:t>
+                              <w:t xml:space="preserve"/>
                             </w:r>
                           </w:p>
                           <w:p>
@@ -1670,7 +1670,7 @@
                           <w:sz w:val="18"/>
                           <w:szCs w:val="18"/>
                         </w:rPr>
-                        <w:t>Schedule:</w:t>
+                        <w:t xml:space="preserve">Schedule:  {{schedule_notes}}</w:t>
                       </w:r>
                       <w:r>
                         <w:rPr>
@@ -1679,7 +1679,7 @@
                           <w:sz w:val="18"/>
                           <w:szCs w:val="18"/>
                         </w:rPr>
-                        <w:t xml:space="preserve">  </w:t>
+                        <w:t xml:space="preserve"/>
                       </w:r>
                       <w:r>
                         <w:rPr>
@@ -1688,7 +1688,7 @@
                           <w:sz w:val="18"/>
                           <w:szCs w:val="18"/>
                         </w:rPr>
-                        <w:t xml:space="preserve">Assumes </w:t>
+                        <w:t xml:space="preserve"/>
                       </w:r>
                       <w:r>
                         <w:rPr>
@@ -1697,7 +1697,7 @@
                           <w:sz w:val="18"/>
                           <w:szCs w:val="18"/>
                         </w:rPr>
-                        <w:t>all</w:t>
+                        <w:t/>
                       </w:r>
                       <w:r>
                         <w:rPr>
@@ -1706,7 +1706,7 @@
                           <w:sz w:val="18"/>
                           <w:szCs w:val="18"/>
                         </w:rPr>
-                        <w:t xml:space="preserve"> areas available at one time, approx. </w:t>
+                        <w:t xml:space="preserve"/>
                       </w:r>
                       <w:r>
                         <w:rPr>
@@ -1715,7 +1715,7 @@
                           <w:sz w:val="18"/>
                           <w:szCs w:val="18"/>
                         </w:rPr>
-                        <w:t>1</w:t>
+                        <w:t/>
                       </w:r>
                       <w:r>
                         <w:rPr>
@@ -1724,7 +1724,7 @@
                           <w:sz w:val="18"/>
                           <w:szCs w:val="18"/>
                         </w:rPr>
-                        <w:t xml:space="preserve"> week to complete full scope</w:t>
+                        <w:t xml:space="preserve"/>
                       </w:r>
                     </w:p>
                     <w:p>

--- a/backend/templates/Direct/xx.xx.xx TREADWELL COMBO PROPOSAL - CUSTMOER NAME.docx
+++ b/backend/templates/Direct/xx.xx.xx TREADWELL COMBO PROPOSAL - CUSTMOER NAME.docx
@@ -1139,7 +1139,18 @@
                                 <w:sz w:val="18"/>
                                 <w:szCs w:val="18"/>
                               </w:rPr>
-                              <w:t xml:space="preserve">Schedule:  {{schedule_notes}}</w:t>
+                              <w:t xml:space="preserve">Schedule:</w:t>
+                            </w:r>
+                            <w:r>
+                              <w:rPr>
+                                <w:rFonts w:ascii="Zetta Serif Book" w:hAnsi="Zetta Serif Book"/>
+                                <w:b w:val="0"/>
+                                <w:color w:val="404040" w:themeColor="text1" w:themeTint="BF"/>
+                                <w:sz w:val="18"/>
+                                <w:szCs w:val="18"/>
+                                <w:bCs w:val="0"/>
+                              </w:rPr>
+                              <w:t xml:space="preserve">  {{schedule_notes}}</w:t>
                             </w:r>
                             <w:r>
                               <w:rPr>
@@ -1670,7 +1681,18 @@
                           <w:sz w:val="18"/>
                           <w:szCs w:val="18"/>
                         </w:rPr>
-                        <w:t xml:space="preserve">Schedule:  {{schedule_notes}}</w:t>
+                        <w:t xml:space="preserve">Schedule:</w:t>
+                      </w:r>
+                      <w:r>
+                        <w:rPr>
+                          <w:rFonts w:ascii="Zetta Serif Book" w:hAnsi="Zetta Serif Book"/>
+                          <w:b w:val="0"/>
+                          <w:color w:val="404040" w:themeColor="text1" w:themeTint="BF"/>
+                          <w:sz w:val="18"/>
+                          <w:szCs w:val="18"/>
+                          <w:bCs w:val="0"/>
+                        </w:rPr>
+                        <w:t xml:space="preserve">  {{schedule_notes}}</w:t>
                       </w:r>
                       <w:r>
                         <w:rPr>

--- a/backend/templates/Direct/xx.xx.xx TREADWELL COMBO PROPOSAL - CUSTMOER NAME.docx
+++ b/backend/templates/Direct/xx.xx.xx TREADWELL COMBO PROPOSAL - CUSTMOER NAME.docx
@@ -2540,6 +2540,11 @@
                             <w:proofErr w:type="spellEnd"/>
                           </w:p>
                           <w:p>
+                            <w:r>
+                              <w:t xml:space="preserve">{{#tax_breakout}}</w:t>
+                            </w:r>
+                          </w:p>
+                          <w:p>
                             <w:pPr>
                               <w:pStyle w:val="ListParagraph"/>
                               <w:numPr>
@@ -2571,6 +2576,11 @@
                           </w:p>
                           <w:p>
                             <w:r>
+                              <w:t xml:space="preserve">{{/tax_breakout}}</w:t>
+                            </w:r>
+                          </w:p>
+                          <w:p>
+                            <w:r>
                               <w:t xml:space="preserve">{{#remodel}}</w:t>
                             </w:r>
                           </w:p>
@@ -2610,6 +2620,11 @@
                             </w:r>
                           </w:p>
                           <w:p>
+                            <w:r>
+                              <w:t xml:space="preserve">{{#tax_breakout}}</w:t>
+                            </w:r>
+                          </w:p>
+                          <w:p>
                             <w:pPr>
                               <w:pStyle w:val="ListParagraph"/>
                               <w:numPr>
@@ -2638,6 +2653,16 @@
                             </w:r>
                           </w:p>
                           <w:p>
+                            <w:r>
+                              <w:t xml:space="preserve">{{/tax_breakout}}</w:t>
+                            </w:r>
+                          </w:p>
+                          <w:p>
+                            <w:r>
+                              <w:t xml:space="preserve">{{#has_options}}</w:t>
+                            </w:r>
+                          </w:p>
+                          <w:p>
                             <w:pPr>
                               <w:pStyle w:val="ListParagraph"/>
                               <w:spacing w:line="300" w:lineRule="auto"/>
@@ -2661,6 +2686,11 @@
                             </w:r>
                             <w:proofErr w:type="spellStart"/>
                             <w:proofErr w:type="spellEnd"/>
+                          </w:p>
+                          <w:p>
+                            <w:r>
+                              <w:t xml:space="preserve">{{/has_options}}</w:t>
+                            </w:r>
                           </w:p>
                           <w:p>
                             <w:r>
@@ -3294,6 +3324,11 @@
                       <w:proofErr w:type="gramEnd"/>
                     </w:p>
                     <w:p>
+                      <w:r>
+                        <w:t xml:space="preserve">{{#tax_breakout}}</w:t>
+                      </w:r>
+                    </w:p>
+                    <w:p>
                       <w:pPr>
                         <w:pStyle w:val="ListParagraph"/>
                         <w:numPr>
@@ -3327,6 +3362,11 @@
                     </w:p>
                     <w:p>
                       <w:r>
+                        <w:t xml:space="preserve">{{/tax_breakout}}</w:t>
+                      </w:r>
+                    </w:p>
+                    <w:p>
+                      <w:r>
                         <w:t xml:space="preserve">{{#remodel}}</w:t>
                       </w:r>
                     </w:p>
@@ -3366,6 +3406,11 @@
                       </w:r>
                     </w:p>
                     <w:p>
+                      <w:r>
+                        <w:t xml:space="preserve">{{#tax_breakout}}</w:t>
+                      </w:r>
+                    </w:p>
+                    <w:p>
                       <w:pPr>
                         <w:pStyle w:val="ListParagraph"/>
                         <w:numPr>
@@ -3394,6 +3439,16 @@
                       </w:r>
                     </w:p>
                     <w:p>
+                      <w:r>
+                        <w:t xml:space="preserve">{{/tax_breakout}}</w:t>
+                      </w:r>
+                    </w:p>
+                    <w:p>
+                      <w:r>
+                        <w:t xml:space="preserve">{{#has_options}}</w:t>
+                      </w:r>
+                    </w:p>
+                    <w:p>
                       <w:pPr>
                         <w:pStyle w:val="ListParagraph"/>
                         <w:spacing w:line="300" w:lineRule="auto"/>
@@ -3419,6 +3474,11 @@
                       <w:proofErr w:type="gramStart"/>
                       <w:proofErr w:type="spellEnd"/>
                       <w:proofErr w:type="gramEnd"/>
+                    </w:p>
+                    <w:p>
+                      <w:r>
+                        <w:t xml:space="preserve">{{/has_options}}</w:t>
+                      </w:r>
                     </w:p>
                     <w:p>
                       <w:r>

--- a/backend/templates/Direct/xx.xx.xx TREADWELL COMBO PROPOSAL - CUSTMOER NAME.docx
+++ b/backend/templates/Direct/xx.xx.xx TREADWELL COMBO PROPOSAL - CUSTMOER NAME.docx
@@ -1292,6 +1292,89 @@
                           </w:p>
                           <w:p>
                             <w:pPr>
+                              <w:pStyle w:val="ListParagraph"/>
+                              <w:numPr>
+                                <w:ilvl w:val="0"/>
+                                <w:numId w:val="4"/>
+                              </w:numPr>
+                              <w:tabs>
+                                <w:tab w:val="left" w:pos="1080"/>
+                              </w:tabs>
+                              <w:spacing w:line="300" w:lineRule="auto"/>
+                              <w:rPr>
+                                <w:rFonts w:ascii="Zetta Serif Book" w:hAnsi="Zetta Serif Book"/>
+                                <w:color w:val="404040" w:themeColor="text1" w:themeTint="BF"/>
+                                <w:sz w:val="18"/>
+                                <w:szCs w:val="18"/>
+                              </w:rPr>
+                            </w:pPr>
+                            <w:r>
+                              <w:rPr>
+                                <w:rFonts w:ascii="Zetta Serif Book" w:hAnsi="Zetta Serif Book"/>
+                                <w:b/>
+                                <w:color w:val="404040" w:themeColor="text1" w:themeTint="BF"/>
+                                <w:sz w:val="18"/>
+                                <w:szCs w:val="18"/>
+                              </w:rPr>
+                              <w:t>Notes:</w:t>
+                            </w:r>
+                            <w:r>
+                              <w:rPr>
+                                <w:rFonts w:ascii="Zetta Serif Book" w:hAnsi="Zetta Serif Book"/>
+                                <w:color w:val="404040" w:themeColor="text1" w:themeTint="BF"/>
+                                <w:sz w:val="18"/>
+                                <w:szCs w:val="18"/>
+                              </w:rPr>
+                              <w:t xml:space="preserve">  {{work_notes}}</w:t>
+                            </w:r>
+                            <w:r>
+                              <w:rPr>
+                                <w:rFonts w:ascii="Zetta Serif Book" w:hAnsi="Zetta Serif Book"/>
+                                <w:color w:val="404040" w:themeColor="text1" w:themeTint="BF"/>
+                                <w:sz w:val="18"/>
+                                <w:szCs w:val="18"/>
+                              </w:rPr>
+                              <w:t xml:space="preserve"/>
+                            </w:r>
+                            <w:r>
+                              <w:rPr>
+                                <w:rFonts w:ascii="Zetta Serif Book" w:hAnsi="Zetta Serif Book"/>
+                                <w:color w:val="404040" w:themeColor="text1" w:themeTint="BF"/>
+                                <w:sz w:val="18"/>
+                                <w:szCs w:val="18"/>
+                              </w:rPr>
+                              <w:t/>
+                            </w:r>
+                            <w:r>
+                              <w:rPr>
+                                <w:rFonts w:ascii="Zetta Serif Book" w:hAnsi="Zetta Serif Book"/>
+                                <w:color w:val="404040" w:themeColor="text1" w:themeTint="BF"/>
+                                <w:sz w:val="16"/>
+                                <w:szCs w:val="16"/>
+                              </w:rPr>
+                              <w:t/>
+                            </w:r>
+                            <w:r>
+                              <w:rPr>
+                                <w:rFonts w:ascii="Zetta Serif Book" w:hAnsi="Zetta Serif Book"/>
+                                <w:color w:val="404040" w:themeColor="text1" w:themeTint="BF"/>
+                                <w:sz w:val="16"/>
+                                <w:szCs w:val="16"/>
+                              </w:rPr>
+                              <w:t xml:space="preserve"/>
+                            </w:r>
+                            <w:r>
+                              <w:rPr>
+                                <w:rFonts w:ascii="Zetta Serif Book" w:hAnsi="Zetta Serif Book"/>
+                                <w:color w:val="404040" w:themeColor="text1" w:themeTint="BF"/>
+                                <w:sz w:val="18"/>
+                                <w:szCs w:val="18"/>
+                              </w:rPr>
+                              <w:t/>
+                            </w:r>
+                          </w:p>
+                          <w:p>
+                            <w:pPr>
                               <w:tabs>
                                 <w:tab w:val="left" w:pos="1080"/>
                               </w:tabs>
@@ -1785,6 +1868,89 @@
                           <w:szCs w:val="18"/>
                         </w:rPr>
                         <w:t xml:space="preserve">  {{exclusions}}</w:t>
+                      </w:r>
+                      <w:r>
+                        <w:rPr>
+                          <w:rFonts w:ascii="Zetta Serif Book" w:hAnsi="Zetta Serif Book"/>
+                          <w:color w:val="404040" w:themeColor="text1" w:themeTint="BF"/>
+                          <w:sz w:val="18"/>
+                          <w:szCs w:val="18"/>
+                        </w:rPr>
+                        <w:t xml:space="preserve"/>
+                      </w:r>
+                      <w:r>
+                        <w:rPr>
+                          <w:rFonts w:ascii="Zetta Serif Book" w:hAnsi="Zetta Serif Book"/>
+                          <w:color w:val="404040" w:themeColor="text1" w:themeTint="BF"/>
+                          <w:sz w:val="18"/>
+                          <w:szCs w:val="18"/>
+                        </w:rPr>
+                        <w:t/>
+                      </w:r>
+                      <w:r>
+                        <w:rPr>
+                          <w:rFonts w:ascii="Zetta Serif Book" w:hAnsi="Zetta Serif Book"/>
+                          <w:color w:val="404040" w:themeColor="text1" w:themeTint="BF"/>
+                          <w:sz w:val="16"/>
+                          <w:szCs w:val="16"/>
+                        </w:rPr>
+                        <w:t/>
+                      </w:r>
+                      <w:r>
+                        <w:rPr>
+                          <w:rFonts w:ascii="Zetta Serif Book" w:hAnsi="Zetta Serif Book"/>
+                          <w:color w:val="404040" w:themeColor="text1" w:themeTint="BF"/>
+                          <w:sz w:val="16"/>
+                          <w:szCs w:val="16"/>
+                        </w:rPr>
+                        <w:t xml:space="preserve"/>
+                      </w:r>
+                      <w:r>
+                        <w:rPr>
+                          <w:rFonts w:ascii="Zetta Serif Book" w:hAnsi="Zetta Serif Book"/>
+                          <w:color w:val="404040" w:themeColor="text1" w:themeTint="BF"/>
+                          <w:sz w:val="18"/>
+                          <w:szCs w:val="18"/>
+                        </w:rPr>
+                        <w:t/>
+                      </w:r>
+                    </w:p>
+                    <w:p>
+                      <w:pPr>
+                        <w:pStyle w:val="ListParagraph"/>
+                        <w:numPr>
+                          <w:ilvl w:val="0"/>
+                          <w:numId w:val="4"/>
+                        </w:numPr>
+                        <w:tabs>
+                          <w:tab w:val="left" w:pos="1080"/>
+                        </w:tabs>
+                        <w:spacing w:line="300" w:lineRule="auto"/>
+                        <w:rPr>
+                          <w:rFonts w:ascii="Zetta Serif Book" w:hAnsi="Zetta Serif Book"/>
+                          <w:color w:val="404040" w:themeColor="text1" w:themeTint="BF"/>
+                          <w:sz w:val="18"/>
+                          <w:szCs w:val="18"/>
+                        </w:rPr>
+                      </w:pPr>
+                      <w:r>
+                        <w:rPr>
+                          <w:rFonts w:ascii="Zetta Serif Book" w:hAnsi="Zetta Serif Book"/>
+                          <w:b/>
+                          <w:color w:val="404040" w:themeColor="text1" w:themeTint="BF"/>
+                          <w:sz w:val="18"/>
+                          <w:szCs w:val="18"/>
+                        </w:rPr>
+                        <w:t>Notes:</w:t>
+                      </w:r>
+                      <w:r>
+                        <w:rPr>
+                          <w:rFonts w:ascii="Zetta Serif Book" w:hAnsi="Zetta Serif Book"/>
+                          <w:color w:val="404040" w:themeColor="text1" w:themeTint="BF"/>
+                          <w:sz w:val="18"/>
+                          <w:szCs w:val="18"/>
+                        </w:rPr>
+                        <w:t xml:space="preserve">  {{work_notes}}</w:t>
                       </w:r>
                       <w:r>
                         <w:rPr>
